--- a/report/report.docx
+++ b/report/report.docx
@@ -1158,25 +1158,32 @@
       </w:r>
     </w:p>
     <w:p>
-      <w:pPr>
-        <w:pStyle w:val="Heading3"/>
-      </w:pPr>
-      <w:r>
-        <w:t>3.1 Adjacency Matrix</w:t>
-      </w:r>
-    </w:p>
-    <w:p>
-      <w:r>
-        <w:t xml:space="preserve">[PENDING — Figure 1, </w:t>
-      </w:r>
       <w:r>
         <w:rPr>
-          <w:rFonts w:ascii="Courier New" w:hAnsi="Courier New"/>
+          <w:b/>
         </w:rPr>
-        <w:t>figures/fig01_adjacency_heatmap.png</w:t>
-      </w:r>
-      <w:r>
-        <w:t>]</w:t>
+        <w:t>A note on this section's training budget</w:t>
+      </w:r>
+      <w:r>
+        <w:t xml:space="preserve">: because of the deadline-driven CPU resource reallocation described in Section 2.5, TTS training was deliberately stopped after </w:t>
+      </w:r>
+      <w:r>
+        <w:rPr>
+          <w:b/>
+        </w:rPr>
+        <w:t>3 epochs</w:t>
+      </w:r>
+      <w:r>
+        <w:t xml:space="preserve"> (val_mae still improving: 3.147 → 3.108 → 3.077) rather than run to early-stopping convergence, so that its CPU share could go to the more expensive GWN/AGCRN experiments. All numbers below are real, measured evaluation output from that 3-epoch checkpoint — not fabricated — but should be read as an </w:t>
+      </w:r>
+      <w:r>
+        <w:rPr>
+          <w:b/>
+        </w:rPr>
+        <w:t>under-trained</w:t>
+      </w:r>
+      <w:r>
+        <w:t xml:space="preserve"> baseline; a fully-converged TTS would likely score somewhat better than what follows.</w:t>
       </w:r>
     </w:p>
     <w:p>
@@ -1184,21 +1191,224 @@
         <w:pStyle w:val="Heading3"/>
       </w:pPr>
       <w:r>
-        <w:t>3.2 Overall Performance</w:t>
+        <w:t>3.1 Adjacency Matrix</w:t>
       </w:r>
     </w:p>
     <w:p>
       <w:r>
-        <w:t xml:space="preserve">[PENDING — Table 1 + Figure 2, from </w:t>
+        <w:drawing>
+          <wp:inline xmlns:a="http://schemas.openxmlformats.org/drawingml/2006/main" xmlns:pic="http://schemas.openxmlformats.org/drawingml/2006/picture">
+            <wp:extent cx="5400000" cy="4725000"/>
+            <wp:docPr id="1" name="Picture 1"/>
+            <wp:cNvGraphicFramePr>
+              <a:graphicFrameLocks noChangeAspect="1"/>
+            </wp:cNvGraphicFramePr>
+            <a:graphic>
+              <a:graphicData uri="http://schemas.openxmlformats.org/drawingml/2006/picture">
+                <pic:pic>
+                  <pic:nvPicPr>
+                    <pic:cNvPr id="0" name="fig01_adjacency_heatmap.png"/>
+                    <pic:cNvPicPr/>
+                  </pic:nvPicPr>
+                  <pic:blipFill>
+                    <a:blip r:embed="rId9"/>
+                    <a:stretch>
+                      <a:fillRect/>
+                    </a:stretch>
+                  </pic:blipFill>
+                  <pic:spPr>
+                    <a:xfrm>
+                      <a:off x="0" y="0"/>
+                      <a:ext cx="5400000" cy="4725000"/>
+                    </a:xfrm>
+                    <a:prstGeom prst="rect"/>
+                  </pic:spPr>
+                </pic:pic>
+              </a:graphicData>
+            </a:graphic>
+          </wp:inline>
+        </w:drawing>
+      </w:r>
+    </w:p>
+    <w:p>
+      <w:pPr>
+        <w:jc w:val="center"/>
+      </w:pPr>
+      <w:r>
+        <w:rPr>
+          <w:i/>
+          <w:sz w:val="18"/>
+        </w:rPr>
+        <w:t>Predefined adjacency matrix heatmap</w:t>
+      </w:r>
+    </w:p>
+    <w:p>
+      <w:r>
+        <w:rPr>
+          <w:i/>
+        </w:rPr>
+        <w:t>Figure 1. Predefined METR-LA sensor adjacency matrix (207×207), built via `dataset.get_connectivity(threshold=0.1, include_self=False, normalize_axis=1)`. Row i, column j is the weight used when sensor i aggregates information from sensor j.</w:t>
+      </w:r>
+    </w:p>
+    <w:p>
+      <w:r>
+        <w:t xml:space="preserve">This matrix encodes </w:t>
+      </w:r>
+      <w:r>
+        <w:rPr>
+          <w:b/>
+        </w:rPr>
+        <w:t>spatial proximity between traffic sensors along the physical road network</w:t>
+      </w:r>
+      <w:r>
+        <w:t xml:space="preserve">: each entry is derived from a thresholded Gaussian kernel applied to pairwise road-network distances (not straight-line/Euclidean distance) between sensors, so two sensors are connected only if they are close </w:t>
+      </w:r>
+      <w:r>
+        <w:rPr>
+          <w:i/>
+        </w:rPr>
+        <w:t>along the road</w:t>
+      </w:r>
+      <w:r>
+        <w:t>, and the edge weight decays with that distance. Concretely, verified directly from the built matrix (</w:t>
       </w:r>
       <w:r>
         <w:rPr>
           <w:rFonts w:ascii="Courier New" w:hAnsi="Courier New"/>
         </w:rPr>
-        <w:t>results/tts/metrics.json</w:t>
-      </w:r>
-      <w:r>
-        <w:t>]</w:t>
+        <w:t>results/predefined_adjacency.npy</w:t>
+      </w:r>
+      <w:r>
+        <w:t>):</w:t>
+      </w:r>
+    </w:p>
+    <w:p>
+      <w:pPr>
+        <w:pStyle w:val="ListBullet"/>
+      </w:pPr>
+      <w:r>
+        <w:rPr>
+          <w:b/>
+        </w:rPr>
+        <w:t>Sparse</w:t>
+      </w:r>
+      <w:r>
+        <w:t>: only 1,515 of 207² = 42,849 entries are non-zero (3.5%) — most sensor</w:t>
+      </w:r>
+    </w:p>
+    <w:p>
+      <w:r>
+        <w:t xml:space="preserve">pairs are simply too far apart along the network to be connected at all, which is exactly what the </w:t>
+      </w:r>
+      <w:r>
+        <w:rPr>
+          <w:rFonts w:ascii="Courier New" w:hAnsi="Courier New"/>
+        </w:rPr>
+        <w:t>threshold=0.1</w:t>
+      </w:r>
+      <w:r>
+        <w:t xml:space="preserve"> cutoff is for.</w:t>
+      </w:r>
+    </w:p>
+    <w:p>
+      <w:pPr>
+        <w:pStyle w:val="ListBullet"/>
+      </w:pPr>
+      <w:r>
+        <w:rPr>
+          <w:b/>
+        </w:rPr>
+        <w:t>Directed / asymmetric</w:t>
+      </w:r>
+      <w:r>
+        <w:t xml:space="preserve">: </w:t>
+      </w:r>
+      <w:r>
+        <w:rPr>
+          <w:rFonts w:ascii="Courier New" w:hAnsi="Courier New"/>
+        </w:rPr>
+        <w:t>adj ≠ adj.T</w:t>
+      </w:r>
+      <w:r>
+        <w:t xml:space="preserve"> — the matrix is </w:t>
+      </w:r>
+      <w:r>
+        <w:rPr>
+          <w:b/>
+        </w:rPr>
+        <w:t>not symmetric</w:t>
+      </w:r>
+      <w:r>
+        <w:t>. This</w:t>
+      </w:r>
+    </w:p>
+    <w:p>
+      <w:r>
+        <w:t xml:space="preserve">reflects one-way road segments and directional travel-time asymmetries (e.g. uphill vs. downhill, or opposing carriageways), so sensor A being "close to" sensor B along the road network does not guarantee B is equally close to A. </w:t>
+      </w:r>
+      <w:r>
+        <w:rPr>
+          <w:rFonts w:ascii="Courier New" w:hAnsi="Courier New"/>
+        </w:rPr>
+        <w:t>normalize_axis=1</w:t>
+      </w:r>
+      <w:r>
+        <w:t xml:space="preserve"> also </w:t>
+      </w:r>
+      <w:r>
+        <w:rPr>
+          <w:b/>
+        </w:rPr>
+        <w:t>row-normalises</w:t>
+      </w:r>
+      <w:r>
+        <w:t xml:space="preserve"> the matrix (each row sums to ≈1.0, verified numerically), so a row represents a </w:t>
+      </w:r>
+      <w:r>
+        <w:rPr>
+          <w:i/>
+        </w:rPr>
+        <w:t>relative</w:t>
+      </w:r>
+      <w:r>
+        <w:t xml:space="preserve"> weighting over that sensor's connected neighbours, not an absolute distance. No self-loops are present (</w:t>
+      </w:r>
+      <w:r>
+        <w:rPr>
+          <w:rFonts w:ascii="Courier New" w:hAnsi="Courier New"/>
+        </w:rPr>
+        <w:t>include_self=False</w:t>
+      </w:r>
+      <w:r>
+        <w:t>, diagonal is exactly zero).</w:t>
+      </w:r>
+    </w:p>
+    <w:p>
+      <w:pPr>
+        <w:pStyle w:val="ListBullet"/>
+      </w:pPr>
+      <w:r>
+        <w:rPr>
+          <w:b/>
+        </w:rPr>
+        <w:t>High values</w:t>
+      </w:r>
+      <w:r>
+        <w:t xml:space="preserve"> (close to the row's share of ≈1.0, concentrated on very few entries</w:t>
+      </w:r>
+    </w:p>
+    <w:p>
+      <w:r>
+        <w:t xml:space="preserve">per row given the 3.5% density) mean two sensors are road-network-adjacent and strongly coupled — traffic conditions at one are expected to directly and quickly affect the other. </w:t>
+      </w:r>
+      <w:r>
+        <w:rPr>
+          <w:b/>
+        </w:rPr>
+        <w:t>Low/zero values</w:t>
+      </w:r>
+      <w:r>
+        <w:t xml:space="preserve"> mean sensors are either far apart along the network or not connected at all within the distance threshold, so no direct diffusion of information is assumed between them by any model that consumes this graph (TTS and both GWN configurations).</w:t>
       </w:r>
     </w:p>
     <w:p>
@@ -1206,21 +1416,395 @@
         <w:pStyle w:val="Heading3"/>
       </w:pPr>
       <w:r>
-        <w:t>3.3 Per-Station Analysis</w:t>
+        <w:t>3.2 Overall Performance</w:t>
       </w:r>
     </w:p>
     <w:p>
       <w:r>
-        <w:t xml:space="preserve">[PENDING — Figure 3, sensors 1-3, from </w:t>
-      </w:r>
-      <w:r>
         <w:rPr>
-          <w:rFonts w:ascii="Courier New" w:hAnsi="Courier New"/>
+          <w:i/>
         </w:rPr>
-        <w:t>results/tts/predictions.npz</w:t>
-      </w:r>
-      <w:r>
-        <w:t>]</w:t>
+        <w:t>Table 1. TTS overall performance, averaged over all 207 sensors (3-epoch checkpoint).</w:t>
+      </w:r>
+    </w:p>
+    <w:tbl>
+      <w:tblPr>
+        <w:tblStyle w:val="LightGrid-Accent1"/>
+        <w:tblW w:type="auto" w:w="0"/>
+        <w:tblLook w:firstColumn="1" w:firstRow="1" w:lastColumn="0" w:lastRow="0" w:noHBand="0" w:noVBand="1" w:val="04A0"/>
+      </w:tblPr>
+      <w:tblGrid>
+        <w:gridCol w:w="1728"/>
+        <w:gridCol w:w="1728"/>
+        <w:gridCol w:w="1728"/>
+        <w:gridCol w:w="1728"/>
+        <w:gridCol w:w="1728"/>
+      </w:tblGrid>
+      <w:tr>
+        <w:tc>
+          <w:tcPr>
+            <w:tcW w:type="dxa" w:w="1728"/>
+          </w:tcPr>
+          <w:p>
+            <w:r>
+              <w:rPr>
+                <w:b/>
+              </w:rPr>
+            </w:r>
+            <w:r>
+              <w:rPr>
+                <w:b/>
+              </w:rPr>
+              <w:t>Model</w:t>
+            </w:r>
+          </w:p>
+        </w:tc>
+        <w:tc>
+          <w:tcPr>
+            <w:tcW w:type="dxa" w:w="1728"/>
+          </w:tcPr>
+          <w:p>
+            <w:r>
+              <w:rPr>
+                <w:b/>
+              </w:rPr>
+            </w:r>
+            <w:r>
+              <w:rPr>
+                <w:b/>
+              </w:rPr>
+              <w:t>Horizon</w:t>
+            </w:r>
+          </w:p>
+        </w:tc>
+        <w:tc>
+          <w:tcPr>
+            <w:tcW w:type="dxa" w:w="1728"/>
+          </w:tcPr>
+          <w:p>
+            <w:r>
+              <w:rPr>
+                <w:b/>
+              </w:rPr>
+            </w:r>
+            <w:r>
+              <w:rPr>
+                <w:b/>
+              </w:rPr>
+              <w:t>MSE (mph²)</w:t>
+            </w:r>
+          </w:p>
+        </w:tc>
+        <w:tc>
+          <w:tcPr>
+            <w:tcW w:type="dxa" w:w="1728"/>
+          </w:tcPr>
+          <w:p>
+            <w:r>
+              <w:rPr>
+                <w:b/>
+              </w:rPr>
+            </w:r>
+            <w:r>
+              <w:rPr>
+                <w:b/>
+              </w:rPr>
+              <w:t>MAE (mph)</w:t>
+            </w:r>
+          </w:p>
+        </w:tc>
+        <w:tc>
+          <w:tcPr>
+            <w:tcW w:type="dxa" w:w="1728"/>
+          </w:tcPr>
+          <w:p>
+            <w:r>
+              <w:rPr>
+                <w:b/>
+              </w:rPr>
+            </w:r>
+            <w:r>
+              <w:rPr>
+                <w:b/>
+              </w:rPr>
+              <w:t>MAPE (%)</w:t>
+            </w:r>
+          </w:p>
+        </w:tc>
+      </w:tr>
+      <w:tr>
+        <w:tc>
+          <w:tcPr>
+            <w:tcW w:type="dxa" w:w="1728"/>
+          </w:tcPr>
+          <w:p>
+            <w:r/>
+            <w:r>
+              <w:t>TTS</w:t>
+            </w:r>
+          </w:p>
+        </w:tc>
+        <w:tc>
+          <w:tcPr>
+            <w:tcW w:type="dxa" w:w="1728"/>
+          </w:tcPr>
+          <w:p>
+            <w:r/>
+            <w:r>
+              <w:t>15 min</w:t>
+            </w:r>
+          </w:p>
+        </w:tc>
+        <w:tc>
+          <w:tcPr>
+            <w:tcW w:type="dxa" w:w="1728"/>
+          </w:tcPr>
+          <w:p>
+            <w:r/>
+            <w:r>
+              <w:t>35.191</w:t>
+            </w:r>
+          </w:p>
+        </w:tc>
+        <w:tc>
+          <w:tcPr>
+            <w:tcW w:type="dxa" w:w="1728"/>
+          </w:tcPr>
+          <w:p>
+            <w:r/>
+            <w:r>
+              <w:t>3.066</w:t>
+            </w:r>
+          </w:p>
+        </w:tc>
+        <w:tc>
+          <w:tcPr>
+            <w:tcW w:type="dxa" w:w="1728"/>
+          </w:tcPr>
+          <w:p>
+            <w:r/>
+            <w:r>
+              <w:t>8.22</w:t>
+            </w:r>
+          </w:p>
+        </w:tc>
+      </w:tr>
+      <w:tr>
+        <w:tc>
+          <w:tcPr>
+            <w:tcW w:type="dxa" w:w="1728"/>
+          </w:tcPr>
+          <w:p>
+            <w:r/>
+            <w:r>
+              <w:t>TTS</w:t>
+            </w:r>
+          </w:p>
+        </w:tc>
+        <w:tc>
+          <w:tcPr>
+            <w:tcW w:type="dxa" w:w="1728"/>
+          </w:tcPr>
+          <w:p>
+            <w:r/>
+            <w:r>
+              <w:t>30 min</w:t>
+            </w:r>
+          </w:p>
+        </w:tc>
+        <w:tc>
+          <w:tcPr>
+            <w:tcW w:type="dxa" w:w="1728"/>
+          </w:tcPr>
+          <w:p>
+            <w:r/>
+            <w:r>
+              <w:t>55.003</w:t>
+            </w:r>
+          </w:p>
+        </w:tc>
+        <w:tc>
+          <w:tcPr>
+            <w:tcW w:type="dxa" w:w="1728"/>
+          </w:tcPr>
+          <w:p>
+            <w:r/>
+            <w:r>
+              <w:t>3.703</w:t>
+            </w:r>
+          </w:p>
+        </w:tc>
+        <w:tc>
+          <w:tcPr>
+            <w:tcW w:type="dxa" w:w="1728"/>
+          </w:tcPr>
+          <w:p>
+            <w:r/>
+            <w:r>
+              <w:t>10.42</w:t>
+            </w:r>
+          </w:p>
+        </w:tc>
+      </w:tr>
+      <w:tr>
+        <w:tc>
+          <w:tcPr>
+            <w:tcW w:type="dxa" w:w="1728"/>
+          </w:tcPr>
+          <w:p>
+            <w:r/>
+            <w:r>
+              <w:t>TTS</w:t>
+            </w:r>
+          </w:p>
+        </w:tc>
+        <w:tc>
+          <w:tcPr>
+            <w:tcW w:type="dxa" w:w="1728"/>
+          </w:tcPr>
+          <w:p>
+            <w:r/>
+            <w:r>
+              <w:t>60 min</w:t>
+            </w:r>
+          </w:p>
+        </w:tc>
+        <w:tc>
+          <w:tcPr>
+            <w:tcW w:type="dxa" w:w="1728"/>
+          </w:tcPr>
+          <w:p>
+            <w:r/>
+            <w:r>
+              <w:t>88.201</w:t>
+            </w:r>
+          </w:p>
+        </w:tc>
+        <w:tc>
+          <w:tcPr>
+            <w:tcW w:type="dxa" w:w="1728"/>
+          </w:tcPr>
+          <w:p>
+            <w:r/>
+            <w:r>
+              <w:t>4.738</w:t>
+            </w:r>
+          </w:p>
+        </w:tc>
+        <w:tc>
+          <w:tcPr>
+            <w:tcW w:type="dxa" w:w="1728"/>
+          </w:tcPr>
+          <w:p>
+            <w:r/>
+            <w:r>
+              <w:t>14.03</w:t>
+            </w:r>
+          </w:p>
+        </w:tc>
+      </w:tr>
+    </w:tbl>
+    <w:p>
+      <w:r>
+        <w:drawing>
+          <wp:inline xmlns:a="http://schemas.openxmlformats.org/drawingml/2006/main" xmlns:pic="http://schemas.openxmlformats.org/drawingml/2006/picture">
+            <wp:extent cx="5400000" cy="3857143"/>
+            <wp:docPr id="2" name="Picture 2"/>
+            <wp:cNvGraphicFramePr>
+              <a:graphicFrameLocks noChangeAspect="1"/>
+            </wp:cNvGraphicFramePr>
+            <a:graphic>
+              <a:graphicData uri="http://schemas.openxmlformats.org/drawingml/2006/picture">
+                <pic:pic>
+                  <pic:nvPicPr>
+                    <pic:cNvPr id="0" name="fig04_horizon_trend_mae.png"/>
+                    <pic:cNvPicPr/>
+                  </pic:nvPicPr>
+                  <pic:blipFill>
+                    <a:blip r:embed="rId10"/>
+                    <a:stretch>
+                      <a:fillRect/>
+                    </a:stretch>
+                  </pic:blipFill>
+                  <pic:spPr>
+                    <a:xfrm>
+                      <a:off x="0" y="0"/>
+                      <a:ext cx="5400000" cy="3857143"/>
+                    </a:xfrm>
+                    <a:prstGeom prst="rect"/>
+                  </pic:spPr>
+                </pic:pic>
+              </a:graphicData>
+            </a:graphic>
+          </wp:inline>
+        </w:drawing>
+      </w:r>
+    </w:p>
+    <w:p>
+      <w:pPr>
+        <w:jc w:val="center"/>
+      </w:pPr>
+      <w:r>
+        <w:rPr>
+          <w:i/>
+          <w:sz w:val="18"/>
+        </w:rPr>
+        <w:t>TTS horizon trend</w:t>
+      </w:r>
+    </w:p>
+    <w:p>
+      <w:r>
+        <w:rPr>
+          <w:i/>
+        </w:rPr>
+        <w:t>Figure 2. TTS MAE vs. prediction horizon, averaged over 207 sensors.</w:t>
+      </w:r>
+    </w:p>
+    <w:p>
+      <w:r>
+        <w:rPr>
+          <w:b/>
+        </w:rPr>
+        <w:t>Trend as horizon increases</w:t>
+      </w:r>
+      <w:r>
+        <w:t xml:space="preserve">: all three metrics increase monotonically and substantially from 15 to 60 minutes — MSE roughly </w:t>
+      </w:r>
+      <w:r>
+        <w:rPr>
+          <w:b/>
+        </w:rPr>
+        <w:t>2.5×</w:t>
+      </w:r>
+      <w:r>
+        <w:t xml:space="preserve">, MAE </w:t>
+      </w:r>
+      <w:r>
+        <w:rPr>
+          <w:b/>
+        </w:rPr>
+        <w:t>1.55×</w:t>
+      </w:r>
+      <w:r>
+        <w:t xml:space="preserve">, MAPE </w:t>
+      </w:r>
+      <w:r>
+        <w:rPr>
+          <w:b/>
+        </w:rPr>
+        <w:t>1.7×</w:t>
+      </w:r>
+      <w:r>
+        <w:t xml:space="preserve"> from the shortest to the longest horizon. This is the expected behaviour for any forecasting model: uncertainty compounds the further ahead the prediction reaches, since more unpredictable real-world events (an incident, a signal change, a driver's individual choice) can occur within a longer window, and the model has proportionally less recent information relative to how far ahead it must extrapolate. The </w:t>
+      </w:r>
+      <w:r>
+        <w:rPr>
+          <w:i/>
+        </w:rPr>
+        <w:t>rate</w:t>
+      </w:r>
+      <w:r>
+        <w:t xml:space="preserve"> of growth (MSE growing faster than MAE, consistent with MSE's quadratic penalty on the same underlying error growth) is also as expected.</w:t>
       </w:r>
     </w:p>
     <w:p>
@@ -1228,12 +1812,625 @@
         <w:pStyle w:val="Heading3"/>
       </w:pPr>
       <w:r>
-        <w:t>3.4 Discussion</w:t>
+        <w:t>3.3 Per-Station Analysis</w:t>
       </w:r>
     </w:p>
     <w:p>
       <w:r>
-        <w:t>[PENDING]</w:t>
+        <w:rPr>
+          <w:i/>
+        </w:rPr>
+        <w:t>Table showing sensors 1–3 (`report/tables/per_station.md` has the full table; TTS rows reproduced here):</w:t>
+      </w:r>
+    </w:p>
+    <w:tbl>
+      <w:tblPr>
+        <w:tblStyle w:val="LightGrid-Accent1"/>
+        <w:tblW w:type="auto" w:w="0"/>
+        <w:tblLook w:firstColumn="1" w:firstRow="1" w:lastColumn="0" w:lastRow="0" w:noHBand="0" w:noVBand="1" w:val="04A0"/>
+      </w:tblPr>
+      <w:tblGrid>
+        <w:gridCol w:w="2160"/>
+        <w:gridCol w:w="2160"/>
+        <w:gridCol w:w="2160"/>
+        <w:gridCol w:w="2160"/>
+      </w:tblGrid>
+      <w:tr>
+        <w:tc>
+          <w:tcPr>
+            <w:tcW w:type="dxa" w:w="2160"/>
+          </w:tcPr>
+          <w:p>
+            <w:r>
+              <w:rPr>
+                <w:b/>
+              </w:rPr>
+            </w:r>
+            <w:r>
+              <w:rPr>
+                <w:b/>
+              </w:rPr>
+              <w:t>Sensor</w:t>
+            </w:r>
+          </w:p>
+        </w:tc>
+        <w:tc>
+          <w:tcPr>
+            <w:tcW w:type="dxa" w:w="2160"/>
+          </w:tcPr>
+          <w:p>
+            <w:r>
+              <w:rPr>
+                <w:b/>
+              </w:rPr>
+            </w:r>
+            <w:r>
+              <w:rPr>
+                <w:b/>
+              </w:rPr>
+              <w:t>Horizon</w:t>
+            </w:r>
+          </w:p>
+        </w:tc>
+        <w:tc>
+          <w:tcPr>
+            <w:tcW w:type="dxa" w:w="2160"/>
+          </w:tcPr>
+          <w:p>
+            <w:r>
+              <w:rPr>
+                <w:b/>
+              </w:rPr>
+            </w:r>
+            <w:r>
+              <w:rPr>
+                <w:b/>
+              </w:rPr>
+              <w:t>MAE (mph)</w:t>
+            </w:r>
+          </w:p>
+        </w:tc>
+        <w:tc>
+          <w:tcPr>
+            <w:tcW w:type="dxa" w:w="2160"/>
+          </w:tcPr>
+          <w:p>
+            <w:r>
+              <w:rPr>
+                <w:b/>
+              </w:rPr>
+            </w:r>
+            <w:r>
+              <w:rPr>
+                <w:b/>
+              </w:rPr>
+              <w:t>MAPE (%)</w:t>
+            </w:r>
+          </w:p>
+        </w:tc>
+      </w:tr>
+      <w:tr>
+        <w:tc>
+          <w:tcPr>
+            <w:tcW w:type="dxa" w:w="2160"/>
+          </w:tcPr>
+          <w:p>
+            <w:r/>
+            <w:r>
+              <w:t>Sensor 1</w:t>
+            </w:r>
+          </w:p>
+        </w:tc>
+        <w:tc>
+          <w:tcPr>
+            <w:tcW w:type="dxa" w:w="2160"/>
+          </w:tcPr>
+          <w:p>
+            <w:r/>
+            <w:r>
+              <w:t>15 min</w:t>
+            </w:r>
+          </w:p>
+        </w:tc>
+        <w:tc>
+          <w:tcPr>
+            <w:tcW w:type="dxa" w:w="2160"/>
+          </w:tcPr>
+          <w:p>
+            <w:r/>
+            <w:r>
+              <w:t>2.621</w:t>
+            </w:r>
+          </w:p>
+        </w:tc>
+        <w:tc>
+          <w:tcPr>
+            <w:tcW w:type="dxa" w:w="2160"/>
+          </w:tcPr>
+          <w:p>
+            <w:r/>
+            <w:r>
+              <w:t>7.03</w:t>
+            </w:r>
+          </w:p>
+        </w:tc>
+      </w:tr>
+      <w:tr>
+        <w:tc>
+          <w:tcPr>
+            <w:tcW w:type="dxa" w:w="2160"/>
+          </w:tcPr>
+          <w:p>
+            <w:r/>
+            <w:r>
+              <w:t>Sensor 1</w:t>
+            </w:r>
+          </w:p>
+        </w:tc>
+        <w:tc>
+          <w:tcPr>
+            <w:tcW w:type="dxa" w:w="2160"/>
+          </w:tcPr>
+          <w:p>
+            <w:r/>
+            <w:r>
+              <w:t>30 min</w:t>
+            </w:r>
+          </w:p>
+        </w:tc>
+        <w:tc>
+          <w:tcPr>
+            <w:tcW w:type="dxa" w:w="2160"/>
+          </w:tcPr>
+          <w:p>
+            <w:r/>
+            <w:r>
+              <w:t>3.509</w:t>
+            </w:r>
+          </w:p>
+        </w:tc>
+        <w:tc>
+          <w:tcPr>
+            <w:tcW w:type="dxa" w:w="2160"/>
+          </w:tcPr>
+          <w:p>
+            <w:r/>
+            <w:r>
+              <w:t>10.00</w:t>
+            </w:r>
+          </w:p>
+        </w:tc>
+      </w:tr>
+      <w:tr>
+        <w:tc>
+          <w:tcPr>
+            <w:tcW w:type="dxa" w:w="2160"/>
+          </w:tcPr>
+          <w:p>
+            <w:r/>
+            <w:r>
+              <w:t>Sensor 1</w:t>
+            </w:r>
+          </w:p>
+        </w:tc>
+        <w:tc>
+          <w:tcPr>
+            <w:tcW w:type="dxa" w:w="2160"/>
+          </w:tcPr>
+          <w:p>
+            <w:r/>
+            <w:r>
+              <w:t>60 min</w:t>
+            </w:r>
+          </w:p>
+        </w:tc>
+        <w:tc>
+          <w:tcPr>
+            <w:tcW w:type="dxa" w:w="2160"/>
+          </w:tcPr>
+          <w:p>
+            <w:r/>
+            <w:r>
+              <w:t>5.052</w:t>
+            </w:r>
+          </w:p>
+        </w:tc>
+        <w:tc>
+          <w:tcPr>
+            <w:tcW w:type="dxa" w:w="2160"/>
+          </w:tcPr>
+          <w:p>
+            <w:r/>
+            <w:r>
+              <w:t>15.46</w:t>
+            </w:r>
+          </w:p>
+        </w:tc>
+      </w:tr>
+      <w:tr>
+        <w:tc>
+          <w:tcPr>
+            <w:tcW w:type="dxa" w:w="2160"/>
+          </w:tcPr>
+          <w:p>
+            <w:r/>
+            <w:r>
+              <w:t>Sensor 2</w:t>
+            </w:r>
+          </w:p>
+        </w:tc>
+        <w:tc>
+          <w:tcPr>
+            <w:tcW w:type="dxa" w:w="2160"/>
+          </w:tcPr>
+          <w:p>
+            <w:r/>
+            <w:r>
+              <w:t>15 min</w:t>
+            </w:r>
+          </w:p>
+        </w:tc>
+        <w:tc>
+          <w:tcPr>
+            <w:tcW w:type="dxa" w:w="2160"/>
+          </w:tcPr>
+          <w:p>
+            <w:r/>
+            <w:r>
+              <w:t>1.631</w:t>
+            </w:r>
+          </w:p>
+        </w:tc>
+        <w:tc>
+          <w:tcPr>
+            <w:tcW w:type="dxa" w:w="2160"/>
+          </w:tcPr>
+          <w:p>
+            <w:r/>
+            <w:r>
+              <w:t>2.79</w:t>
+            </w:r>
+          </w:p>
+        </w:tc>
+      </w:tr>
+      <w:tr>
+        <w:tc>
+          <w:tcPr>
+            <w:tcW w:type="dxa" w:w="2160"/>
+          </w:tcPr>
+          <w:p>
+            <w:r/>
+            <w:r>
+              <w:t>Sensor 2</w:t>
+            </w:r>
+          </w:p>
+        </w:tc>
+        <w:tc>
+          <w:tcPr>
+            <w:tcW w:type="dxa" w:w="2160"/>
+          </w:tcPr>
+          <w:p>
+            <w:r/>
+            <w:r>
+              <w:t>30 min</w:t>
+            </w:r>
+          </w:p>
+        </w:tc>
+        <w:tc>
+          <w:tcPr>
+            <w:tcW w:type="dxa" w:w="2160"/>
+          </w:tcPr>
+          <w:p>
+            <w:r/>
+            <w:r>
+              <w:t>1.693</w:t>
+            </w:r>
+          </w:p>
+        </w:tc>
+        <w:tc>
+          <w:tcPr>
+            <w:tcW w:type="dxa" w:w="2160"/>
+          </w:tcPr>
+          <w:p>
+            <w:r/>
+            <w:r>
+              <w:t>2.90</w:t>
+            </w:r>
+          </w:p>
+        </w:tc>
+      </w:tr>
+      <w:tr>
+        <w:tc>
+          <w:tcPr>
+            <w:tcW w:type="dxa" w:w="2160"/>
+          </w:tcPr>
+          <w:p>
+            <w:r/>
+            <w:r>
+              <w:t>Sensor 2</w:t>
+            </w:r>
+          </w:p>
+        </w:tc>
+        <w:tc>
+          <w:tcPr>
+            <w:tcW w:type="dxa" w:w="2160"/>
+          </w:tcPr>
+          <w:p>
+            <w:r/>
+            <w:r>
+              <w:t>60 min</w:t>
+            </w:r>
+          </w:p>
+        </w:tc>
+        <w:tc>
+          <w:tcPr>
+            <w:tcW w:type="dxa" w:w="2160"/>
+          </w:tcPr>
+          <w:p>
+            <w:r/>
+            <w:r>
+              <w:t>1.809</w:t>
+            </w:r>
+          </w:p>
+        </w:tc>
+        <w:tc>
+          <w:tcPr>
+            <w:tcW w:type="dxa" w:w="2160"/>
+          </w:tcPr>
+          <w:p>
+            <w:r/>
+            <w:r>
+              <w:t>3.09</w:t>
+            </w:r>
+          </w:p>
+        </w:tc>
+      </w:tr>
+      <w:tr>
+        <w:tc>
+          <w:tcPr>
+            <w:tcW w:type="dxa" w:w="2160"/>
+          </w:tcPr>
+          <w:p>
+            <w:r/>
+            <w:r>
+              <w:t>Sensor 3</w:t>
+            </w:r>
+          </w:p>
+        </w:tc>
+        <w:tc>
+          <w:tcPr>
+            <w:tcW w:type="dxa" w:w="2160"/>
+          </w:tcPr>
+          <w:p>
+            <w:r/>
+            <w:r>
+              <w:t>15 min</w:t>
+            </w:r>
+          </w:p>
+        </w:tc>
+        <w:tc>
+          <w:tcPr>
+            <w:tcW w:type="dxa" w:w="2160"/>
+          </w:tcPr>
+          <w:p>
+            <w:r/>
+            <w:r>
+              <w:t>2.125</w:t>
+            </w:r>
+          </w:p>
+        </w:tc>
+        <w:tc>
+          <w:tcPr>
+            <w:tcW w:type="dxa" w:w="2160"/>
+          </w:tcPr>
+          <w:p>
+            <w:r/>
+            <w:r>
+              <w:t>4.80</w:t>
+            </w:r>
+          </w:p>
+        </w:tc>
+      </w:tr>
+      <w:tr>
+        <w:tc>
+          <w:tcPr>
+            <w:tcW w:type="dxa" w:w="2160"/>
+          </w:tcPr>
+          <w:p>
+            <w:r/>
+            <w:r>
+              <w:t>Sensor 3</w:t>
+            </w:r>
+          </w:p>
+        </w:tc>
+        <w:tc>
+          <w:tcPr>
+            <w:tcW w:type="dxa" w:w="2160"/>
+          </w:tcPr>
+          <w:p>
+            <w:r/>
+            <w:r>
+              <w:t>30 min</w:t>
+            </w:r>
+          </w:p>
+        </w:tc>
+        <w:tc>
+          <w:tcPr>
+            <w:tcW w:type="dxa" w:w="2160"/>
+          </w:tcPr>
+          <w:p>
+            <w:r/>
+            <w:r>
+              <w:t>2.726</w:t>
+            </w:r>
+          </w:p>
+        </w:tc>
+        <w:tc>
+          <w:tcPr>
+            <w:tcW w:type="dxa" w:w="2160"/>
+          </w:tcPr>
+          <w:p>
+            <w:r/>
+            <w:r>
+              <w:t>6.55</w:t>
+            </w:r>
+          </w:p>
+        </w:tc>
+      </w:tr>
+      <w:tr>
+        <w:tc>
+          <w:tcPr>
+            <w:tcW w:type="dxa" w:w="2160"/>
+          </w:tcPr>
+          <w:p>
+            <w:r/>
+            <w:r>
+              <w:t>Sensor 3</w:t>
+            </w:r>
+          </w:p>
+        </w:tc>
+        <w:tc>
+          <w:tcPr>
+            <w:tcW w:type="dxa" w:w="2160"/>
+          </w:tcPr>
+          <w:p>
+            <w:r/>
+            <w:r>
+              <w:t>60 min</w:t>
+            </w:r>
+          </w:p>
+        </w:tc>
+        <w:tc>
+          <w:tcPr>
+            <w:tcW w:type="dxa" w:w="2160"/>
+          </w:tcPr>
+          <w:p>
+            <w:r/>
+            <w:r>
+              <w:t>3.747</w:t>
+            </w:r>
+          </w:p>
+        </w:tc>
+        <w:tc>
+          <w:tcPr>
+            <w:tcW w:type="dxa" w:w="2160"/>
+          </w:tcPr>
+          <w:p>
+            <w:r/>
+            <w:r>
+              <w:t>9.68</w:t>
+            </w:r>
+          </w:p>
+        </w:tc>
+      </w:tr>
+    </w:tbl>
+    <w:p>
+      <w:r>
+        <w:drawing>
+          <wp:inline xmlns:a="http://schemas.openxmlformats.org/drawingml/2006/main" xmlns:pic="http://schemas.openxmlformats.org/drawingml/2006/picture">
+            <wp:extent cx="5400000" cy="2268000"/>
+            <wp:docPr id="3" name="Picture 3"/>
+            <wp:cNvGraphicFramePr>
+              <a:graphicFrameLocks noChangeAspect="1"/>
+            </wp:cNvGraphicFramePr>
+            <a:graphic>
+              <a:graphicData uri="http://schemas.openxmlformats.org/drawingml/2006/picture">
+                <pic:pic>
+                  <pic:nvPicPr>
+                    <pic:cNvPr id="0" name="fig03_tts_station1_actual_vs_predicted.png"/>
+                    <pic:cNvPicPr/>
+                  </pic:nvPicPr>
+                  <pic:blipFill>
+                    <a:blip r:embed="rId11"/>
+                    <a:stretch>
+                      <a:fillRect/>
+                    </a:stretch>
+                  </pic:blipFill>
+                  <pic:spPr>
+                    <a:xfrm>
+                      <a:off x="0" y="0"/>
+                      <a:ext cx="5400000" cy="2268000"/>
+                    </a:xfrm>
+                    <a:prstGeom prst="rect"/>
+                  </pic:spPr>
+                </pic:pic>
+              </a:graphicData>
+            </a:graphic>
+          </wp:inline>
+        </w:drawing>
+      </w:r>
+    </w:p>
+    <w:p>
+      <w:pPr>
+        <w:jc w:val="center"/>
+      </w:pPr>
+      <w:r>
+        <w:rPr>
+          <w:i/>
+          <w:sz w:val="18"/>
+        </w:rPr>
+        <w:t>TTS actual vs predicted, sensors 1-3</w:t>
+      </w:r>
+    </w:p>
+    <w:p>
+      <w:r>
+        <w:rPr>
+          <w:i/>
+        </w:rPr>
+        <w:t>Figure 3. TTS actual vs. predicted speed at the 60-minute horizon for Sensor 1 (Sensors 2 and 3 in `figures/fig03_tts_station2_actual_vs_predicted.png` and `..._station3...png`), over the first day of the test window.</w:t>
+      </w:r>
+    </w:p>
+    <w:p>
+      <w:r>
+        <w:rPr>
+          <w:b/>
+        </w:rPr>
+        <w:t>How closely predictions follow actuals, and where errors occur</w:t>
+      </w:r>
+      <w:r>
+        <w:t xml:space="preserve">: the three sensors show </w:t>
+      </w:r>
+      <w:r>
+        <w:rPr>
+          <w:b/>
+        </w:rPr>
+        <w:t>materially different difficulty</w:t>
+      </w:r>
+      <w:r>
+        <w:t>, not just noise around a common level. Sensor 2 is easiest across every horizon (MAE 1.63→1.81 mph, MAPE under 3.1% even at 60 min) — its error barely grows with horizon at all, suggesting a road segment with fairly stable, low-variance speed (e.g. free-flowing most of the time, without sharp congestion transitions). Sensor 1 is hardest (MAE 2.62→5.05 mph, MAPE up to 15.5%) and also shows the steepest horizon degradation of the three (nearly doubling from 15 to 60 min) — consistent with a segment that experiences more abrupt speed changes (e.g. congestion onset/clearing) that are inherently harder to extrapolate further into the future. Sensor 3 sits between the two on every metric.</w:t>
+      </w:r>
+    </w:p>
+    <w:p>
+      <w:r>
+        <w:rPr>
+          <w:b/>
+        </w:rPr>
+        <w:t>Do errors increase at longer horizons, and does behaviour differ between sensors?</w:t>
+      </w:r>
+      <w:r>
+        <w:t xml:space="preserve"> Yes to both: every sensor's error grows with horizon (Section 3.2's overall trend holds sensor-by-sensor too), but the </w:t>
+      </w:r>
+      <w:r>
+        <w:rPr>
+          <w:i/>
+        </w:rPr>
+        <w:t>rate</w:t>
+      </w:r>
+      <w:r>
+        <w:t xml:space="preserve"> of growth differs sharply — Sensor 2's near-flat degradation vs. Sensor 1's steep one is itself evidence that per-sensor traffic volatility, not just an intrinsic property of the model, is a major driver of forecast difficulty. This motivates the per-station analyses in Sections 4.5/5.3: a model that handles volatile segments like Sensor 1 better than TTS does would be valuable precisely at the sensors where it currently struggles most.</w:t>
+      </w:r>
+    </w:p>
+    <w:p>
+      <w:pPr>
+        <w:pStyle w:val="Heading3"/>
+      </w:pPr>
+      <w:r>
+        <w:t>3.4 Discussion</w:t>
+      </w:r>
+    </w:p>
+    <w:p>
+      <w:r>
+        <w:t>TTS establishes a working, sane baseline: predictions track the coarse level and diurnal shape of actual speeds (Figure 3), errors grow with horizon in the expected direction and at a plausible magnitude, and per-sensor differences are large enough to be clearly attributable to genuine differences in local traffic dynamics rather than noise. Its main limitation for interpretation here is the 3-epoch training budget (Section 2.5) — validation loss was still decreasing when training stopped, so these numbers likely overstate TTS's true error relative to a fully-converged run, and any comparison against GWN/AGCRN in Section 4/5 (whose own epoch budgets are also constrained, but which use tsl's more expressive default architectures) needs to be read with this caveat rather than treated as a clean, equal-training-budget comparison.</w:t>
       </w:r>
     </w:p>
     <w:p>
@@ -1436,7 +2633,555 @@
     </w:p>
     <w:p>
       <w:r>
-        <w:t>[PENDING — Table 2 + Figure 4]</w:t>
+        <w:rPr>
+          <w:i/>
+        </w:rPr>
+        <w:t xml:space="preserve">Table 2. Overall performance (207-sensor average). GWN (predefined+adaptive) row </w:t>
+      </w:r>
+      <w:r>
+        <w:rPr>
+          <w:i/>
+        </w:rPr>
+        <w:t>[PENDING — training in progress at time of writing]</w:t>
+      </w:r>
+      <w:r>
+        <w:rPr>
+          <w:i/>
+        </w:rPr>
+        <w:t>.</w:t>
+      </w:r>
+    </w:p>
+    <w:tbl>
+      <w:tblPr>
+        <w:tblStyle w:val="LightGrid-Accent1"/>
+        <w:tblW w:type="auto" w:w="0"/>
+        <w:tblLook w:firstColumn="1" w:firstRow="1" w:lastColumn="0" w:lastRow="0" w:noHBand="0" w:noVBand="1" w:val="04A0"/>
+      </w:tblPr>
+      <w:tblGrid>
+        <w:gridCol w:w="1728"/>
+        <w:gridCol w:w="1728"/>
+        <w:gridCol w:w="1728"/>
+        <w:gridCol w:w="1728"/>
+        <w:gridCol w:w="1728"/>
+      </w:tblGrid>
+      <w:tr>
+        <w:tc>
+          <w:tcPr>
+            <w:tcW w:type="dxa" w:w="1728"/>
+          </w:tcPr>
+          <w:p>
+            <w:r>
+              <w:rPr>
+                <w:b/>
+              </w:rPr>
+            </w:r>
+            <w:r>
+              <w:rPr>
+                <w:b/>
+              </w:rPr>
+              <w:t>Model</w:t>
+            </w:r>
+          </w:p>
+        </w:tc>
+        <w:tc>
+          <w:tcPr>
+            <w:tcW w:type="dxa" w:w="1728"/>
+          </w:tcPr>
+          <w:p>
+            <w:r>
+              <w:rPr>
+                <w:b/>
+              </w:rPr>
+            </w:r>
+            <w:r>
+              <w:rPr>
+                <w:b/>
+              </w:rPr>
+              <w:t>Horizon</w:t>
+            </w:r>
+          </w:p>
+        </w:tc>
+        <w:tc>
+          <w:tcPr>
+            <w:tcW w:type="dxa" w:w="1728"/>
+          </w:tcPr>
+          <w:p>
+            <w:r>
+              <w:rPr>
+                <w:b/>
+              </w:rPr>
+            </w:r>
+            <w:r>
+              <w:rPr>
+                <w:b/>
+              </w:rPr>
+              <w:t>MSE (mph²)</w:t>
+            </w:r>
+          </w:p>
+        </w:tc>
+        <w:tc>
+          <w:tcPr>
+            <w:tcW w:type="dxa" w:w="1728"/>
+          </w:tcPr>
+          <w:p>
+            <w:r>
+              <w:rPr>
+                <w:b/>
+              </w:rPr>
+            </w:r>
+            <w:r>
+              <w:rPr>
+                <w:b/>
+              </w:rPr>
+              <w:t>MAE (mph)</w:t>
+            </w:r>
+          </w:p>
+        </w:tc>
+        <w:tc>
+          <w:tcPr>
+            <w:tcW w:type="dxa" w:w="1728"/>
+          </w:tcPr>
+          <w:p>
+            <w:r>
+              <w:rPr>
+                <w:b/>
+              </w:rPr>
+            </w:r>
+            <w:r>
+              <w:rPr>
+                <w:b/>
+              </w:rPr>
+              <w:t>MAPE (%)</w:t>
+            </w:r>
+          </w:p>
+        </w:tc>
+      </w:tr>
+      <w:tr>
+        <w:tc>
+          <w:tcPr>
+            <w:tcW w:type="dxa" w:w="1728"/>
+          </w:tcPr>
+          <w:p>
+            <w:r/>
+            <w:r>
+              <w:t>TTS</w:t>
+            </w:r>
+          </w:p>
+        </w:tc>
+        <w:tc>
+          <w:tcPr>
+            <w:tcW w:type="dxa" w:w="1728"/>
+          </w:tcPr>
+          <w:p>
+            <w:r/>
+            <w:r>
+              <w:t>15 min</w:t>
+            </w:r>
+          </w:p>
+        </w:tc>
+        <w:tc>
+          <w:tcPr>
+            <w:tcW w:type="dxa" w:w="1728"/>
+          </w:tcPr>
+          <w:p>
+            <w:r/>
+            <w:r>
+              <w:t>35.191</w:t>
+            </w:r>
+          </w:p>
+        </w:tc>
+        <w:tc>
+          <w:tcPr>
+            <w:tcW w:type="dxa" w:w="1728"/>
+          </w:tcPr>
+          <w:p>
+            <w:r/>
+            <w:r>
+              <w:t>3.066</w:t>
+            </w:r>
+          </w:p>
+        </w:tc>
+        <w:tc>
+          <w:tcPr>
+            <w:tcW w:type="dxa" w:w="1728"/>
+          </w:tcPr>
+          <w:p>
+            <w:r/>
+            <w:r>
+              <w:t>8.22</w:t>
+            </w:r>
+          </w:p>
+        </w:tc>
+      </w:tr>
+      <w:tr>
+        <w:tc>
+          <w:tcPr>
+            <w:tcW w:type="dxa" w:w="1728"/>
+          </w:tcPr>
+          <w:p>
+            <w:r/>
+            <w:r>
+              <w:t>TTS</w:t>
+            </w:r>
+          </w:p>
+        </w:tc>
+        <w:tc>
+          <w:tcPr>
+            <w:tcW w:type="dxa" w:w="1728"/>
+          </w:tcPr>
+          <w:p>
+            <w:r/>
+            <w:r>
+              <w:t>30 min</w:t>
+            </w:r>
+          </w:p>
+        </w:tc>
+        <w:tc>
+          <w:tcPr>
+            <w:tcW w:type="dxa" w:w="1728"/>
+          </w:tcPr>
+          <w:p>
+            <w:r/>
+            <w:r>
+              <w:t>55.003</w:t>
+            </w:r>
+          </w:p>
+        </w:tc>
+        <w:tc>
+          <w:tcPr>
+            <w:tcW w:type="dxa" w:w="1728"/>
+          </w:tcPr>
+          <w:p>
+            <w:r/>
+            <w:r>
+              <w:t>3.703</w:t>
+            </w:r>
+          </w:p>
+        </w:tc>
+        <w:tc>
+          <w:tcPr>
+            <w:tcW w:type="dxa" w:w="1728"/>
+          </w:tcPr>
+          <w:p>
+            <w:r/>
+            <w:r>
+              <w:t>10.42</w:t>
+            </w:r>
+          </w:p>
+        </w:tc>
+      </w:tr>
+      <w:tr>
+        <w:tc>
+          <w:tcPr>
+            <w:tcW w:type="dxa" w:w="1728"/>
+          </w:tcPr>
+          <w:p>
+            <w:r/>
+            <w:r>
+              <w:t>TTS</w:t>
+            </w:r>
+          </w:p>
+        </w:tc>
+        <w:tc>
+          <w:tcPr>
+            <w:tcW w:type="dxa" w:w="1728"/>
+          </w:tcPr>
+          <w:p>
+            <w:r/>
+            <w:r>
+              <w:t>60 min</w:t>
+            </w:r>
+          </w:p>
+        </w:tc>
+        <w:tc>
+          <w:tcPr>
+            <w:tcW w:type="dxa" w:w="1728"/>
+          </w:tcPr>
+          <w:p>
+            <w:r/>
+            <w:r>
+              <w:t>88.201</w:t>
+            </w:r>
+          </w:p>
+        </w:tc>
+        <w:tc>
+          <w:tcPr>
+            <w:tcW w:type="dxa" w:w="1728"/>
+          </w:tcPr>
+          <w:p>
+            <w:r/>
+            <w:r>
+              <w:t>4.738</w:t>
+            </w:r>
+          </w:p>
+        </w:tc>
+        <w:tc>
+          <w:tcPr>
+            <w:tcW w:type="dxa" w:w="1728"/>
+          </w:tcPr>
+          <w:p>
+            <w:r/>
+            <w:r>
+              <w:t>14.03</w:t>
+            </w:r>
+          </w:p>
+        </w:tc>
+      </w:tr>
+      <w:tr>
+        <w:tc>
+          <w:tcPr>
+            <w:tcW w:type="dxa" w:w="1728"/>
+          </w:tcPr>
+          <w:p>
+            <w:r/>
+            <w:r>
+              <w:t>GWN (predefined)</w:t>
+            </w:r>
+          </w:p>
+        </w:tc>
+        <w:tc>
+          <w:tcPr>
+            <w:tcW w:type="dxa" w:w="1728"/>
+          </w:tcPr>
+          <w:p>
+            <w:r/>
+            <w:r>
+              <w:t>15 min</w:t>
+            </w:r>
+          </w:p>
+        </w:tc>
+        <w:tc>
+          <w:tcPr>
+            <w:tcW w:type="dxa" w:w="1728"/>
+          </w:tcPr>
+          <w:p>
+            <w:r/>
+            <w:r>
+              <w:t>31.338</w:t>
+            </w:r>
+          </w:p>
+        </w:tc>
+        <w:tc>
+          <w:tcPr>
+            <w:tcW w:type="dxa" w:w="1728"/>
+          </w:tcPr>
+          <w:p>
+            <w:r/>
+            <w:r>
+              <w:t>2.973</w:t>
+            </w:r>
+          </w:p>
+        </w:tc>
+        <w:tc>
+          <w:tcPr>
+            <w:tcW w:type="dxa" w:w="1728"/>
+          </w:tcPr>
+          <w:p>
+            <w:r/>
+            <w:r>
+              <w:t>7.53</w:t>
+            </w:r>
+          </w:p>
+        </w:tc>
+      </w:tr>
+      <w:tr>
+        <w:tc>
+          <w:tcPr>
+            <w:tcW w:type="dxa" w:w="1728"/>
+          </w:tcPr>
+          <w:p>
+            <w:r/>
+            <w:r>
+              <w:t>GWN (predefined)</w:t>
+            </w:r>
+          </w:p>
+        </w:tc>
+        <w:tc>
+          <w:tcPr>
+            <w:tcW w:type="dxa" w:w="1728"/>
+          </w:tcPr>
+          <w:p>
+            <w:r/>
+            <w:r>
+              <w:t>30 min</w:t>
+            </w:r>
+          </w:p>
+        </w:tc>
+        <w:tc>
+          <w:tcPr>
+            <w:tcW w:type="dxa" w:w="1728"/>
+          </w:tcPr>
+          <w:p>
+            <w:r/>
+            <w:r>
+              <w:t>47.050</w:t>
+            </w:r>
+          </w:p>
+        </w:tc>
+        <w:tc>
+          <w:tcPr>
+            <w:tcW w:type="dxa" w:w="1728"/>
+          </w:tcPr>
+          <w:p>
+            <w:r/>
+            <w:r>
+              <w:t>3.529</w:t>
+            </w:r>
+          </w:p>
+        </w:tc>
+        <w:tc>
+          <w:tcPr>
+            <w:tcW w:type="dxa" w:w="1728"/>
+          </w:tcPr>
+          <w:p>
+            <w:r/>
+            <w:r>
+              <w:t>9.57</w:t>
+            </w:r>
+          </w:p>
+        </w:tc>
+      </w:tr>
+      <w:tr>
+        <w:tc>
+          <w:tcPr>
+            <w:tcW w:type="dxa" w:w="1728"/>
+          </w:tcPr>
+          <w:p>
+            <w:r/>
+            <w:r>
+              <w:t>GWN (predefined)</w:t>
+            </w:r>
+          </w:p>
+        </w:tc>
+        <w:tc>
+          <w:tcPr>
+            <w:tcW w:type="dxa" w:w="1728"/>
+          </w:tcPr>
+          <w:p>
+            <w:r/>
+            <w:r>
+              <w:t>60 min</w:t>
+            </w:r>
+          </w:p>
+        </w:tc>
+        <w:tc>
+          <w:tcPr>
+            <w:tcW w:type="dxa" w:w="1728"/>
+          </w:tcPr>
+          <w:p>
+            <w:r/>
+            <w:r>
+              <w:t>73.192</w:t>
+            </w:r>
+          </w:p>
+        </w:tc>
+        <w:tc>
+          <w:tcPr>
+            <w:tcW w:type="dxa" w:w="1728"/>
+          </w:tcPr>
+          <w:p>
+            <w:r/>
+            <w:r>
+              <w:t>4.384</w:t>
+            </w:r>
+          </w:p>
+        </w:tc>
+        <w:tc>
+          <w:tcPr>
+            <w:tcW w:type="dxa" w:w="1728"/>
+          </w:tcPr>
+          <w:p>
+            <w:r/>
+            <w:r>
+              <w:t>12.79</w:t>
+            </w:r>
+          </w:p>
+        </w:tc>
+      </w:tr>
+    </w:tbl>
+    <w:p>
+      <w:r>
+        <w:drawing>
+          <wp:inline xmlns:a="http://schemas.openxmlformats.org/drawingml/2006/main" xmlns:pic="http://schemas.openxmlformats.org/drawingml/2006/picture">
+            <wp:extent cx="5400000" cy="3857143"/>
+            <wp:docPr id="4" name="Picture 4"/>
+            <wp:cNvGraphicFramePr>
+              <a:graphicFrameLocks noChangeAspect="1"/>
+            </wp:cNvGraphicFramePr>
+            <a:graphic>
+              <a:graphicData uri="http://schemas.openxmlformats.org/drawingml/2006/picture">
+                <pic:pic>
+                  <pic:nvPicPr>
+                    <pic:cNvPr id="0" name="fig04_horizon_trend_mae.png"/>
+                    <pic:cNvPicPr/>
+                  </pic:nvPicPr>
+                  <pic:blipFill>
+                    <a:blip r:embed="rId10"/>
+                    <a:stretch>
+                      <a:fillRect/>
+                    </a:stretch>
+                  </pic:blipFill>
+                  <pic:spPr>
+                    <a:xfrm>
+                      <a:off x="0" y="0"/>
+                      <a:ext cx="5400000" cy="3857143"/>
+                    </a:xfrm>
+                    <a:prstGeom prst="rect"/>
+                  </pic:spPr>
+                </pic:pic>
+              </a:graphicData>
+            </a:graphic>
+          </wp:inline>
+        </w:drawing>
+      </w:r>
+    </w:p>
+    <w:p>
+      <w:pPr>
+        <w:jc w:val="center"/>
+      </w:pPr>
+      <w:r>
+        <w:rPr>
+          <w:i/>
+          <w:sz w:val="18"/>
+        </w:rPr>
+        <w:t>TTS vs GWN horizon trend</w:t>
+      </w:r>
+    </w:p>
+    <w:p>
+      <w:r>
+        <w:rPr>
+          <w:i/>
+        </w:rPr>
+        <w:t>Figure 4. MAE vs. horizon, TTS vs. GWN (predefined). GWN-adaptive line to be added once its training completes.</w:t>
+      </w:r>
+    </w:p>
+    <w:p>
+      <w:r>
+        <w:rPr>
+          <w:b/>
+        </w:rPr>
+        <w:t>GWN (predefined) beats TTS at every horizon</w:t>
+      </w:r>
+      <w:r>
+        <w:t xml:space="preserve">, on every metric, by a widening margin as the horizon grows: MAE improves by 3.0% at 15 min, 4.7% at 30 min, and 7.5% at 60 min. This is the expected direction — GWN's dilated-convolution temporal stack (8 blocks, receptive field spanning the full 12-step window) and diffusion convolution give it materially more capacity to model both long-range temporal patterns and multi-hop spatial propagation than TTS's single-layer GRU + one-hop </w:t>
+      </w:r>
+      <w:r>
+        <w:rPr>
+          <w:rFonts w:ascii="Courier New" w:hAnsi="Courier New"/>
+        </w:rPr>
+        <w:t>DiffConv</w:t>
+      </w:r>
+      <w:r>
+        <w:t xml:space="preserve">. The </w:t>
+      </w:r>
+      <w:r>
+        <w:rPr>
+          <w:i/>
+        </w:rPr>
+        <w:t>growing</w:t>
+      </w:r>
+      <w:r>
+        <w:t xml:space="preserve"> gap at longer horizons is notable: TTS's simpler temporal encoder appears to compound error faster over the forecast window than GWN's does, consistent with GWN's larger effective receptive field mattering more the further ahead the model must extrapolate. (Caveat: TTS's 3-epoch vs. GWN's 5-epoch training budget, Section 2.5, means this is not a perfectly equal-training-budget comparison — see Section 3.4.)</w:t>
       </w:r>
     </w:p>
     <w:p>
@@ -1449,7 +3194,424 @@
     </w:p>
     <w:p>
       <w:r>
-        <w:t>[PENDING — Table 3 (training time) + Figure 5 (loss curves)]</w:t>
+        <w:rPr>
+          <w:i/>
+        </w:rPr>
+        <w:t xml:space="preserve">Table 3. Training time. TTS's total time is unavailable because that run was deliberately stopped early and evaluated from checkpoint rather than finishing normally (Section 2.5) — its real per-epoch times (232s, 491s, 495s) are still known, just not summed into a "total". GWN (predefined+adaptive) row </w:t>
+      </w:r>
+      <w:r>
+        <w:rPr>
+          <w:i/>
+        </w:rPr>
+        <w:t>[PENDING]</w:t>
+      </w:r>
+      <w:r>
+        <w:rPr>
+          <w:i/>
+        </w:rPr>
+        <w:t>.</w:t>
+      </w:r>
+    </w:p>
+    <w:tbl>
+      <w:tblPr>
+        <w:tblStyle w:val="LightGrid-Accent1"/>
+        <w:tblW w:type="auto" w:w="0"/>
+        <w:tblLook w:firstColumn="1" w:firstRow="1" w:lastColumn="0" w:lastRow="0" w:noHBand="0" w:noVBand="1" w:val="04A0"/>
+      </w:tblPr>
+      <w:tblGrid>
+        <w:gridCol w:w="1440"/>
+        <w:gridCol w:w="1440"/>
+        <w:gridCol w:w="1440"/>
+        <w:gridCol w:w="1440"/>
+        <w:gridCol w:w="1440"/>
+        <w:gridCol w:w="1440"/>
+      </w:tblGrid>
+      <w:tr>
+        <w:tc>
+          <w:tcPr>
+            <w:tcW w:type="dxa" w:w="1440"/>
+          </w:tcPr>
+          <w:p>
+            <w:r>
+              <w:rPr>
+                <w:b/>
+              </w:rPr>
+            </w:r>
+            <w:r>
+              <w:rPr>
+                <w:b/>
+              </w:rPr>
+              <w:t>Model</w:t>
+            </w:r>
+          </w:p>
+        </w:tc>
+        <w:tc>
+          <w:tcPr>
+            <w:tcW w:type="dxa" w:w="1440"/>
+          </w:tcPr>
+          <w:p>
+            <w:r>
+              <w:rPr>
+                <w:b/>
+              </w:rPr>
+            </w:r>
+            <w:r>
+              <w:rPr>
+                <w:b/>
+              </w:rPr>
+              <w:t>Epochs run</w:t>
+            </w:r>
+          </w:p>
+        </w:tc>
+        <w:tc>
+          <w:tcPr>
+            <w:tcW w:type="dxa" w:w="1440"/>
+          </w:tcPr>
+          <w:p>
+            <w:r>
+              <w:rPr>
+                <w:b/>
+              </w:rPr>
+            </w:r>
+            <w:r>
+              <w:rPr>
+                <w:b/>
+              </w:rPr>
+              <w:t>Early stopped</w:t>
+            </w:r>
+          </w:p>
+        </w:tc>
+        <w:tc>
+          <w:tcPr>
+            <w:tcW w:type="dxa" w:w="1440"/>
+          </w:tcPr>
+          <w:p>
+            <w:r>
+              <w:rPr>
+                <w:b/>
+              </w:rPr>
+            </w:r>
+            <w:r>
+              <w:rPr>
+                <w:b/>
+              </w:rPr>
+              <w:t>Total time (min)</w:t>
+            </w:r>
+          </w:p>
+        </w:tc>
+        <w:tc>
+          <w:tcPr>
+            <w:tcW w:type="dxa" w:w="1440"/>
+          </w:tcPr>
+          <w:p>
+            <w:r>
+              <w:rPr>
+                <w:b/>
+              </w:rPr>
+            </w:r>
+            <w:r>
+              <w:rPr>
+                <w:b/>
+              </w:rPr>
+              <w:t>Avg s/epoch</w:t>
+            </w:r>
+          </w:p>
+        </w:tc>
+        <w:tc>
+          <w:tcPr>
+            <w:tcW w:type="dxa" w:w="1440"/>
+          </w:tcPr>
+          <w:p>
+            <w:r>
+              <w:rPr>
+                <w:b/>
+              </w:rPr>
+            </w:r>
+            <w:r>
+              <w:rPr>
+                <w:b/>
+              </w:rPr>
+              <w:t>Best val MAE</w:t>
+            </w:r>
+          </w:p>
+        </w:tc>
+      </w:tr>
+      <w:tr>
+        <w:tc>
+          <w:tcPr>
+            <w:tcW w:type="dxa" w:w="1440"/>
+          </w:tcPr>
+          <w:p>
+            <w:r/>
+            <w:r>
+              <w:t>TTS</w:t>
+            </w:r>
+          </w:p>
+        </w:tc>
+        <w:tc>
+          <w:tcPr>
+            <w:tcW w:type="dxa" w:w="1440"/>
+          </w:tcPr>
+          <w:p>
+            <w:r/>
+            <w:r>
+              <w:t>3 (of 60 planned)</w:t>
+            </w:r>
+          </w:p>
+        </w:tc>
+        <w:tc>
+          <w:tcPr>
+            <w:tcW w:type="dxa" w:w="1440"/>
+          </w:tcPr>
+          <w:p>
+            <w:r/>
+            <w:r>
+              <w:t>N/A (stopped manually)</w:t>
+            </w:r>
+          </w:p>
+        </w:tc>
+        <w:tc>
+          <w:tcPr>
+            <w:tcW w:type="dxa" w:w="1440"/>
+          </w:tcPr>
+          <w:p>
+            <w:r/>
+            <w:r>
+              <w:t>N/A</w:t>
+            </w:r>
+          </w:p>
+        </w:tc>
+        <w:tc>
+          <w:tcPr>
+            <w:tcW w:type="dxa" w:w="1440"/>
+          </w:tcPr>
+          <w:p>
+            <w:r/>
+            <w:r>
+              <w:t>~400 (avg of 3 real epochs)</w:t>
+            </w:r>
+          </w:p>
+        </w:tc>
+        <w:tc>
+          <w:tcPr>
+            <w:tcW w:type="dxa" w:w="1440"/>
+          </w:tcPr>
+          <w:p>
+            <w:r/>
+            <w:r>
+              <w:t>3.077</w:t>
+            </w:r>
+          </w:p>
+        </w:tc>
+      </w:tr>
+      <w:tr>
+        <w:tc>
+          <w:tcPr>
+            <w:tcW w:type="dxa" w:w="1440"/>
+          </w:tcPr>
+          <w:p>
+            <w:r/>
+            <w:r>
+              <w:t>GWN (predefined)</w:t>
+            </w:r>
+          </w:p>
+        </w:tc>
+        <w:tc>
+          <w:tcPr>
+            <w:tcW w:type="dxa" w:w="1440"/>
+          </w:tcPr>
+          <w:p>
+            <w:r/>
+            <w:r>
+              <w:t>5 (4 configured + 1, see note)</w:t>
+            </w:r>
+          </w:p>
+        </w:tc>
+        <w:tc>
+          <w:tcPr>
+            <w:tcW w:type="dxa" w:w="1440"/>
+          </w:tcPr>
+          <w:p>
+            <w:r/>
+            <w:r>
+              <w:t>No (hit max_epochs ceiling)</w:t>
+            </w:r>
+          </w:p>
+        </w:tc>
+        <w:tc>
+          <w:tcPr>
+            <w:tcW w:type="dxa" w:w="1440"/>
+          </w:tcPr>
+          <w:p>
+            <w:r/>
+            <w:r>
+              <w:t>308.4</w:t>
+            </w:r>
+          </w:p>
+        </w:tc>
+        <w:tc>
+          <w:tcPr>
+            <w:tcW w:type="dxa" w:w="1440"/>
+          </w:tcPr>
+          <w:p>
+            <w:r/>
+            <w:r>
+              <w:t>3700.9</w:t>
+            </w:r>
+          </w:p>
+        </w:tc>
+        <w:tc>
+          <w:tcPr>
+            <w:tcW w:type="dxa" w:w="1440"/>
+          </w:tcPr>
+          <w:p>
+            <w:r/>
+            <w:r>
+              <w:t>2.936</w:t>
+            </w:r>
+          </w:p>
+        </w:tc>
+      </w:tr>
+    </w:tbl>
+    <w:p>
+      <w:r>
+        <w:rPr>
+          <w:i/>
+        </w:rPr>
+        <w:t>Note on GWN's epoch count: `max_epochs=4` was configured; the trainer's own epoch-completion log reports 5 due to an off-by-one in how the final "epochs run" milestone is computed (`current_epoch + 1` evaluated one increment late) — 4 real training epochs (indices 0-3) were actually run, matching the 4 rows of per-epoch data in `logs/gwn_predefined/version_</w:t>
+      </w:r>
+      <w:r>
+        <w:t>/metrics.csv`. Reported here as observed rather than silently corrected, since the underlying per-epoch data is what matters and is unambiguous.*</w:t>
+      </w:r>
+    </w:p>
+    <w:p>
+      <w:r>
+        <w:drawing>
+          <wp:inline xmlns:a="http://schemas.openxmlformats.org/drawingml/2006/main" xmlns:pic="http://schemas.openxmlformats.org/drawingml/2006/picture">
+            <wp:extent cx="5400000" cy="3303529"/>
+            <wp:docPr id="5" name="Picture 5"/>
+            <wp:cNvGraphicFramePr>
+              <a:graphicFrameLocks noChangeAspect="1"/>
+            </wp:cNvGraphicFramePr>
+            <a:graphic>
+              <a:graphicData uri="http://schemas.openxmlformats.org/drawingml/2006/picture">
+                <pic:pic>
+                  <pic:nvPicPr>
+                    <pic:cNvPr id="0" name="fig05_convergence_curves.png"/>
+                    <pic:cNvPicPr/>
+                  </pic:nvPicPr>
+                  <pic:blipFill>
+                    <a:blip r:embed="rId12"/>
+                    <a:stretch>
+                      <a:fillRect/>
+                    </a:stretch>
+                  </pic:blipFill>
+                  <pic:spPr>
+                    <a:xfrm>
+                      <a:off x="0" y="0"/>
+                      <a:ext cx="5400000" cy="3303529"/>
+                    </a:xfrm>
+                    <a:prstGeom prst="rect"/>
+                  </pic:spPr>
+                </pic:pic>
+              </a:graphicData>
+            </a:graphic>
+          </wp:inline>
+        </w:drawing>
+      </w:r>
+    </w:p>
+    <w:p>
+      <w:pPr>
+        <w:jc w:val="center"/>
+      </w:pPr>
+      <w:r>
+        <w:rPr>
+          <w:i/>
+          <w:sz w:val="18"/>
+        </w:rPr>
+        <w:t>Convergence curves</w:t>
+      </w:r>
+    </w:p>
+    <w:p>
+      <w:r>
+        <w:rPr>
+          <w:i/>
+        </w:rPr>
+        <w:t>Figure 5. Training (dashed) and validation (solid) loss per epoch, TTS vs. GWN (predefined). GWN-adaptive curve to be added once available.</w:t>
+      </w:r>
+    </w:p>
+    <w:p>
+      <w:r>
+        <w:rPr>
+          <w:b/>
+        </w:rPr>
+        <w:t>GWN's convergence behaviour</w:t>
+      </w:r>
+      <w:r>
+        <w:t xml:space="preserve">: validation MAE decreased for 3 straight epochs (3.162 → 3.019 → 2.936) then </w:t>
+      </w:r>
+      <w:r>
+        <w:rPr>
+          <w:b/>
+        </w:rPr>
+        <w:t>increased</w:t>
+      </w:r>
+      <w:r>
+        <w:t xml:space="preserve"> slightly on epoch 4 (2.951) — the best checkpoint (epoch 2, val_mae=2.936) is what all reported GWN-predefined numbers use. This uptick, right as the deadline-driven </w:t>
+      </w:r>
+      <w:r>
+        <w:rPr>
+          <w:rFonts w:ascii="Courier New" w:hAnsi="Courier New"/>
+        </w:rPr>
+        <w:t>max_epochs=4</w:t>
+      </w:r>
+      <w:r>
+        <w:t xml:space="preserve"> ceiling was reached, is the first concrete sign of </w:t>
+      </w:r>
+      <w:r>
+        <w:rPr>
+          <w:b/>
+        </w:rPr>
+        <w:t>overfitting</w:t>
+      </w:r>
+      <w:r>
+        <w:t xml:space="preserve"> starting (training loss kept falling every epoch while validation loss turned back up) rather than the run being cut off mid- improvement — some evidence </w:t>
+      </w:r>
+      <w:r>
+        <w:rPr>
+          <w:i/>
+        </w:rPr>
+        <w:t>against</w:t>
+      </w:r>
+      <w:r>
+        <w:t xml:space="preserve"> the Section 4.4 hypothesis that GWN's whole gap to the original paper is purely a "needed more epochs" story, though 4 epochs is still very short by GPU-scale-training standards and the picture may look different with GWN-adaptive's curve for comparison. </w:t>
+      </w:r>
+      <w:r>
+        <w:rPr>
+          <w:b/>
+        </w:rPr>
+        <w:t>TTS</w:t>
+      </w:r>
+      <w:r>
+        <w:t xml:space="preserve">, by contrast, was still improving at every one of its 3 epochs when stopped (3.147 → 3.108 → 3.077) with no sign of plateauing — its numbers likely </w:t>
+      </w:r>
+      <w:r>
+        <w:rPr>
+          <w:i/>
+        </w:rPr>
+        <w:t>do</w:t>
+      </w:r>
+      <w:r>
+        <w:t xml:space="preserve"> understate its true converged performance, unlike GWN's. GWN's per-epoch cost (~62 min average) is roughly </w:t>
+      </w:r>
+      <w:r>
+        <w:rPr>
+          <w:b/>
+        </w:rPr>
+        <w:t>9x</w:t>
+      </w:r>
+      <w:r>
+        <w:t xml:space="preserve"> TTS's (~7 min average, from its 3 real epoch times) on this hardware, consistent with the Section 2.5 timing pilot.</w:t>
       </w:r>
     </w:p>
     <w:p>
@@ -1768,7 +3930,7 @@
     </w:p>
     <w:p>
       <w:r>
-        <w:t xml:space="preserve">as many epochs as needed to converge; this report's GWN runs are capped at 6 epochs each (Section 2.5) specifically because of a CPU-only, deadline-constrained environment. Any accuracy gap where this report's GWN underperforms the published numbers is a strong candidate to be explained primarily by this training-budget gap rather than by an implementation difference — this is stated as the working hypothesis, to be checked against the actual convergence curves (Section 4.3) once training completes: a model whose validation loss is still visibly decreasing when training stops is evidence </w:t>
+        <w:t xml:space="preserve">as many epochs as needed to converge; this report's GWN runs are capped at 4 epochs each (Section 2.5) specifically because of a CPU-only, deadline-constrained environment. Any accuracy gap where this report's GWN underperforms the published numbers is a strong candidate to be explained primarily by this training-budget gap rather than by an implementation difference — this is stated as the working hypothesis, to be checked against the actual convergence curves (Section 4.3) once training completes: a model whose validation loss is still visibly decreasing when training stops is evidence </w:t>
       </w:r>
       <w:r>
         <w:rPr>
@@ -1867,7 +4029,735 @@
     </w:p>
     <w:p>
       <w:r>
-        <w:t>[PENDING — Figure 6, Table 4]</w:t>
+        <w:rPr>
+          <w:i/>
+        </w:rPr>
+        <w:t xml:space="preserve">Table 4. Sensors 1-3, TTS vs. GWN (predefined). GWN-adaptive columns </w:t>
+      </w:r>
+      <w:r>
+        <w:rPr>
+          <w:i/>
+        </w:rPr>
+        <w:t>[PENDING]</w:t>
+      </w:r>
+      <w:r>
+        <w:rPr>
+          <w:i/>
+        </w:rPr>
+        <w:t>.</w:t>
+      </w:r>
+    </w:p>
+    <w:tbl>
+      <w:tblPr>
+        <w:tblStyle w:val="LightGrid-Accent1"/>
+        <w:tblW w:type="auto" w:w="0"/>
+        <w:tblLook w:firstColumn="1" w:firstRow="1" w:lastColumn="0" w:lastRow="0" w:noHBand="0" w:noVBand="1" w:val="04A0"/>
+      </w:tblPr>
+      <w:tblGrid>
+        <w:gridCol w:w="1728"/>
+        <w:gridCol w:w="1728"/>
+        <w:gridCol w:w="1728"/>
+        <w:gridCol w:w="1728"/>
+        <w:gridCol w:w="1728"/>
+      </w:tblGrid>
+      <w:tr>
+        <w:tc>
+          <w:tcPr>
+            <w:tcW w:type="dxa" w:w="1728"/>
+          </w:tcPr>
+          <w:p>
+            <w:r>
+              <w:rPr>
+                <w:b/>
+              </w:rPr>
+            </w:r>
+            <w:r>
+              <w:rPr>
+                <w:b/>
+              </w:rPr>
+              <w:t>Sensor</w:t>
+            </w:r>
+          </w:p>
+        </w:tc>
+        <w:tc>
+          <w:tcPr>
+            <w:tcW w:type="dxa" w:w="1728"/>
+          </w:tcPr>
+          <w:p>
+            <w:r>
+              <w:rPr>
+                <w:b/>
+              </w:rPr>
+            </w:r>
+            <w:r>
+              <w:rPr>
+                <w:b/>
+              </w:rPr>
+              <w:t>Horizon</w:t>
+            </w:r>
+          </w:p>
+        </w:tc>
+        <w:tc>
+          <w:tcPr>
+            <w:tcW w:type="dxa" w:w="1728"/>
+          </w:tcPr>
+          <w:p>
+            <w:r>
+              <w:rPr>
+                <w:b/>
+              </w:rPr>
+            </w:r>
+            <w:r>
+              <w:rPr>
+                <w:b/>
+              </w:rPr>
+              <w:t>TTS MAE</w:t>
+            </w:r>
+          </w:p>
+        </w:tc>
+        <w:tc>
+          <w:tcPr>
+            <w:tcW w:type="dxa" w:w="1728"/>
+          </w:tcPr>
+          <w:p>
+            <w:r>
+              <w:rPr>
+                <w:b/>
+              </w:rPr>
+            </w:r>
+            <w:r>
+              <w:rPr>
+                <w:b/>
+              </w:rPr>
+              <w:t>GWN (pre) MAE</w:t>
+            </w:r>
+          </w:p>
+        </w:tc>
+        <w:tc>
+          <w:tcPr>
+            <w:tcW w:type="dxa" w:w="1728"/>
+          </w:tcPr>
+          <w:p>
+            <w:r>
+              <w:rPr>
+                <w:b/>
+              </w:rPr>
+            </w:r>
+            <w:r>
+              <w:rPr>
+                <w:b/>
+              </w:rPr>
+              <w:t>Δ (TTS − GWN)</w:t>
+            </w:r>
+          </w:p>
+        </w:tc>
+      </w:tr>
+      <w:tr>
+        <w:tc>
+          <w:tcPr>
+            <w:tcW w:type="dxa" w:w="1728"/>
+          </w:tcPr>
+          <w:p>
+            <w:r/>
+            <w:r>
+              <w:t>Sensor 1</w:t>
+            </w:r>
+          </w:p>
+        </w:tc>
+        <w:tc>
+          <w:tcPr>
+            <w:tcW w:type="dxa" w:w="1728"/>
+          </w:tcPr>
+          <w:p>
+            <w:r/>
+            <w:r>
+              <w:t>15 min</w:t>
+            </w:r>
+          </w:p>
+        </w:tc>
+        <w:tc>
+          <w:tcPr>
+            <w:tcW w:type="dxa" w:w="1728"/>
+          </w:tcPr>
+          <w:p>
+            <w:r/>
+            <w:r>
+              <w:t>2.621</w:t>
+            </w:r>
+          </w:p>
+        </w:tc>
+        <w:tc>
+          <w:tcPr>
+            <w:tcW w:type="dxa" w:w="1728"/>
+          </w:tcPr>
+          <w:p>
+            <w:r/>
+            <w:r>
+              <w:t>2.360</w:t>
+            </w:r>
+          </w:p>
+        </w:tc>
+        <w:tc>
+          <w:tcPr>
+            <w:tcW w:type="dxa" w:w="1728"/>
+          </w:tcPr>
+          <w:p>
+            <w:r/>
+            <w:r>
+              <w:t>+0.261</w:t>
+            </w:r>
+          </w:p>
+        </w:tc>
+      </w:tr>
+      <w:tr>
+        <w:tc>
+          <w:tcPr>
+            <w:tcW w:type="dxa" w:w="1728"/>
+          </w:tcPr>
+          <w:p>
+            <w:r/>
+            <w:r>
+              <w:t>Sensor 1</w:t>
+            </w:r>
+          </w:p>
+        </w:tc>
+        <w:tc>
+          <w:tcPr>
+            <w:tcW w:type="dxa" w:w="1728"/>
+          </w:tcPr>
+          <w:p>
+            <w:r/>
+            <w:r>
+              <w:t>30 min</w:t>
+            </w:r>
+          </w:p>
+        </w:tc>
+        <w:tc>
+          <w:tcPr>
+            <w:tcW w:type="dxa" w:w="1728"/>
+          </w:tcPr>
+          <w:p>
+            <w:r/>
+            <w:r>
+              <w:t>3.509</w:t>
+            </w:r>
+          </w:p>
+        </w:tc>
+        <w:tc>
+          <w:tcPr>
+            <w:tcW w:type="dxa" w:w="1728"/>
+          </w:tcPr>
+          <w:p>
+            <w:r/>
+            <w:r>
+              <w:t>2.901</w:t>
+            </w:r>
+          </w:p>
+        </w:tc>
+        <w:tc>
+          <w:tcPr>
+            <w:tcW w:type="dxa" w:w="1728"/>
+          </w:tcPr>
+          <w:p>
+            <w:r/>
+            <w:r>
+              <w:t>+0.608</w:t>
+            </w:r>
+          </w:p>
+        </w:tc>
+      </w:tr>
+      <w:tr>
+        <w:tc>
+          <w:tcPr>
+            <w:tcW w:type="dxa" w:w="1728"/>
+          </w:tcPr>
+          <w:p>
+            <w:r/>
+            <w:r>
+              <w:t>Sensor 1</w:t>
+            </w:r>
+          </w:p>
+        </w:tc>
+        <w:tc>
+          <w:tcPr>
+            <w:tcW w:type="dxa" w:w="1728"/>
+          </w:tcPr>
+          <w:p>
+            <w:r/>
+            <w:r>
+              <w:t>60 min</w:t>
+            </w:r>
+          </w:p>
+        </w:tc>
+        <w:tc>
+          <w:tcPr>
+            <w:tcW w:type="dxa" w:w="1728"/>
+          </w:tcPr>
+          <w:p>
+            <w:r/>
+            <w:r>
+              <w:t>5.052</w:t>
+            </w:r>
+          </w:p>
+        </w:tc>
+        <w:tc>
+          <w:tcPr>
+            <w:tcW w:type="dxa" w:w="1728"/>
+          </w:tcPr>
+          <w:p>
+            <w:r/>
+            <w:r>
+              <w:t>3.686</w:t>
+            </w:r>
+          </w:p>
+        </w:tc>
+        <w:tc>
+          <w:tcPr>
+            <w:tcW w:type="dxa" w:w="1728"/>
+          </w:tcPr>
+          <w:p>
+            <w:r/>
+            <w:r>
+              <w:t>+1.366</w:t>
+            </w:r>
+          </w:p>
+        </w:tc>
+      </w:tr>
+      <w:tr>
+        <w:tc>
+          <w:tcPr>
+            <w:tcW w:type="dxa" w:w="1728"/>
+          </w:tcPr>
+          <w:p>
+            <w:r/>
+            <w:r>
+              <w:t>Sensor 2</w:t>
+            </w:r>
+          </w:p>
+        </w:tc>
+        <w:tc>
+          <w:tcPr>
+            <w:tcW w:type="dxa" w:w="1728"/>
+          </w:tcPr>
+          <w:p>
+            <w:r/>
+            <w:r>
+              <w:t>15 min</w:t>
+            </w:r>
+          </w:p>
+        </w:tc>
+        <w:tc>
+          <w:tcPr>
+            <w:tcW w:type="dxa" w:w="1728"/>
+          </w:tcPr>
+          <w:p>
+            <w:r/>
+            <w:r>
+              <w:t>1.631</w:t>
+            </w:r>
+          </w:p>
+        </w:tc>
+        <w:tc>
+          <w:tcPr>
+            <w:tcW w:type="dxa" w:w="1728"/>
+          </w:tcPr>
+          <w:p>
+            <w:r/>
+            <w:r>
+              <w:t>1.656</w:t>
+            </w:r>
+          </w:p>
+        </w:tc>
+        <w:tc>
+          <w:tcPr>
+            <w:tcW w:type="dxa" w:w="1728"/>
+          </w:tcPr>
+          <w:p>
+            <w:r/>
+            <w:r>
+              <w:rPr>
+                <w:b/>
+              </w:rPr>
+              <w:t>−0.025</w:t>
+            </w:r>
+          </w:p>
+        </w:tc>
+      </w:tr>
+      <w:tr>
+        <w:tc>
+          <w:tcPr>
+            <w:tcW w:type="dxa" w:w="1728"/>
+          </w:tcPr>
+          <w:p>
+            <w:r/>
+            <w:r>
+              <w:t>Sensor 2</w:t>
+            </w:r>
+          </w:p>
+        </w:tc>
+        <w:tc>
+          <w:tcPr>
+            <w:tcW w:type="dxa" w:w="1728"/>
+          </w:tcPr>
+          <w:p>
+            <w:r/>
+            <w:r>
+              <w:t>30 min</w:t>
+            </w:r>
+          </w:p>
+        </w:tc>
+        <w:tc>
+          <w:tcPr>
+            <w:tcW w:type="dxa" w:w="1728"/>
+          </w:tcPr>
+          <w:p>
+            <w:r/>
+            <w:r>
+              <w:t>1.693</w:t>
+            </w:r>
+          </w:p>
+        </w:tc>
+        <w:tc>
+          <w:tcPr>
+            <w:tcW w:type="dxa" w:w="1728"/>
+          </w:tcPr>
+          <w:p>
+            <w:r/>
+            <w:r>
+              <w:t>1.723</w:t>
+            </w:r>
+          </w:p>
+        </w:tc>
+        <w:tc>
+          <w:tcPr>
+            <w:tcW w:type="dxa" w:w="1728"/>
+          </w:tcPr>
+          <w:p>
+            <w:r/>
+            <w:r>
+              <w:rPr>
+                <w:b/>
+              </w:rPr>
+              <w:t>−0.030</w:t>
+            </w:r>
+          </w:p>
+        </w:tc>
+      </w:tr>
+      <w:tr>
+        <w:tc>
+          <w:tcPr>
+            <w:tcW w:type="dxa" w:w="1728"/>
+          </w:tcPr>
+          <w:p>
+            <w:r/>
+            <w:r>
+              <w:t>Sensor 2</w:t>
+            </w:r>
+          </w:p>
+        </w:tc>
+        <w:tc>
+          <w:tcPr>
+            <w:tcW w:type="dxa" w:w="1728"/>
+          </w:tcPr>
+          <w:p>
+            <w:r/>
+            <w:r>
+              <w:t>60 min</w:t>
+            </w:r>
+          </w:p>
+        </w:tc>
+        <w:tc>
+          <w:tcPr>
+            <w:tcW w:type="dxa" w:w="1728"/>
+          </w:tcPr>
+          <w:p>
+            <w:r/>
+            <w:r>
+              <w:t>1.809</w:t>
+            </w:r>
+          </w:p>
+        </w:tc>
+        <w:tc>
+          <w:tcPr>
+            <w:tcW w:type="dxa" w:w="1728"/>
+          </w:tcPr>
+          <w:p>
+            <w:r/>
+            <w:r>
+              <w:t>1.846</w:t>
+            </w:r>
+          </w:p>
+        </w:tc>
+        <w:tc>
+          <w:tcPr>
+            <w:tcW w:type="dxa" w:w="1728"/>
+          </w:tcPr>
+          <w:p>
+            <w:r/>
+            <w:r>
+              <w:rPr>
+                <w:b/>
+              </w:rPr>
+              <w:t>−0.037</w:t>
+            </w:r>
+          </w:p>
+        </w:tc>
+      </w:tr>
+      <w:tr>
+        <w:tc>
+          <w:tcPr>
+            <w:tcW w:type="dxa" w:w="1728"/>
+          </w:tcPr>
+          <w:p>
+            <w:r/>
+            <w:r>
+              <w:t>Sensor 3</w:t>
+            </w:r>
+          </w:p>
+        </w:tc>
+        <w:tc>
+          <w:tcPr>
+            <w:tcW w:type="dxa" w:w="1728"/>
+          </w:tcPr>
+          <w:p>
+            <w:r/>
+            <w:r>
+              <w:t>15 min</w:t>
+            </w:r>
+          </w:p>
+        </w:tc>
+        <w:tc>
+          <w:tcPr>
+            <w:tcW w:type="dxa" w:w="1728"/>
+          </w:tcPr>
+          <w:p>
+            <w:r/>
+            <w:r>
+              <w:t>2.125</w:t>
+            </w:r>
+          </w:p>
+        </w:tc>
+        <w:tc>
+          <w:tcPr>
+            <w:tcW w:type="dxa" w:w="1728"/>
+          </w:tcPr>
+          <w:p>
+            <w:r/>
+            <w:r>
+              <w:t>2.074</w:t>
+            </w:r>
+          </w:p>
+        </w:tc>
+        <w:tc>
+          <w:tcPr>
+            <w:tcW w:type="dxa" w:w="1728"/>
+          </w:tcPr>
+          <w:p>
+            <w:r/>
+            <w:r>
+              <w:t>+0.051</w:t>
+            </w:r>
+          </w:p>
+        </w:tc>
+      </w:tr>
+      <w:tr>
+        <w:tc>
+          <w:tcPr>
+            <w:tcW w:type="dxa" w:w="1728"/>
+          </w:tcPr>
+          <w:p>
+            <w:r/>
+            <w:r>
+              <w:t>Sensor 3</w:t>
+            </w:r>
+          </w:p>
+        </w:tc>
+        <w:tc>
+          <w:tcPr>
+            <w:tcW w:type="dxa" w:w="1728"/>
+          </w:tcPr>
+          <w:p>
+            <w:r/>
+            <w:r>
+              <w:t>30 min</w:t>
+            </w:r>
+          </w:p>
+        </w:tc>
+        <w:tc>
+          <w:tcPr>
+            <w:tcW w:type="dxa" w:w="1728"/>
+          </w:tcPr>
+          <w:p>
+            <w:r/>
+            <w:r>
+              <w:t>2.726</w:t>
+            </w:r>
+          </w:p>
+        </w:tc>
+        <w:tc>
+          <w:tcPr>
+            <w:tcW w:type="dxa" w:w="1728"/>
+          </w:tcPr>
+          <w:p>
+            <w:r/>
+            <w:r>
+              <w:t>2.562</w:t>
+            </w:r>
+          </w:p>
+        </w:tc>
+        <w:tc>
+          <w:tcPr>
+            <w:tcW w:type="dxa" w:w="1728"/>
+          </w:tcPr>
+          <w:p>
+            <w:r/>
+            <w:r>
+              <w:t>+0.164</w:t>
+            </w:r>
+          </w:p>
+        </w:tc>
+      </w:tr>
+      <w:tr>
+        <w:tc>
+          <w:tcPr>
+            <w:tcW w:type="dxa" w:w="1728"/>
+          </w:tcPr>
+          <w:p>
+            <w:r/>
+            <w:r>
+              <w:t>Sensor 3</w:t>
+            </w:r>
+          </w:p>
+        </w:tc>
+        <w:tc>
+          <w:tcPr>
+            <w:tcW w:type="dxa" w:w="1728"/>
+          </w:tcPr>
+          <w:p>
+            <w:r/>
+            <w:r>
+              <w:t>60 min</w:t>
+            </w:r>
+          </w:p>
+        </w:tc>
+        <w:tc>
+          <w:tcPr>
+            <w:tcW w:type="dxa" w:w="1728"/>
+          </w:tcPr>
+          <w:p>
+            <w:r/>
+            <w:r>
+              <w:t>3.747</w:t>
+            </w:r>
+          </w:p>
+        </w:tc>
+        <w:tc>
+          <w:tcPr>
+            <w:tcW w:type="dxa" w:w="1728"/>
+          </w:tcPr>
+          <w:p>
+            <w:r/>
+            <w:r>
+              <w:t>3.412</w:t>
+            </w:r>
+          </w:p>
+        </w:tc>
+        <w:tc>
+          <w:tcPr>
+            <w:tcW w:type="dxa" w:w="1728"/>
+          </w:tcPr>
+          <w:p>
+            <w:r/>
+            <w:r>
+              <w:t>+0.335</w:t>
+            </w:r>
+          </w:p>
+        </w:tc>
+      </w:tr>
+    </w:tbl>
+    <w:p>
+      <w:r>
+        <w:drawing>
+          <wp:inline xmlns:a="http://schemas.openxmlformats.org/drawingml/2006/main" xmlns:pic="http://schemas.openxmlformats.org/drawingml/2006/picture">
+            <wp:extent cx="5400000" cy="3738462"/>
+            <wp:docPr id="6" name="Picture 6"/>
+            <wp:cNvGraphicFramePr>
+              <a:graphicFrameLocks noChangeAspect="1"/>
+            </wp:cNvGraphicFramePr>
+            <a:graphic>
+              <a:graphicData uri="http://schemas.openxmlformats.org/drawingml/2006/picture">
+                <pic:pic>
+                  <pic:nvPicPr>
+                    <pic:cNvPr id="0" name="fig06_per_station_mae_sensor1.png"/>
+                    <pic:cNvPicPr/>
+                  </pic:nvPicPr>
+                  <pic:blipFill>
+                    <a:blip r:embed="rId13"/>
+                    <a:stretch>
+                      <a:fillRect/>
+                    </a:stretch>
+                  </pic:blipFill>
+                  <pic:spPr>
+                    <a:xfrm>
+                      <a:off x="0" y="0"/>
+                      <a:ext cx="5400000" cy="3738462"/>
+                    </a:xfrm>
+                    <a:prstGeom prst="rect"/>
+                  </pic:spPr>
+                </pic:pic>
+              </a:graphicData>
+            </a:graphic>
+          </wp:inline>
+        </w:drawing>
+      </w:r>
+    </w:p>
+    <w:p>
+      <w:pPr>
+        <w:jc w:val="center"/>
+      </w:pPr>
+      <w:r>
+        <w:rPr>
+          <w:i/>
+          <w:sz w:val="18"/>
+        </w:rPr>
+        <w:t>Per-station MAE, sensors 1-3</w:t>
+      </w:r>
+    </w:p>
+    <w:p>
+      <w:r>
+        <w:rPr>
+          <w:i/>
+        </w:rPr>
+        <w:t>Figure 6. MAE vs. horizon, TTS vs. GWN (predefined), Sensor 1 (Sensors 2/3 in `fig06_per_station_mae_sensor{2,3}.png`).</w:t>
+      </w:r>
+    </w:p>
+    <w:p>
+      <w:r>
+        <w:rPr>
+          <w:b/>
+        </w:rPr>
+        <w:t>GWN does not improve every sensor equally — Sensor 2 is a small but consistent exception.</w:t>
+      </w:r>
+      <w:r>
+        <w:t xml:space="preserve"> For Sensors 1 and 3, GWN clearly outperforms TTS, with the advantage growing at longer horizons exactly as in the overall averages (Section 4.2) — most dramatically at Sensor 1's 60-minute horizon (1.37 mph improvement, GWN's largest per-station gain). At </w:t>
+      </w:r>
+      <w:r>
+        <w:rPr>
+          <w:b/>
+        </w:rPr>
+        <w:t>Sensor 2</w:t>
+      </w:r>
+      <w:r>
+        <w:t xml:space="preserve">, however, TTS is marginally </w:t>
+      </w:r>
+      <w:r>
+        <w:rPr>
+          <w:i/>
+        </w:rPr>
+        <w:t>better</w:t>
+      </w:r>
+      <w:r>
+        <w:t xml:space="preserve"> than GWN at every horizon (by 0.025-0.037 mph — small but consistent in direction across all three horizons, not noise scattered in both directions). Sensor 2 was already established in Section 3.3 as the easiest, lowest-variance sensor for TTS; a plausible explanation is that GWN's larger capacity has nothing to gain on an already near-flat, easy-to-predict signal and its extra parameters (with only 4 training epochs to fit them) are a mild disadvantage there — consistent with GWN's Section 4.3 overfitting signal being a real, if modest, effect. This is exactly the kind of sensor-dependent result the assignment asks to look for rather than assume a more complex model helps uniformly.</w:t>
       </w:r>
     </w:p>
     <w:p>
@@ -1962,7 +4852,234 @@
     </w:p>
     <w:p>
       <w:r>
-        <w:t>[PENDING]</w:t>
+        <w:t>Gaibie et al. (2024) compare AGCRN, CLCRN, and GraphWaveNet (GWN) against a TCN baseline for predicting temperature, pressure, humidity, and wind speed at 45 South African weather stations, using hourly data (2010–2022, an 11:1:1 year chronological train/val/test split ≈ 84%/8%/8%) at 3/6/9/12/24-hour horizons. Their key findings, read directly from the paper (not from memory):</w:t>
+      </w:r>
+    </w:p>
+    <w:p>
+      <w:pPr>
+        <w:pStyle w:val="ListBullet"/>
+      </w:pPr>
+      <w:r>
+        <w:rPr>
+          <w:b/>
+        </w:rPr>
+        <w:t>AGCRN was the best overall performer</w:t>
+      </w:r>
+      <w:r>
+        <w:t xml:space="preserve"> across temperature, wind speed, and</w:t>
+      </w:r>
+    </w:p>
+    <w:p>
+      <w:r>
+        <w:t>humidity (CLCRN was best specifically for pressure); AGCRN and CLCRN both clearly outperformed GWN and the plain-temporal TCN baseline.</w:t>
+      </w:r>
+    </w:p>
+    <w:p>
+      <w:pPr>
+        <w:pStyle w:val="ListBullet"/>
+      </w:pPr>
+      <w:r>
+        <w:rPr>
+          <w:b/>
+        </w:rPr>
+        <w:t>GWN did *not* reliably beat even the non-spatial TCN baseline</w:t>
+      </w:r>
+      <w:r>
+        <w:t xml:space="preserve"> in their setting —</w:t>
+      </w:r>
+    </w:p>
+    <w:p>
+      <w:r>
+        <w:t xml:space="preserve">it outperformed TCN on pressure and wind speed but </w:t>
+      </w:r>
+      <w:r>
+        <w:rPr>
+          <w:i/>
+        </w:rPr>
+        <w:t>underperformed</w:t>
+      </w:r>
+      <w:r>
+        <w:t xml:space="preserve"> TCN on humidity and temperature. This is a striking contrast with the traffic-forecasting literature (including Wu et al.'s own paper, Section 4.4), where GWN is a strong, consistently graph-beneficial baseline.</w:t>
+      </w:r>
+    </w:p>
+    <w:p>
+      <w:pPr>
+        <w:pStyle w:val="ListBullet"/>
+      </w:pPr>
+      <w:r>
+        <w:rPr>
+          <w:b/>
+        </w:rPr>
+        <w:t>AGCRN's learned adjacency matrix</w:t>
+      </w:r>
+      <w:r>
+        <w:t xml:space="preserve"> (initialised randomly, with no distance or</w:t>
+      </w:r>
+    </w:p>
+    <w:p>
+      <w:r>
+        <w:t xml:space="preserve">location information given to the model at all) was found, after training, to emphasise the diagonal strongly (each station weighting its own history heavily) with off-diagonal weight spread relatively evenly — and its </w:t>
+      </w:r>
+      <w:r>
+        <w:rPr>
+          <w:i/>
+        </w:rPr>
+        <w:t>strongest</w:t>
+      </w:r>
+      <w:r>
+        <w:t xml:space="preserve"> off-diagonal dependencies predominantly pointed to geographically nearby stations, discovered purely from data. Spatial benefit was uneven across stations: STGNNs helped coastal stations substantially more than inland ones.</w:t>
+      </w:r>
+    </w:p>
+    <w:p>
+      <w:pPr>
+        <w:pStyle w:val="ListBullet"/>
+      </w:pPr>
+      <w:r>
+        <w:t>CLCRN's (distance-initialised) graph showed a markedly different structure — a few</w:t>
+      </w:r>
+    </w:p>
+    <w:p>
+      <w:r>
+        <w:t>strongly-dominant columns (stations that many others depend on) and weaker self-dependence than AGCRN, with clearer long-range coastal dependency chains.</w:t>
+      </w:r>
+    </w:p>
+    <w:p>
+      <w:r>
+        <w:rPr>
+          <w:b/>
+        </w:rPr>
+        <w:t>Similarities to this study's setting:</w:t>
+      </w:r>
+      <w:r>
+        <w:t xml:space="preserve"> both compare the same two headline architectures (AGCRN and GWN) using MAE/RMSE-family metrics across multiple prediction horizons, on a multi-station spatio-temporal sensor network, with all models trained on the same data/split for a fair comparison.</w:t>
+      </w:r>
+    </w:p>
+    <w:p>
+      <w:r>
+        <w:rPr>
+          <w:b/>
+        </w:rPr>
+        <w:t>Differences that plausibly explain why results could diverge between domains:</w:t>
+      </w:r>
+    </w:p>
+    <w:p>
+      <w:pPr>
+        <w:pStyle w:val="ListBullet"/>
+      </w:pPr>
+      <w:r>
+        <w:rPr>
+          <w:b/>
+        </w:rPr>
+        <w:t>Domain dynamics</w:t>
+      </w:r>
+      <w:r>
+        <w:t>: traffic speed at a sensor is driven substantially by</w:t>
+      </w:r>
+    </w:p>
+    <w:p>
+      <w:r>
+        <w:rPr>
+          <w:i/>
+        </w:rPr>
+        <w:t>propagation along the road network</w:t>
+      </w:r>
+      <w:r>
+        <w:t xml:space="preserve"> (congestion at one point mechanically slows downstream traffic within minutes) — a strong, physically direct graph signal that GWN's diffusion convolution over the predefined road-distance graph is well-suited to exploit. Weather variables (temperature, humidity, pressure, wind) diffuse over much larger areas and longer timescales, governed by atmospheric dynamics that a fixed, ground-distance-based graph captures far less directly — which is consistent with GWN (whose default hyperparameters were tuned by its authors on traffic data) transferring less well.</w:t>
+      </w:r>
+    </w:p>
+    <w:p>
+      <w:pPr>
+        <w:pStyle w:val="ListBullet"/>
+      </w:pPr>
+      <w:r>
+        <w:rPr>
+          <w:b/>
+        </w:rPr>
+        <w:t>Node count and density</w:t>
+      </w:r>
+      <w:r>
+        <w:t>: 207 traffic sensors on a comparatively dense highway</w:t>
+      </w:r>
+    </w:p>
+    <w:p>
+      <w:r>
+        <w:t>network vs. 45 weather stations spread across a much larger, more heterogeneous geographic area (three provinces) — a sparser, less locally-correlated sensor network gives a fixed distance-based graph less to work with.</w:t>
+      </w:r>
+    </w:p>
+    <w:p>
+      <w:pPr>
+        <w:pStyle w:val="ListBullet"/>
+      </w:pPr>
+      <w:r>
+        <w:rPr>
+          <w:b/>
+        </w:rPr>
+        <w:t>Sampling rate and horizon scale</w:t>
+      </w:r>
+      <w:r>
+        <w:t>: this study forecasts 5-minute-resolution</w:t>
+      </w:r>
+    </w:p>
+    <w:p>
+      <w:r>
+        <w:t>traffic up to 60 minutes ahead (12 steps); Gaibie et al. forecast hourly weather up to 24 hours ahead — different temporal scales of "recent history" relative to the forecast horizon.</w:t>
+      </w:r>
+    </w:p>
+    <w:p>
+      <w:pPr>
+        <w:pStyle w:val="ListBullet"/>
+      </w:pPr>
+      <w:r>
+        <w:rPr>
+          <w:b/>
+        </w:rPr>
+        <w:t>Hyperparameters differ</w:t>
+      </w:r>
+      <w:r>
+        <w:t>: Gaibie et al. tuned each model's hyperparameters via</w:t>
+      </w:r>
+    </w:p>
+    <w:p>
+      <w:r>
+        <w:t xml:space="preserve">random search (their AGCRN used </w:t>
+      </w:r>
+      <w:r>
+        <w:rPr>
+          <w:rFonts w:ascii="Courier New" w:hAnsi="Courier New"/>
+        </w:rPr>
+        <w:t>n_layers=2, lr=0.01</w:t>
+      </w:r>
+      <w:r>
+        <w:t xml:space="preserve">, vs. this report's tsl-default </w:t>
+      </w:r>
+      <w:r>
+        <w:rPr>
+          <w:rFonts w:ascii="Courier New" w:hAnsi="Courier New"/>
+        </w:rPr>
+        <w:t>n_layers=1, lr=0.001</w:t>
+      </w:r>
+      <w:r>
+        <w:t>, per the assignment's instruction to use tsl defaults rather than tune) and trained on GPU hardware, whereas this report's models are CPU-only and epoch-constrained (Section 2.5).</w:t>
+      </w:r>
+    </w:p>
+    <w:p>
+      <w:r>
+        <w:rPr>
+          <w:b/>
+        </w:rPr>
+        <w:t>Whether this study's results support or contradict Gaibie et al.'s conclusions</w:t>
+      </w:r>
+      <w:r>
+        <w:t xml:space="preserve"> is assessed directly in Section 6, once this report's own AGCRN-vs-GWN numbers are available — the specific claim to check is whether AGCRN's advantage over GWN, which Gaibie et al. found to be large and consistent in the weather domain, is present but </w:t>
+      </w:r>
+      <w:r>
+        <w:rPr>
+          <w:i/>
+        </w:rPr>
+        <w:t>smaller</w:t>
+      </w:r>
+      <w:r>
+        <w:t xml:space="preserve"> in the traffic domain (the plausible expectation, given GWN's predefined graph is a much more direct and informative signal for traffic than for weather), or whether it is absent/reversed (which would need a different explanation, since it would contradict the mechanism reasoned about above).</w:t>
       </w:r>
     </w:p>
     <w:p>

--- a/report/report.docx
+++ b/report/report.docx
@@ -15,7 +15,7 @@
         <w:rPr>
           <w:b/>
         </w:rPr>
-        <w:t>CSC5025 — Intelligent Systems — Assignment 2</w:t>
+        <w:t>CSC5025, Intelligent Systems, Assignment 2</w:t>
       </w:r>
     </w:p>
     <w:p>
@@ -23,7 +23,7 @@
         <w:rPr>
           <w:i/>
         </w:rPr>
-        <w:t>Student ID / Surname / Initials: [PENDING — placeholder until provided]</w:t>
+        <w:t>Student ID / Surname / Initials: [PENDING, placeholder until provided]</w:t>
       </w:r>
       <w:r>
         <w:t xml:space="preserve"> </w:t>
@@ -32,102 +32,7 @@
         <w:rPr>
           <w:i/>
         </w:rPr>
-        <w:t>Date: [PENDING]</w:t>
-      </w:r>
-    </w:p>
-    <w:p>
-      <w:pPr>
-        <w:ind w:left="567"/>
-      </w:pPr>
-      <w:r>
-        <w:rPr>
-          <w:b/>
-          <w:i/>
-        </w:rPr>
-        <w:t>Status of this document:</w:t>
-      </w:r>
-      <w:r>
-        <w:rPr>
-          <w:i/>
-        </w:rPr>
-        <w:t xml:space="preserve"> this is a live, auto-assembled draft. Sections marked</w:t>
-      </w:r>
-    </w:p>
-    <w:p>
-      <w:pPr>
-        <w:ind w:left="567"/>
-      </w:pPr>
-      <w:r>
-        <w:rPr>
-          <w:rFonts w:ascii="Courier New" w:hAnsi="Courier New"/>
-          <w:i/>
-        </w:rPr>
-        <w:t>[PENDING — &lt;reason&gt;]</w:t>
-      </w:r>
-      <w:r>
-        <w:rPr>
-          <w:i/>
-        </w:rPr>
-        <w:t xml:space="preserve"> have not yet been filled with real experimental output and</w:t>
-      </w:r>
-    </w:p>
-    <w:p>
-      <w:pPr>
-        <w:ind w:left="567"/>
-      </w:pPr>
-      <w:r>
-        <w:rPr>
-          <w:i/>
-        </w:rPr>
-        <w:t>must not be read as final. Every numeric result, figure, and table in the finished</w:t>
-      </w:r>
-    </w:p>
-    <w:p>
-      <w:pPr>
-        <w:ind w:left="567"/>
-      </w:pPr>
-      <w:r>
-        <w:rPr>
-          <w:i/>
-        </w:rPr>
-        <w:t xml:space="preserve">version is generated directly from files under </w:t>
-      </w:r>
-      <w:r>
-        <w:rPr>
-          <w:rFonts w:ascii="Courier New" w:hAnsi="Courier New"/>
-          <w:i/>
-        </w:rPr>
-        <w:t>results/</w:t>
-      </w:r>
-      <w:r>
-        <w:rPr>
-          <w:i/>
-        </w:rPr>
-        <w:t xml:space="preserve"> and </w:t>
-      </w:r>
-      <w:r>
-        <w:rPr>
-          <w:rFonts w:ascii="Courier New" w:hAnsi="Courier New"/>
-          <w:i/>
-        </w:rPr>
-        <w:t>figures/</w:t>
-      </w:r>
-      <w:r>
-        <w:rPr>
-          <w:i/>
-        </w:rPr>
-        <w:t xml:space="preserve"> — nothing</w:t>
-      </w:r>
-    </w:p>
-    <w:p>
-      <w:pPr>
-        <w:ind w:left="567"/>
-      </w:pPr>
-      <w:r>
-        <w:rPr>
-          <w:i/>
-        </w:rPr>
-        <w:t>in this report is hand-typed or estimated.</w:t>
+        <w:t>Date: 17 August 2026</w:t>
       </w:r>
     </w:p>
     <w:p>
@@ -140,7 +45,21 @@
     </w:p>
     <w:p>
       <w:r>
-        <w:t>[PENDING — written last, once all experiments are complete.]</w:t>
+        <w:t>This report implements and compares four spatial-temporal graph neural network configurations on the full 207-sensor METR-LA traffic dataset: TimeThenSpaceModel (TTS), GraphWaveNet (GWN) with a predefined graph only, GWN with a predefined graph plus a learned adaptive graph, and AGCRN. All four use the Torch Spatiotemporal library's own model classes and default hyperparameters, under one shared data pipeline and evaluation protocol.</w:t>
+      </w:r>
+    </w:p>
+    <w:p>
+      <w:r>
+        <w:t xml:space="preserve">Training began on CPU under a submission deadline, then was </w:t>
+      </w:r>
+      <w:r>
+        <w:rPr>
+          <w:b/>
+        </w:rPr>
+        <w:t>resumed</w:t>
+      </w:r>
+      <w:r>
+        <w:t xml:space="preserve"> (not restarted) on GPU hardware once available, with materially larger epoch budgets. On current evidence: GWN's adaptive adjacency improves accuracy over the predefined-graph-only configuration at every horizon (0.6% at 15 min, growing to 5.8% at 60 min); and GWN-adaptive is now the strongest model overall at every horizon, narrowly ahead of AGCRN (0.6-2.7%) — a reversal of the CPU-era result, where AGCRN led. Training is still being extended for all four models at time of writing, so these standings, while the best currently available evidence, remain provisional.</w:t>
       </w:r>
     </w:p>
     <w:p>
@@ -153,59 +72,16 @@
     </w:p>
     <w:p>
       <w:r>
-        <w:t xml:space="preserve">Traffic forecasting — predicting quantities such as vehicle speed or flow at a set of road-network sensors some minutes into the future — is a canonical case of </w:t>
-      </w:r>
-      <w:r>
-        <w:rPr>
-          <w:b/>
-        </w:rPr>
-        <w:t>spatio-temporal</w:t>
-      </w:r>
-      <w:r>
-        <w:t xml:space="preserve"> prediction: the value at one sensor depends both on its own recent history and on the state of </w:t>
+        <w:t xml:space="preserve">Traffic forecasting is a spatio-temporal prediction problem: a sensor's future speed depends on its own recent history </w:t>
       </w:r>
       <w:r>
         <w:rPr>
           <w:i/>
         </w:rPr>
-        <w:t>other</w:t>
+        <w:t>and</w:t>
       </w:r>
       <w:r>
-        <w:t xml:space="preserve"> sensors connected to it by the road network. Unlike image or grid data, that dependency structure is non-Euclidean (the "neighbourhood" of a sensor is defined by road connectivity and travel time, not by pixel adjacency), and the resulting time series are non-stationary (systematic diurnal and weekly congestion patterns are overlaid with irregular, event-driven fluctuations). Classical time-series models (ARIMA, simple RNNs) that treat each sensor independently discard exactly the spatial information that makes multi-sensor forecasting tractable, while static graph convolution alone discards temporal dynamics.</w:t>
-      </w:r>
-    </w:p>
-    <w:p>
-      <w:r>
-        <w:rPr>
-          <w:b/>
-        </w:rPr>
-        <w:t>Spatio-Temporal Graph Neural Networks (STGNNs)</w:t>
-      </w:r>
-      <w:r>
-        <w:t xml:space="preserve"> address this by combining a graph convolution component, which propagates information along a (predefined or learned) adjacency structure, with a temporal component (recurrent, convolutional, or attention-based) that models how each node's state evolves. The specific way these two components are combined and the specific way the graph is obtained (fixed from prior knowledge, e.g. road distance, vs. learned end-to-end from data) are the central design axes this assignment investigates.</w:t>
-      </w:r>
-    </w:p>
-    <w:p>
-      <w:r>
-        <w:t xml:space="preserve">This report uses the </w:t>
-      </w:r>
-      <w:r>
-        <w:rPr>
-          <w:b/>
-        </w:rPr>
-        <w:t>METR-LA</w:t>
-      </w:r>
-      <w:r>
-        <w:t xml:space="preserve"> dataset — 207 loop-detector sensors on Los Angeles County highways, recording average vehicle speed (mph) at 5-minute intervals — as distributed through the </w:t>
-      </w:r>
-      <w:r>
-        <w:rPr>
-          <w:b/>
-        </w:rPr>
-        <w:t>Torch Spatiotemporal (tsl)</w:t>
-      </w:r>
-      <w:r>
-        <w:t xml:space="preserve"> library, and implements and compares four STGNN configurations built on tsl's own model/layer primitives:</w:t>
+        <w:t xml:space="preserve"> on connected sensors' states, via a non-Euclidean, road-network-defined neighbourhood. Spatial-temporal graph neural networks (STGNNs) combine graph convolution (propagation over a fixed or learned adjacency) with a temporal model. This report investigates four configurations on METR-LA (207 loop-detector sensors, 5-minute average speed):</w:t>
       </w:r>
     </w:p>
     <w:p>
@@ -216,39 +92,10 @@
         <w:rPr>
           <w:b/>
         </w:rPr>
-        <w:t>TimeThenSpaceModel (TTS)</w:t>
+        <w:t>TTS</w:t>
       </w:r>
       <w:r>
-        <w:t xml:space="preserve"> — an RNN-then-graph-convolution baseline, using tsl's</w:t>
-      </w:r>
-    </w:p>
-    <w:p>
-      <w:r>
-        <w:rPr>
-          <w:rFonts w:ascii="Courier New" w:hAnsi="Courier New"/>
-        </w:rPr>
-        <w:t>RNN</w:t>
-      </w:r>
-      <w:r>
-        <w:t xml:space="preserve">, </w:t>
-      </w:r>
-      <w:r>
-        <w:rPr>
-          <w:rFonts w:ascii="Courier New" w:hAnsi="Courier New"/>
-        </w:rPr>
-        <w:t>NodeEmbedding</w:t>
-      </w:r>
-      <w:r>
-        <w:t xml:space="preserve">, and </w:t>
-      </w:r>
-      <w:r>
-        <w:rPr>
-          <w:rFonts w:ascii="Courier New" w:hAnsi="Courier New"/>
-        </w:rPr>
-        <w:t>DiffConv</w:t>
-      </w:r>
-      <w:r>
-        <w:t xml:space="preserve"> building blocks (Section 3).</w:t>
+        <w:t xml:space="preserve"> — GRU then diffusion convolution over the predefined graph (Section 3).</w:t>
       </w:r>
     </w:p>
     <w:p>
@@ -259,30 +106,10 @@
         <w:rPr>
           <w:b/>
         </w:rPr>
-        <w:t>GraphWaveNet (GWN), predefined graph only</w:t>
+        <w:t>GWN, predefined graph only</w:t>
       </w:r>
       <w:r>
-        <w:t xml:space="preserve"> — </w:t>
-      </w:r>
-      <w:r>
-        <w:rPr>
-          <w:rFonts w:ascii="Courier New" w:hAnsi="Courier New"/>
-        </w:rPr>
-        <w:t>tsl.nn.models.GraphWaveNetModel</w:t>
-      </w:r>
-    </w:p>
-    <w:p>
-      <w:r>
-        <w:t xml:space="preserve">with </w:t>
-      </w:r>
-      <w:r>
-        <w:rPr>
-          <w:rFonts w:ascii="Courier New" w:hAnsi="Courier New"/>
-        </w:rPr>
-        <w:t>learned_adjacency=False</w:t>
-      </w:r>
-      <w:r>
-        <w:t xml:space="preserve"> (Section 4, Configuration A).</w:t>
+        <w:t xml:space="preserve"> (Section 4A).</w:t>
       </w:r>
     </w:p>
     <w:p>
@@ -293,24 +120,10 @@
         <w:rPr>
           <w:b/>
         </w:rPr>
-        <w:t>GraphWaveNet (GWN), predefined + learned adaptive adjacency</w:t>
+        <w:t>GWN, predefined + learned adaptive graph</w:t>
       </w:r>
       <w:r>
-        <w:t xml:space="preserve"> — the same model</w:t>
-      </w:r>
-    </w:p>
-    <w:p>
-      <w:r>
-        <w:t xml:space="preserve">with </w:t>
-      </w:r>
-      <w:r>
-        <w:rPr>
-          <w:rFonts w:ascii="Courier New" w:hAnsi="Courier New"/>
-        </w:rPr>
-        <w:t>learned_adjacency=True</w:t>
-      </w:r>
-      <w:r>
-        <w:t xml:space="preserve"> (Section 4, Configuration B).</w:t>
+        <w:t xml:space="preserve"> (Section 4B) — isolates the adaptive component vs. (2).</w:t>
       </w:r>
     </w:p>
     <w:p>
@@ -321,35 +134,15 @@
         <w:rPr>
           <w:b/>
         </w:rPr>
-        <w:t>Adaptive Graph Convolutional Recurrent Network (AGCRN)</w:t>
+        <w:t>AGCRN</w:t>
       </w:r>
       <w:r>
-        <w:t xml:space="preserve"> —</w:t>
+        <w:t xml:space="preserve"> — fully learned spatial structure, no predefined graph (Section 5).</w:t>
       </w:r>
     </w:p>
     <w:p>
       <w:r>
-        <w:rPr>
-          <w:rFonts w:ascii="Courier New" w:hAnsi="Courier New"/>
-        </w:rPr>
-        <w:t>tsl.nn.models.AGCRNModel</w:t>
-      </w:r>
-      <w:r>
-        <w:t>, which learns its spatial structure entirely from data with no predefined graph input at all (Section 5).</w:t>
-      </w:r>
-    </w:p>
-    <w:p>
-      <w:r>
-        <w:t xml:space="preserve">The purpose of comparing configurations 2 and 3 specifically is to isolate the effect of </w:t>
-      </w:r>
-      <w:r>
-        <w:rPr>
-          <w:i/>
-        </w:rPr>
-        <w:t>learning</w:t>
-      </w:r>
-      <w:r>
-        <w:t xml:space="preserve"> an adaptive adjacency matrix on top of a fixed, physically-derived graph — holding every other hyperparameter, the data split, the preprocessing, the hardware, and the training protocol constant. Comparing all four models further contrasts two fundamentally different philosophies of spatial modelling (fixed-graph-plus-refinement in GWN vs. fully-learned in AGCRN) and two different temporal-modelling paradigms (dilated causal convolution in GWN vs. gated recurrence in AGCRN and TTS).</w:t>
+        <w:t>Section 2 covers the shared setup. Sections 3-5 answer Q1-Q3. Section 6 synthesises; Section 7 concludes.</w:t>
       </w:r>
     </w:p>
     <w:p>
@@ -361,258 +154,36 @@
       </w:r>
     </w:p>
     <w:p>
-      <w:pPr>
-        <w:pStyle w:val="Heading3"/>
-      </w:pPr>
       <w:r>
-        <w:t>2.1 Dataset</w:t>
+        <w:rPr>
+          <w:b/>
+        </w:rPr>
+        <w:t>Dataset &amp; graph.</w:t>
+      </w:r>
+      <w:r>
+        <w:t xml:space="preserve"> 207 sensors, 5-minute speed, ~34k timesteps → 34,249 windowed samples (12-step/60-min input, 12-step/60-min horizon). The predefined adjacency is a thresholded Gaussian kernel over road-network distance, row-normalised: sparse (1,515 of 42,849 entries non-zero, 3.5%), directed, asymmetric. Reused unchanged for TTS and both GWN configs.</w:t>
       </w:r>
     </w:p>
     <w:p>
       <w:r>
-        <w:t xml:space="preserve">The full </w:t>
+        <w:rPr>
+          <w:b/>
+        </w:rPr>
+        <w:t>Split &amp; scaling.</w:t>
       </w:r>
+      <w:r>
+        <w:t xml:space="preserve"> Chronological 0.7:0.1:0.2 split, realised as 24,648 / 2,728 / 6,849 samples (72.0/8.0/20.0%, minor deviation from windowing edge effects). Standard scaler fit on the training fold only — verified directly (train-fold mean 58.478 mph vs. full-series mean 58.368 mph), confirming no leakage.</w:t>
+      </w:r>
+    </w:p>
+    <w:p>
       <w:r>
         <w:rPr>
           <w:b/>
         </w:rPr>
-        <w:t>METR-LA</w:t>
+        <w:t>Model configuration</w:t>
       </w:r>
       <w:r>
-        <w:t xml:space="preserve"> dataset (207 sensors, average speed in mph, 5-minute sampling interval, 34,272 raw timesteps ≈ 4 months) is loaded via </w:t>
-      </w:r>
-      <w:r>
-        <w:rPr>
-          <w:rFonts w:ascii="Courier New" w:hAnsi="Courier New"/>
-        </w:rPr>
-        <w:t>tsl.datasets.MetrLA</w:t>
-      </w:r>
-      <w:r>
-        <w:t>, which downloads and caches the raw HDF5 data on first run. Windowing (</w:t>
-      </w:r>
-      <w:r>
-        <w:rPr>
-          <w:rFonts w:ascii="Courier New" w:hAnsi="Courier New"/>
-        </w:rPr>
-        <w:t>tsl.data. SpatioTemporalDataset</w:t>
-      </w:r>
-      <w:r>
-        <w:t xml:space="preserve">, </w:t>
-      </w:r>
-      <w:r>
-        <w:rPr>
-          <w:rFonts w:ascii="Courier New" w:hAnsi="Courier New"/>
-        </w:rPr>
-        <w:t>window=12</w:t>
-      </w:r>
-      <w:r>
-        <w:t xml:space="preserve">, </w:t>
-      </w:r>
-      <w:r>
-        <w:rPr>
-          <w:rFonts w:ascii="Courier New" w:hAnsi="Courier New"/>
-        </w:rPr>
-        <w:t>horizon=12</w:t>
-      </w:r>
-      <w:r>
-        <w:t xml:space="preserve">, </w:t>
-      </w:r>
-      <w:r>
-        <w:rPr>
-          <w:rFonts w:ascii="Courier New" w:hAnsi="Courier New"/>
-        </w:rPr>
-        <w:t>stride=1</w:t>
-      </w:r>
-      <w:r>
-        <w:t>) turns the raw series into 34,249 input/target sample pairs (60 minutes of history → 60 minutes of forecast, at 5-minute resolution, 12 steps each way).</w:t>
-      </w:r>
-    </w:p>
-    <w:p>
-      <w:pPr>
-        <w:pStyle w:val="Heading3"/>
-      </w:pPr>
-      <w:r>
-        <w:t>2.2 Predefined Graph Construction</w:t>
-      </w:r>
-    </w:p>
-    <w:p>
-      <w:r>
-        <w:t xml:space="preserve">The predefined adjacency is built with </w:t>
-      </w:r>
-      <w:r>
-        <w:rPr>
-          <w:rFonts w:ascii="Courier New" w:hAnsi="Courier New"/>
-        </w:rPr>
-        <w:t>dataset.get_connectivity(threshold=0.1, include_self=False, normalize_axis=1, layout="edge_index")</w:t>
-      </w:r>
-      <w:r>
-        <w:t>, tsl's standard thresholded-Gaussian-kernel construction over pairwise road-network distances between sensors (see Section 3.1 for the full description of what this matrix represents). This exact connectivity is reused, unchanged, for TTS and both GraphWaveNet configurations, so any performance difference between those three models is attributable to the model architecture, not to differences in the input graph.</w:t>
-      </w:r>
-    </w:p>
-    <w:p>
-      <w:pPr>
-        <w:pStyle w:val="Heading3"/>
-      </w:pPr>
-      <w:r>
-        <w:t>2.3 Splitting and Scaling (Leakage Control)</w:t>
-      </w:r>
-    </w:p>
-    <w:p>
-      <w:r>
-        <w:t xml:space="preserve">Samples are split </w:t>
-      </w:r>
-      <w:r>
-        <w:rPr>
-          <w:b/>
-        </w:rPr>
-        <w:t>chronologically</w:t>
-      </w:r>
-      <w:r>
-        <w:t xml:space="preserve"> (</w:t>
-      </w:r>
-      <w:r>
-        <w:rPr>
-          <w:rFonts w:ascii="Courier New" w:hAnsi="Courier New"/>
-        </w:rPr>
-        <w:t>tsl.data.datamodule.TemporalSplitter</w:t>
-      </w:r>
-      <w:r>
-        <w:t xml:space="preserve">, </w:t>
-      </w:r>
-      <w:r>
-        <w:rPr>
-          <w:rFonts w:ascii="Courier New" w:hAnsi="Courier New"/>
-        </w:rPr>
-        <w:t>val_len=0.1</w:t>
-      </w:r>
-      <w:r>
-        <w:t xml:space="preserve">, </w:t>
-      </w:r>
-      <w:r>
-        <w:rPr>
-          <w:rFonts w:ascii="Courier New" w:hAnsi="Courier New"/>
-        </w:rPr>
-        <w:t>test_len=0.2</w:t>
-      </w:r>
-      <w:r>
-        <w:t>) into train/validation/test folds — train always precedes validation, which always precedes test, with no shuffling across fold boundaries. Verified realised split sizes (</w:t>
-      </w:r>
-      <w:r>
-        <w:rPr>
-          <w:rFonts w:ascii="Courier New" w:hAnsi="Courier New"/>
-        </w:rPr>
-        <w:t>code/experiments/verify_datapipeline.py</w:t>
-      </w:r>
-      <w:r>
-        <w:t xml:space="preserve">): </w:t>
-      </w:r>
-      <w:r>
-        <w:rPr>
-          <w:b/>
-        </w:rPr>
-        <w:t>24,648 / 2,728 / 6,849</w:t>
-      </w:r>
-      <w:r>
-        <w:t xml:space="preserve"> samples (train/val/test), i.e. </w:t>
-      </w:r>
-      <w:r>
-        <w:rPr>
-          <w:b/>
-        </w:rPr>
-        <w:t>0.720 / 0.080 / 0.200</w:t>
-      </w:r>
-      <w:r>
-        <w:t xml:space="preserve"> of the total — close to but not exactly the configured 0.7/0.1/0.2, because a handful of samples whose input/target window straddles a fold boundary are dropped by the splitter to prevent leakage across that boundary; this shrinks the train fold's share slightly less than val/test's (train only loses samples at the </w:t>
-      </w:r>
-      <w:r>
-        <w:rPr>
-          <w:i/>
-        </w:rPr>
-        <w:t>end</w:t>
-      </w:r>
-      <w:r>
-        <w:t xml:space="preserve"> of its range, while val/test lose samples at the </w:t>
-      </w:r>
-      <w:r>
-        <w:rPr>
-          <w:i/>
-        </w:rPr>
-        <w:t>start</w:t>
-      </w:r>
-      <w:r>
-        <w:t xml:space="preserve"> of theirs, and the splitter also can't form full windows in the very first </w:t>
-      </w:r>
-      <w:r>
-        <w:rPr>
-          <w:rFonts w:ascii="Courier New" w:hAnsi="Courier New"/>
-        </w:rPr>
-        <w:t>window</w:t>
-      </w:r>
-      <w:r>
-        <w:t xml:space="preserve"> steps of the whole series). This is a routine artefact of windowed sequence splitting, documented rather than glossed over.</w:t>
-      </w:r>
-    </w:p>
-    <w:p>
-      <w:r>
-        <w:t xml:space="preserve">Features are standardised with </w:t>
-      </w:r>
-      <w:r>
-        <w:rPr>
-          <w:rFonts w:ascii="Courier New" w:hAnsi="Courier New"/>
-        </w:rPr>
-        <w:t>tsl.data.preprocessing.StandardScaler(axis=(0, 1))</w:t>
-      </w:r>
-      <w:r>
-        <w:t xml:space="preserve"> (one global mean/std, shared across all nodes and timesteps, applied uniformly), fit </w:t>
-      </w:r>
-      <w:r>
-        <w:rPr>
-          <w:b/>
-        </w:rPr>
-        <w:t>only on the training fold</w:t>
-      </w:r>
-      <w:r>
-        <w:t xml:space="preserve"> by </w:t>
-      </w:r>
-      <w:r>
-        <w:rPr>
-          <w:rFonts w:ascii="Courier New" w:hAnsi="Courier New"/>
-        </w:rPr>
-        <w:t>SpatioTemporalDataModule</w:t>
-      </w:r>
-      <w:r>
-        <w:t>. This was explicitly verified rather than assumed: the fitted scaler's mean (</w:t>
-      </w:r>
-      <w:r>
-        <w:rPr>
-          <w:rFonts w:ascii="Courier New" w:hAnsi="Courier New"/>
-        </w:rPr>
-        <w:t>58.478</w:t>
-      </w:r>
-      <w:r>
-        <w:t xml:space="preserve"> mph) matches a train-fold-only computation, not the full-series mean (</w:t>
-      </w:r>
-      <w:r>
-        <w:rPr>
-          <w:rFonts w:ascii="Courier New" w:hAnsi="Courier New"/>
-        </w:rPr>
-        <w:t>58.368</w:t>
-      </w:r>
-      <w:r>
-        <w:t xml:space="preserve"> mph) — the two differ, confirming the split boundary is actually respected during fitting.</w:t>
-      </w:r>
-    </w:p>
-    <w:p>
-      <w:pPr>
-        <w:pStyle w:val="Heading3"/>
-      </w:pPr>
-      <w:r>
-        <w:t>2.4 Model Configuration</w:t>
-      </w:r>
-    </w:p>
-    <w:p>
-      <w:r>
-        <w:t xml:space="preserve">All four models are built directly from tsl's own model classes with tsl's own default hyperparameters (confirmed by introspecting the installed </w:t>
+        <w:t xml:space="preserve"> (all defaults confirmed against the installed </w:t>
       </w:r>
       <w:r>
         <w:rPr>
@@ -621,260 +192,148 @@
         <w:t>tsl==0.9.5</w:t>
       </w:r>
       <w:r>
-        <w:t xml:space="preserve"> package — see </w:t>
-      </w:r>
-      <w:r>
-        <w:rPr>
-          <w:rFonts w:ascii="Courier New" w:hAnsi="Courier New"/>
-        </w:rPr>
-        <w:t>code/API_NOTES.md</w:t>
-      </w:r>
-      <w:r>
-        <w:t xml:space="preserve"> — rather than assumed from documentation or online examples that may not match this version):</w:t>
+        <w:t xml:space="preserve"> source):</w:t>
       </w:r>
     </w:p>
-    <w:p>
-      <w:pPr>
-        <w:pStyle w:val="ListBullet"/>
-      </w:pPr>
-      <w:r>
-        <w:rPr>
-          <w:b/>
-        </w:rPr>
-        <w:t>TTS</w:t>
-      </w:r>
-      <w:r>
-        <w:t>: the tsl tutorial reference architecture (</w:t>
-      </w:r>
-      <w:r>
-        <w:rPr>
-          <w:rFonts w:ascii="Courier New" w:hAnsi="Courier New"/>
-        </w:rPr>
-        <w:t>RNN</w:t>
-      </w:r>
-      <w:r>
-        <w:t xml:space="preserve"> (GRU, 1 layer) → </w:t>
-      </w:r>
-      <w:r>
-        <w:rPr>
-          <w:rFonts w:ascii="Courier New" w:hAnsi="Courier New"/>
-        </w:rPr>
-        <w:t>DiffConv</w:t>
-      </w:r>
-    </w:p>
+    <w:tbl>
+      <w:tblPr>
+        <w:tblStyle w:val="LightGrid-Accent1"/>
+        <w:tblW w:type="auto" w:w="0"/>
+        <w:tblLook w:firstColumn="1" w:firstRow="1" w:lastColumn="0" w:lastRow="0" w:noHBand="0" w:noVBand="1" w:val="04A0"/>
+      </w:tblPr>
+      <w:tblGrid>
+        <w:gridCol w:w="4320"/>
+        <w:gridCol w:w="4320"/>
+      </w:tblGrid>
+      <w:tr>
+        <w:tc>
+          <w:tcPr>
+            <w:tcW w:type="dxa" w:w="4320"/>
+          </w:tcPr>
+          <w:p>
+            <w:r>
+              <w:rPr>
+                <w:b/>
+              </w:rPr>
+            </w:r>
+            <w:r>
+              <w:rPr>
+                <w:b/>
+              </w:rPr>
+              <w:t>Model</w:t>
+            </w:r>
+          </w:p>
+        </w:tc>
+        <w:tc>
+          <w:tcPr>
+            <w:tcW w:type="dxa" w:w="4320"/>
+          </w:tcPr>
+          <w:p>
+            <w:r>
+              <w:rPr>
+                <w:b/>
+              </w:rPr>
+            </w:r>
+            <w:r>
+              <w:rPr>
+                <w:b/>
+              </w:rPr>
+              <w:t>Key hyperparameters</w:t>
+            </w:r>
+          </w:p>
+        </w:tc>
+      </w:tr>
+      <w:tr>
+        <w:tc>
+          <w:tcPr>
+            <w:tcW w:type="dxa" w:w="4320"/>
+          </w:tcPr>
+          <w:p>
+            <w:r/>
+            <w:r>
+              <w:t>TTS</w:t>
+            </w:r>
+          </w:p>
+        </w:tc>
+        <w:tc>
+          <w:tcPr>
+            <w:tcW w:type="dxa" w:w="4320"/>
+          </w:tcPr>
+          <w:p>
+            <w:r/>
+            <w:r>
+              <w:t>hidden size 32, 1 GRU layer, 1-hop diffusion conv</w:t>
+            </w:r>
+          </w:p>
+        </w:tc>
+      </w:tr>
+      <w:tr>
+        <w:tc>
+          <w:tcPr>
+            <w:tcW w:type="dxa" w:w="4320"/>
+          </w:tcPr>
+          <w:p>
+            <w:r/>
+            <w:r>
+              <w:t>GWN (both configs)</w:t>
+            </w:r>
+          </w:p>
+        </w:tc>
+        <w:tc>
+          <w:tcPr>
+            <w:tcW w:type="dxa" w:w="4320"/>
+          </w:tcPr>
+          <w:p>
+            <w:r/>
+            <w:r>
+              <w:t xml:space="preserve">hidden 32, ff 256, 8 dilated-conv blocks, kernel size 2, dropout 0.3; adaptive config adds </w:t>
+            </w:r>
+            <w:r>
+              <w:rPr>
+                <w:rFonts w:ascii="Courier New" w:hAnsi="Courier New"/>
+              </w:rPr>
+              <w:t>learned_adjacency=True</w:t>
+            </w:r>
+            <w:r>
+              <w:t xml:space="preserve">, </w:t>
+            </w:r>
+            <w:r>
+              <w:rPr>
+                <w:rFonts w:ascii="Courier New" w:hAnsi="Courier New"/>
+              </w:rPr>
+              <w:t>emb_size=10</w:t>
+            </w:r>
+          </w:p>
+        </w:tc>
+      </w:tr>
+      <w:tr>
+        <w:tc>
+          <w:tcPr>
+            <w:tcW w:type="dxa" w:w="4320"/>
+          </w:tcPr>
+          <w:p>
+            <w:r/>
+            <w:r>
+              <w:t>AGCRN</w:t>
+            </w:r>
+          </w:p>
+        </w:tc>
+        <w:tc>
+          <w:tcPr>
+            <w:tcW w:type="dxa" w:w="4320"/>
+          </w:tcPr>
+          <w:p>
+            <w:r/>
+            <w:r>
+              <w:t>hidden 64, embedding size 10, 1 recurrent layer, no predefined graph</w:t>
+            </w:r>
+          </w:p>
+        </w:tc>
+      </w:tr>
+    </w:tbl>
     <w:p>
       <w:r>
-        <w:t xml:space="preserve">(k=2) over the predefined graph), </w:t>
-      </w:r>
-      <w:r>
-        <w:rPr>
-          <w:rFonts w:ascii="Courier New" w:hAnsi="Courier New"/>
-        </w:rPr>
-        <w:t>hidden_size=32</w:t>
-      </w:r>
-      <w:r>
-        <w:t>.</w:t>
-      </w:r>
-    </w:p>
-    <w:p>
-      <w:pPr>
-        <w:pStyle w:val="ListBullet"/>
-      </w:pPr>
-      <w:r>
-        <w:rPr>
-          <w:b/>
-        </w:rPr>
-        <w:t>GWN (predefined)</w:t>
-      </w:r>
-      <w:r>
-        <w:t xml:space="preserve">: </w:t>
-      </w:r>
-      <w:r>
-        <w:rPr>
-          <w:rFonts w:ascii="Courier New" w:hAnsi="Courier New"/>
-        </w:rPr>
-        <w:t>GraphWaveNetModel(learned_adjacency=False)</w:t>
-      </w:r>
-      <w:r>
-        <w:t>, all other args at</w:t>
-      </w:r>
-    </w:p>
-    <w:p>
-      <w:r>
-        <w:t>tsl defaults (</w:t>
-      </w:r>
-      <w:r>
-        <w:rPr>
-          <w:rFonts w:ascii="Courier New" w:hAnsi="Courier New"/>
-        </w:rPr>
-        <w:t>hidden_size=32, ff_size=256, n_layers=8, temporal_kernel_size=2, spatial_kernel_size=2, dilation=2, dilation_mod=2, norm='batch', dropout=0.3</w:t>
-      </w:r>
-      <w:r>
-        <w:t>).</w:t>
-      </w:r>
-    </w:p>
-    <w:p>
-      <w:pPr>
-        <w:pStyle w:val="ListBullet"/>
-      </w:pPr>
-      <w:r>
-        <w:rPr>
-          <w:b/>
-        </w:rPr>
-        <w:t>GWN (predefined+adaptive)</w:t>
-      </w:r>
-      <w:r>
-        <w:t>: identical, with `learned_adjacency=True,</w:t>
-      </w:r>
-    </w:p>
-    <w:p>
-      <w:r>
-        <w:t xml:space="preserve">n_nodes=207, emb_size=10` — the </w:t>
-      </w:r>
-      <w:r>
-        <w:rPr>
-          <w:i/>
-        </w:rPr>
-        <w:t>only</w:t>
-      </w:r>
-      <w:r>
-        <w:t xml:space="preserve"> difference from the previous configuration, by design, so this is a controlled ablation of the adaptive-adjacency component.</w:t>
-      </w:r>
-    </w:p>
-    <w:p>
-      <w:pPr>
-        <w:pStyle w:val="ListBullet"/>
-      </w:pPr>
-      <w:r>
-        <w:rPr>
-          <w:b/>
-        </w:rPr>
-        <w:t>AGCRN</w:t>
-      </w:r>
-      <w:r>
-        <w:t xml:space="preserve">: </w:t>
-      </w:r>
-      <w:r>
-        <w:rPr>
-          <w:rFonts w:ascii="Courier New" w:hAnsi="Courier New"/>
-        </w:rPr>
-        <w:t>AGCRNModel(hidden_size=64, emb_size=10, n_layers=1)</w:t>
-      </w:r>
-      <w:r>
-        <w:t>, tsl defaults.</w:t>
-      </w:r>
-    </w:p>
-    <w:p>
-      <w:r>
-        <w:t xml:space="preserve">AGCRN's </w:t>
-      </w:r>
-      <w:r>
-        <w:rPr>
-          <w:rFonts w:ascii="Courier New" w:hAnsi="Courier New"/>
-        </w:rPr>
-        <w:t>forward(x, u=None)</w:t>
-      </w:r>
-      <w:r>
-        <w:t xml:space="preserve"> takes </w:t>
-      </w:r>
-      <w:r>
-        <w:rPr>
-          <w:b/>
-        </w:rPr>
-        <w:t>no</w:t>
-      </w:r>
-      <w:r>
-        <w:t xml:space="preserve"> </w:t>
-      </w:r>
-      <w:r>
-        <w:rPr>
-          <w:rFonts w:ascii="Courier New" w:hAnsi="Courier New"/>
-        </w:rPr>
-        <w:t>edge_index</w:t>
-      </w:r>
-      <w:r>
-        <w:t>/</w:t>
-      </w:r>
-      <w:r>
-        <w:rPr>
-          <w:rFonts w:ascii="Courier New" w:hAnsi="Courier New"/>
-        </w:rPr>
-        <w:t>edge_weight</w:t>
-      </w:r>
-      <w:r>
-        <w:t xml:space="preserve"> at all — unlike the other three models, it never consumes the predefined graph; all of its spatial structure comes from its own learned node embeddings.</w:t>
-      </w:r>
-    </w:p>
-    <w:p>
-      <w:r>
-        <w:t>Optimiser (Adam), learning rate (0.001), and batch size (64) are held identical across all four models so that architecture is the only varying factor in the cross-model comparison.</w:t>
-      </w:r>
-    </w:p>
-    <w:p>
-      <w:pPr>
-        <w:pStyle w:val="Heading3"/>
-      </w:pPr>
-      <w:r>
-        <w:t>2.5 Training Protocol, Hardware, and a Deadline-Driven Limitation</w:t>
-      </w:r>
-    </w:p>
-    <w:p>
-      <w:r>
-        <w:t>Training uses PyTorch Lightning (</w:t>
-      </w:r>
-      <w:r>
-        <w:rPr>
-          <w:rFonts w:ascii="Courier New" w:hAnsi="Courier New"/>
-        </w:rPr>
-        <w:t>tsl.engines.Predictor</w:t>
-      </w:r>
-      <w:r>
-        <w:t xml:space="preserve"> wrapping each model, </w:t>
-      </w:r>
-      <w:r>
-        <w:rPr>
-          <w:rFonts w:ascii="Courier New" w:hAnsi="Courier New"/>
-        </w:rPr>
-        <w:t>pytorch_lightning.Trainer</w:t>
-      </w:r>
-      <w:r>
-        <w:t xml:space="preserve">), masked MAE as the training loss, and </w:t>
-      </w:r>
-      <w:r>
-        <w:rPr>
-          <w:rFonts w:ascii="Courier New" w:hAnsi="Courier New"/>
-        </w:rPr>
-        <w:t>ModelCheckpoint</w:t>
-      </w:r>
-      <w:r>
-        <w:t xml:space="preserve"> (monitor </w:t>
-      </w:r>
-      <w:r>
-        <w:rPr>
-          <w:rFonts w:ascii="Courier New" w:hAnsi="Courier New"/>
-        </w:rPr>
-        <w:t>val_mae</w:t>
-      </w:r>
-      <w:r>
-        <w:t xml:space="preserve">, save best) + </w:t>
-      </w:r>
-      <w:r>
-        <w:rPr>
-          <w:rFonts w:ascii="Courier New" w:hAnsi="Courier New"/>
-        </w:rPr>
-        <w:t>EarlyStopping</w:t>
-      </w:r>
-      <w:r>
-        <w:t xml:space="preserve"> (monitor </w:t>
-      </w:r>
-      <w:r>
-        <w:rPr>
-          <w:rFonts w:ascii="Courier New" w:hAnsi="Courier New"/>
-        </w:rPr>
-        <w:t>val_mae</w:t>
-      </w:r>
-      <w:r>
-        <w:t>) for model selection.</w:t>
+        <w:t>Adam, lr=0.001, batch size 64, identical across all four models. Loss: masked MAE. Seed 42 throughout.</w:t>
       </w:r>
     </w:p>
     <w:p>
@@ -882,271 +341,39 @@
         <w:rPr>
           <w:b/>
         </w:rPr>
-        <w:t>Hardware/software</w:t>
+        <w:t>Training protocol and a mid-project hardware change.</w:t>
       </w:r>
       <w:r>
-        <w:t xml:space="preserve"> (</w:t>
-      </w:r>
-      <w:r>
-        <w:rPr>
-          <w:rFonts w:ascii="Courier New" w:hAnsi="Courier New"/>
-        </w:rPr>
-        <w:t>environment.json</w:t>
-      </w:r>
-      <w:r>
-        <w:t xml:space="preserve">, captured automatically, not hand-typed): Python 3.12.10, PyTorch 2.9.0+cpu, tsl 0.9.5, torch_geometric 2.8.0.post1, PyTorch Lightning 2.6.5, </w:t>
+        <w:t xml:space="preserve"> Training began CPU-only (Intel CPU, no GPU) under a hard deadline: 3 epochs for TTS (stopped manually, still improving), 4 for each GWN config, 11 for AGCRN. Partway through, GPU hardware became available (NVIDIA RTX 3070). Every model was </w:t>
       </w:r>
       <w:r>
         <w:rPr>
           <w:b/>
         </w:rPr>
-        <w:t>no GPU</w:t>
+        <w:t>resumed from its CPU checkpoint</w:t>
       </w:r>
       <w:r>
-        <w:t xml:space="preserve"> (Intel64 Family 6 Model 191 CPU, 15.7 GB RAM, Windows 11). Random seed 42, applied to Python/NumPy/PyTorch/PyTorch-Lightning via a single </w:t>
-      </w:r>
-      <w:r>
-        <w:rPr>
-          <w:rFonts w:ascii="Courier New" w:hAnsi="Courier New"/>
-        </w:rPr>
-        <w:t>set_seed()</w:t>
-      </w:r>
-      <w:r>
-        <w:t xml:space="preserve"> utility used by every script.</w:t>
-      </w:r>
-    </w:p>
-    <w:p>
-      <w:r>
-        <w:t>Two computational realities materially shaped the epoch budgets used for the final results, and are stated explicitly rather than hidden:</w:t>
-      </w:r>
-    </w:p>
-    <w:p>
-      <w:pPr>
-        <w:pStyle w:val="ListNumber"/>
-      </w:pPr>
-      <w:r>
-        <w:rPr>
-          <w:b/>
-        </w:rPr>
-        <w:t>No GPU is available.</w:t>
-      </w:r>
-      <w:r>
-        <w:t xml:space="preserve"> An empirical CPU timing pilot (one capped epoch per</w:t>
-      </w:r>
-    </w:p>
-    <w:p>
-      <w:r>
-        <w:t xml:space="preserve">architecture, </w:t>
-      </w:r>
-      <w:r>
-        <w:rPr>
-          <w:rFonts w:ascii="Courier New" w:hAnsi="Courier New"/>
-        </w:rPr>
-        <w:t>results/timing_pilot.json</w:t>
-      </w:r>
-      <w:r>
-        <w:t>) measured real per-epoch cost before any full run was launched: TTS ≈2.0 min/epoch, GWN (either configuration) ≈34–38 min/epoch (≈17× TTS), AGCRN ≈15 min/epoch, all with 385 batches/epoch.</w:t>
-      </w:r>
-    </w:p>
-    <w:p>
-      <w:pPr>
-        <w:pStyle w:val="ListNumber"/>
-      </w:pPr>
-      <w:r>
-        <w:rPr>
-          <w:b/>
-        </w:rPr>
-        <w:t>The four full training runs were executed concurrently</w:t>
-      </w:r>
-      <w:r>
-        <w:t xml:space="preserve"> (on the user's own</w:t>
-      </w:r>
-    </w:p>
-    <w:p>
-      <w:r>
-        <w:t>machine, in four parallel processes, to fit the assignment's submission deadline) rather than sequentially. This initially caused CPU thread oversubscription — each process defaulted to claiming all logical CPUs, so the four processes measurably thrashed each other (TTS's first real epoch took 5.6 min instead of the pilot's isolated 2.0 min, a 2.8× slowdown). This was mitigated by capping each process to a fair thread share (</w:t>
-      </w:r>
-      <w:r>
-        <w:rPr>
-          <w:rFonts w:ascii="Courier New" w:hAnsi="Courier New"/>
-        </w:rPr>
-        <w:t>cpu_count() // 4</w:t>
-      </w:r>
-      <w:r>
-        <w:t xml:space="preserve">), which reduced the slowdown to ≈1.9×, and final epoch budgets (Table with training times, Section 4.3/5.2) were set conservatively from that measured, </w:t>
-      </w:r>
-      <w:r>
-        <w:rPr>
-          <w:i/>
-        </w:rPr>
-        <w:t>contended</w:t>
-      </w:r>
-      <w:r>
-        <w:t xml:space="preserve"> per-epoch cost, not from the isolated pilot number.</w:t>
-      </w:r>
-    </w:p>
-    <w:p>
-      <w:r>
-        <w:t xml:space="preserve">Given (1) and (2), max-epoch ceilings are lower than would be used with unconstrained time/GPU access (GWN: 6 epochs/config; AGCRN: 16 epochs; TTS: 60 epochs, effectively unconstrained since it is cheap). Early stopping is still active as the primary convergence criterion; the epoch </w:t>
-      </w:r>
-      <w:r>
-        <w:rPr>
-          <w:i/>
-        </w:rPr>
-        <w:t>ceiling</w:t>
-      </w:r>
-      <w:r>
-        <w:t xml:space="preserve"> is the deadline-driven limitation. This is reported as exactly what it is — a real constraint that could bias absolute accuracy downward for the more expensive models (GWN in particular) relative to what longer training might achieve — rather than either silently running fewer epochs without comment or fabricating results from a longer run that was never actually executed.</w:t>
-      </w:r>
-    </w:p>
-    <w:p>
-      <w:pPr>
-        <w:pStyle w:val="Heading3"/>
-      </w:pPr>
-      <w:r>
-        <w:t>2.6 Metrics and Evaluation Protocol</w:t>
-      </w:r>
-    </w:p>
-    <w:p>
-      <w:r>
-        <w:t xml:space="preserve">All models are evaluated identically on the same (held-out, never-trained-on, never-used-for-checkpoint-selection) test fold, using the </w:t>
+        <w:t xml:space="preserve"> — full optimiser/epoch state, not just weights — on a CUDA-enabled environment, everything else held identical. Per-epoch cost dropped 50-100x (TTS ~7s, GWN ~58-64s, AGCRN ~30s, down from minutes-to-tens-of-minutes), so each model was given a much larger epoch ceiling and a fresh early-stopping patience. </w:t>
       </w:r>
       <w:r>
         <w:rPr>
           <w:b/>
         </w:rPr>
-        <w:t>same</w:t>
+        <w:t>This GPU training is still being extended at time of writing</w:t>
       </w:r>
       <w:r>
-        <w:t xml:space="preserve"> trained-model loading and prediction code (</w:t>
-      </w:r>
-      <w:r>
-        <w:rPr>
-          <w:rFonts w:ascii="Courier New" w:hAnsi="Courier New"/>
-        </w:rPr>
-        <w:t>code/evaluation/evaluate.py</w:t>
-      </w:r>
-      <w:r>
-        <w:t>) for all four models:</w:t>
+        <w:t>; results below are the best currently available snapshot, not a final converged result — flagged once here rather than repeated throughout.</w:t>
       </w:r>
     </w:p>
     <w:p>
-      <w:pPr>
-        <w:pStyle w:val="ListBullet"/>
-      </w:pPr>
       <w:r>
         <w:rPr>
           <w:b/>
         </w:rPr>
-        <w:t>MSE</w:t>
+        <w:t>Evaluation.</w:t>
       </w:r>
       <w:r>
-        <w:t xml:space="preserve">, </w:t>
-      </w:r>
-      <w:r>
-        <w:rPr>
-          <w:b/>
-        </w:rPr>
-        <w:t>MAE</w:t>
-      </w:r>
-      <w:r>
-        <w:t xml:space="preserve"> (both in mph² / mph, the original unscaled speed units — predictions</w:t>
-      </w:r>
-    </w:p>
-    <w:p>
-      <w:r>
-        <w:t xml:space="preserve">are inverse-transformed back from the standardised scale before computing metrics), and </w:t>
-      </w:r>
-      <w:r>
-        <w:rPr>
-          <w:b/>
-        </w:rPr>
-        <w:t>MAPE</w:t>
-      </w:r>
-      <w:r>
-        <w:t xml:space="preserve"> (%), each masked to exclude originally-missing observations.</w:t>
-      </w:r>
-    </w:p>
-    <w:p>
-      <w:pPr>
-        <w:pStyle w:val="ListBullet"/>
-      </w:pPr>
-      <w:r>
-        <w:t xml:space="preserve">Reported at three horizons: </w:t>
-      </w:r>
-      <w:r>
-        <w:rPr>
-          <w:b/>
-        </w:rPr>
-        <w:t>15 minutes</w:t>
-      </w:r>
-      <w:r>
-        <w:t xml:space="preserve"> (step 3, 0-indexed step 2), </w:t>
-      </w:r>
-      <w:r>
-        <w:rPr>
-          <w:b/>
-        </w:rPr>
-        <w:t>30 minutes</w:t>
-      </w:r>
-    </w:p>
-    <w:p>
-      <w:r>
-        <w:t xml:space="preserve">(step 6, index 5), </w:t>
-      </w:r>
-      <w:r>
-        <w:rPr>
-          <w:b/>
-        </w:rPr>
-        <w:t>60 minutes</w:t>
-      </w:r>
-      <w:r>
-        <w:t xml:space="preserve"> (step 12, index 11) — of the model's full 12-step (60-minute) forecast.</w:t>
-      </w:r>
-    </w:p>
-    <w:p>
-      <w:pPr>
-        <w:pStyle w:val="ListBullet"/>
-      </w:pPr>
-      <w:r>
-        <w:t>Overall figures average over all 207 sensors; per-station figures (Sections 3.3, 4.5,</w:t>
-      </w:r>
-    </w:p>
-    <w:p>
-      <w:r>
-        <w:t>5.3) isolate sensors 1–3 (node indices 0–2 in the dataframe's column order).</w:t>
-      </w:r>
-    </w:p>
-    <w:p>
-      <w:r>
-        <w:t>No hyperparameter was tuned against the test set at any point — model selection uses only the validation fold (</w:t>
-      </w:r>
-      <w:r>
-        <w:rPr>
-          <w:rFonts w:ascii="Courier New" w:hAnsi="Courier New"/>
-        </w:rPr>
-        <w:t>val_mae</w:t>
-      </w:r>
-      <w:r>
-        <w:t xml:space="preserve">, via </w:t>
-      </w:r>
-      <w:r>
-        <w:rPr>
-          <w:rFonts w:ascii="Courier New" w:hAnsi="Courier New"/>
-        </w:rPr>
-        <w:t>EarlyStopping</w:t>
-      </w:r>
-      <w:r>
-        <w:t>/</w:t>
-      </w:r>
-      <w:r>
-        <w:rPr>
-          <w:rFonts w:ascii="Courier New" w:hAnsi="Courier New"/>
-        </w:rPr>
-        <w:t>ModelCheckpoint</w:t>
-      </w:r>
-      <w:r>
-        <w:t>), and the test fold is touched exactly once per model, at final evaluation.</w:t>
+        <w:t xml:space="preserve"> Same test fold, same code, all models. MSE and MAE in original mph units (inverse-scaled), plus MAPE, all masked for missing observations; reported at 15/30/60-min horizons. Overall = mean over 207 sensors; per-station = first 3 sensors. No test-set tuning; model selection via validation-fold early stopping only.</w:t>
       </w:r>
     </w:p>
     <w:p>
@@ -1154,44 +381,7 @@
         <w:pStyle w:val="Heading2"/>
       </w:pPr>
       <w:r>
-        <w:t>3. Question 1 — TimeThenSpaceModel</w:t>
-      </w:r>
-    </w:p>
-    <w:p>
-      <w:r>
-        <w:rPr>
-          <w:b/>
-        </w:rPr>
-        <w:t>A note on this section's training budget</w:t>
-      </w:r>
-      <w:r>
-        <w:t xml:space="preserve">: because of the deadline-driven CPU resource reallocation described in Section 2.5, TTS training was deliberately stopped after </w:t>
-      </w:r>
-      <w:r>
-        <w:rPr>
-          <w:b/>
-        </w:rPr>
-        <w:t>3 epochs</w:t>
-      </w:r>
-      <w:r>
-        <w:t xml:space="preserve"> (val_mae still improving: 3.147 → 3.108 → 3.077) rather than run to early-stopping convergence, so that its CPU share could go to the more expensive GWN/AGCRN experiments. All numbers below are real, measured evaluation output from that 3-epoch checkpoint — not fabricated — but should be read as an </w:t>
-      </w:r>
-      <w:r>
-        <w:rPr>
-          <w:b/>
-        </w:rPr>
-        <w:t>under-trained</w:t>
-      </w:r>
-      <w:r>
-        <w:t xml:space="preserve"> baseline; a fully-converged TTS would likely score somewhat better than what follows.</w:t>
-      </w:r>
-    </w:p>
-    <w:p>
-      <w:pPr>
-        <w:pStyle w:val="Heading3"/>
-      </w:pPr>
-      <w:r>
-        <w:t>3.1 Adjacency Matrix</w:t>
+        <w:t>3. Question 1: TimeThenSpaceModel</w:t>
       </w:r>
     </w:p>
     <w:p>
@@ -1247,176 +437,12 @@
         <w:rPr>
           <w:i/>
         </w:rPr>
-        <w:t>Figure 1. Predefined METR-LA sensor adjacency matrix (207×207), built via `dataset.get_connectivity(threshold=0.1, include_self=False, normalize_axis=1)`. Row i, column j is the weight used when sensor i aggregates information from sensor j.</w:t>
+        <w:t>Figure 1. Predefined adjacency matrix (207 sensors). Row = destination, column = source.</w:t>
       </w:r>
     </w:p>
     <w:p>
       <w:r>
-        <w:t xml:space="preserve">This matrix encodes </w:t>
-      </w:r>
-      <w:r>
-        <w:rPr>
-          <w:b/>
-        </w:rPr>
-        <w:t>spatial proximity between traffic sensors along the physical road network</w:t>
-      </w:r>
-      <w:r>
-        <w:t xml:space="preserve">: each entry is derived from a thresholded Gaussian kernel applied to pairwise road-network distances (not straight-line/Euclidean distance) between sensors, so two sensors are connected only if they are close </w:t>
-      </w:r>
-      <w:r>
-        <w:rPr>
-          <w:i/>
-        </w:rPr>
-        <w:t>along the road</w:t>
-      </w:r>
-      <w:r>
-        <w:t>, and the edge weight decays with that distance. Concretely, verified directly from the built matrix (</w:t>
-      </w:r>
-      <w:r>
-        <w:rPr>
-          <w:rFonts w:ascii="Courier New" w:hAnsi="Courier New"/>
-        </w:rPr>
-        <w:t>results/predefined_adjacency.npy</w:t>
-      </w:r>
-      <w:r>
-        <w:t>):</w:t>
-      </w:r>
-    </w:p>
-    <w:p>
-      <w:pPr>
-        <w:pStyle w:val="ListBullet"/>
-      </w:pPr>
-      <w:r>
-        <w:rPr>
-          <w:b/>
-        </w:rPr>
-        <w:t>Sparse</w:t>
-      </w:r>
-      <w:r>
-        <w:t>: only 1,515 of 207² = 42,849 entries are non-zero (3.5%) — most sensor</w:t>
-      </w:r>
-    </w:p>
-    <w:p>
-      <w:r>
-        <w:t xml:space="preserve">pairs are simply too far apart along the network to be connected at all, which is exactly what the </w:t>
-      </w:r>
-      <w:r>
-        <w:rPr>
-          <w:rFonts w:ascii="Courier New" w:hAnsi="Courier New"/>
-        </w:rPr>
-        <w:t>threshold=0.1</w:t>
-      </w:r>
-      <w:r>
-        <w:t xml:space="preserve"> cutoff is for.</w:t>
-      </w:r>
-    </w:p>
-    <w:p>
-      <w:pPr>
-        <w:pStyle w:val="ListBullet"/>
-      </w:pPr>
-      <w:r>
-        <w:rPr>
-          <w:b/>
-        </w:rPr>
-        <w:t>Directed / asymmetric</w:t>
-      </w:r>
-      <w:r>
-        <w:t xml:space="preserve">: </w:t>
-      </w:r>
-      <w:r>
-        <w:rPr>
-          <w:rFonts w:ascii="Courier New" w:hAnsi="Courier New"/>
-        </w:rPr>
-        <w:t>adj ≠ adj.T</w:t>
-      </w:r>
-      <w:r>
-        <w:t xml:space="preserve"> — the matrix is </w:t>
-      </w:r>
-      <w:r>
-        <w:rPr>
-          <w:b/>
-        </w:rPr>
-        <w:t>not symmetric</w:t>
-      </w:r>
-      <w:r>
-        <w:t>. This</w:t>
-      </w:r>
-    </w:p>
-    <w:p>
-      <w:r>
-        <w:t xml:space="preserve">reflects one-way road segments and directional travel-time asymmetries (e.g. uphill vs. downhill, or opposing carriageways), so sensor A being "close to" sensor B along the road network does not guarantee B is equally close to A. </w:t>
-      </w:r>
-      <w:r>
-        <w:rPr>
-          <w:rFonts w:ascii="Courier New" w:hAnsi="Courier New"/>
-        </w:rPr>
-        <w:t>normalize_axis=1</w:t>
-      </w:r>
-      <w:r>
-        <w:t xml:space="preserve"> also </w:t>
-      </w:r>
-      <w:r>
-        <w:rPr>
-          <w:b/>
-        </w:rPr>
-        <w:t>row-normalises</w:t>
-      </w:r>
-      <w:r>
-        <w:t xml:space="preserve"> the matrix (each row sums to ≈1.0, verified numerically), so a row represents a </w:t>
-      </w:r>
-      <w:r>
-        <w:rPr>
-          <w:i/>
-        </w:rPr>
-        <w:t>relative</w:t>
-      </w:r>
-      <w:r>
-        <w:t xml:space="preserve"> weighting over that sensor's connected neighbours, not an absolute distance. No self-loops are present (</w:t>
-      </w:r>
-      <w:r>
-        <w:rPr>
-          <w:rFonts w:ascii="Courier New" w:hAnsi="Courier New"/>
-        </w:rPr>
-        <w:t>include_self=False</w:t>
-      </w:r>
-      <w:r>
-        <w:t>, diagonal is exactly zero).</w:t>
-      </w:r>
-    </w:p>
-    <w:p>
-      <w:pPr>
-        <w:pStyle w:val="ListBullet"/>
-      </w:pPr>
-      <w:r>
-        <w:rPr>
-          <w:b/>
-        </w:rPr>
-        <w:t>High values</w:t>
-      </w:r>
-      <w:r>
-        <w:t xml:space="preserve"> (close to the row's share of ≈1.0, concentrated on very few entries</w:t>
-      </w:r>
-    </w:p>
-    <w:p>
-      <w:r>
-        <w:t xml:space="preserve">per row given the 3.5% density) mean two sensors are road-network-adjacent and strongly coupled — traffic conditions at one are expected to directly and quickly affect the other. </w:t>
-      </w:r>
-      <w:r>
-        <w:rPr>
-          <w:b/>
-        </w:rPr>
-        <w:t>Low/zero values</w:t>
-      </w:r>
-      <w:r>
-        <w:t xml:space="preserve"> mean sensors are either far apart along the network or not connected at all within the distance threshold, so no direct diffusion of information is assumed between them by any model that consumes this graph (TTS and both GWN configurations).</w:t>
-      </w:r>
-    </w:p>
-    <w:p>
-      <w:pPr>
-        <w:pStyle w:val="Heading3"/>
-      </w:pPr>
-      <w:r>
-        <w:t>3.2 Overall Performance</w:t>
+        <w:t>The graph is sparse (3.5% density), directed, and asymmetric, reflecting one-way segments and directional travel-time differences; each row sums to ~1 (self-excluded), so it encodes a relative weighting over each sensor's connected neighbours, not an absolute distance.</w:t>
       </w:r>
     </w:p>
     <w:p>
@@ -1424,7 +450,783 @@
         <w:rPr>
           <w:i/>
         </w:rPr>
-        <w:t>Table 1. TTS overall performance, averaged over all 207 sensors (3-epoch checkpoint).</w:t>
+        <w:t>Table 1. TTS overall performance (all 207 sensors), 100 epochs (3 CPU + 97 GPU).</w:t>
+      </w:r>
+    </w:p>
+    <w:tbl>
+      <w:tblPr>
+        <w:tblStyle w:val="LightGrid-Accent1"/>
+        <w:tblW w:type="auto" w:w="0"/>
+        <w:tblLook w:firstColumn="1" w:firstRow="1" w:lastColumn="0" w:lastRow="0" w:noHBand="0" w:noVBand="1" w:val="04A0"/>
+      </w:tblPr>
+      <w:tblGrid>
+        <w:gridCol w:w="2160"/>
+        <w:gridCol w:w="2160"/>
+        <w:gridCol w:w="2160"/>
+        <w:gridCol w:w="2160"/>
+      </w:tblGrid>
+      <w:tr>
+        <w:tc>
+          <w:tcPr>
+            <w:tcW w:type="dxa" w:w="2160"/>
+          </w:tcPr>
+          <w:p>
+            <w:r>
+              <w:rPr>
+                <w:b/>
+              </w:rPr>
+            </w:r>
+            <w:r>
+              <w:rPr>
+                <w:b/>
+              </w:rPr>
+              <w:t>Horizon</w:t>
+            </w:r>
+          </w:p>
+        </w:tc>
+        <w:tc>
+          <w:tcPr>
+            <w:tcW w:type="dxa" w:w="2160"/>
+          </w:tcPr>
+          <w:p>
+            <w:r>
+              <w:rPr>
+                <w:b/>
+              </w:rPr>
+            </w:r>
+            <w:r>
+              <w:rPr>
+                <w:b/>
+              </w:rPr>
+              <w:t>MSE (mph²)</w:t>
+            </w:r>
+          </w:p>
+        </w:tc>
+        <w:tc>
+          <w:tcPr>
+            <w:tcW w:type="dxa" w:w="2160"/>
+          </w:tcPr>
+          <w:p>
+            <w:r>
+              <w:rPr>
+                <w:b/>
+              </w:rPr>
+            </w:r>
+            <w:r>
+              <w:rPr>
+                <w:b/>
+              </w:rPr>
+              <w:t>MAE (mph)</w:t>
+            </w:r>
+          </w:p>
+        </w:tc>
+        <w:tc>
+          <w:tcPr>
+            <w:tcW w:type="dxa" w:w="2160"/>
+          </w:tcPr>
+          <w:p>
+            <w:r>
+              <w:rPr>
+                <w:b/>
+              </w:rPr>
+            </w:r>
+            <w:r>
+              <w:rPr>
+                <w:b/>
+              </w:rPr>
+              <w:t>MAPE (%)</w:t>
+            </w:r>
+          </w:p>
+        </w:tc>
+      </w:tr>
+      <w:tr>
+        <w:tc>
+          <w:tcPr>
+            <w:tcW w:type="dxa" w:w="2160"/>
+          </w:tcPr>
+          <w:p>
+            <w:r/>
+            <w:r>
+              <w:t>15 min</w:t>
+            </w:r>
+          </w:p>
+        </w:tc>
+        <w:tc>
+          <w:tcPr>
+            <w:tcW w:type="dxa" w:w="2160"/>
+          </w:tcPr>
+          <w:p>
+            <w:r/>
+            <w:r>
+              <w:t>32.792</w:t>
+            </w:r>
+          </w:p>
+        </w:tc>
+        <w:tc>
+          <w:tcPr>
+            <w:tcW w:type="dxa" w:w="2160"/>
+          </w:tcPr>
+          <w:p>
+            <w:r/>
+            <w:r>
+              <w:t>2.946</w:t>
+            </w:r>
+          </w:p>
+        </w:tc>
+        <w:tc>
+          <w:tcPr>
+            <w:tcW w:type="dxa" w:w="2160"/>
+          </w:tcPr>
+          <w:p>
+            <w:r/>
+            <w:r>
+              <w:t>7.78</w:t>
+            </w:r>
+          </w:p>
+        </w:tc>
+      </w:tr>
+      <w:tr>
+        <w:tc>
+          <w:tcPr>
+            <w:tcW w:type="dxa" w:w="2160"/>
+          </w:tcPr>
+          <w:p>
+            <w:r/>
+            <w:r>
+              <w:t>30 min</w:t>
+            </w:r>
+          </w:p>
+        </w:tc>
+        <w:tc>
+          <w:tcPr>
+            <w:tcW w:type="dxa" w:w="2160"/>
+          </w:tcPr>
+          <w:p>
+            <w:r/>
+            <w:r>
+              <w:t>49.780</w:t>
+            </w:r>
+          </w:p>
+        </w:tc>
+        <w:tc>
+          <w:tcPr>
+            <w:tcW w:type="dxa" w:w="2160"/>
+          </w:tcPr>
+          <w:p>
+            <w:r/>
+            <w:r>
+              <w:t>3.525</w:t>
+            </w:r>
+          </w:p>
+        </w:tc>
+        <w:tc>
+          <w:tcPr>
+            <w:tcW w:type="dxa" w:w="2160"/>
+          </w:tcPr>
+          <w:p>
+            <w:r/>
+            <w:r>
+              <w:t>9.97</w:t>
+            </w:r>
+          </w:p>
+        </w:tc>
+      </w:tr>
+      <w:tr>
+        <w:tc>
+          <w:tcPr>
+            <w:tcW w:type="dxa" w:w="2160"/>
+          </w:tcPr>
+          <w:p>
+            <w:r/>
+            <w:r>
+              <w:t>60 min</w:t>
+            </w:r>
+          </w:p>
+        </w:tc>
+        <w:tc>
+          <w:tcPr>
+            <w:tcW w:type="dxa" w:w="2160"/>
+          </w:tcPr>
+          <w:p>
+            <w:r/>
+            <w:r>
+              <w:t>76.577</w:t>
+            </w:r>
+          </w:p>
+        </w:tc>
+        <w:tc>
+          <w:tcPr>
+            <w:tcW w:type="dxa" w:w="2160"/>
+          </w:tcPr>
+          <w:p>
+            <w:r/>
+            <w:r>
+              <w:t>4.383</w:t>
+            </w:r>
+          </w:p>
+        </w:tc>
+        <w:tc>
+          <w:tcPr>
+            <w:tcW w:type="dxa" w:w="2160"/>
+          </w:tcPr>
+          <w:p>
+            <w:r/>
+            <w:r>
+              <w:t>13.18</w:t>
+            </w:r>
+          </w:p>
+        </w:tc>
+      </w:tr>
+    </w:tbl>
+    <w:p>
+      <w:r>
+        <w:drawing>
+          <wp:inline xmlns:a="http://schemas.openxmlformats.org/drawingml/2006/main" xmlns:pic="http://schemas.openxmlformats.org/drawingml/2006/picture">
+            <wp:extent cx="5400000" cy="3857143"/>
+            <wp:docPr id="2" name="Picture 2"/>
+            <wp:cNvGraphicFramePr>
+              <a:graphicFrameLocks noChangeAspect="1"/>
+            </wp:cNvGraphicFramePr>
+            <a:graphic>
+              <a:graphicData uri="http://schemas.openxmlformats.org/drawingml/2006/picture">
+                <pic:pic>
+                  <pic:nvPicPr>
+                    <pic:cNvPr id="0" name="fig04_horizon_trend_mae.png"/>
+                    <pic:cNvPicPr/>
+                  </pic:nvPicPr>
+                  <pic:blipFill>
+                    <a:blip r:embed="rId10"/>
+                    <a:stretch>
+                      <a:fillRect/>
+                    </a:stretch>
+                  </pic:blipFill>
+                  <pic:spPr>
+                    <a:xfrm>
+                      <a:off x="0" y="0"/>
+                      <a:ext cx="5400000" cy="3857143"/>
+                    </a:xfrm>
+                    <a:prstGeom prst="rect"/>
+                  </pic:spPr>
+                </pic:pic>
+              </a:graphicData>
+            </a:graphic>
+          </wp:inline>
+        </w:drawing>
+      </w:r>
+    </w:p>
+    <w:p>
+      <w:pPr>
+        <w:jc w:val="center"/>
+      </w:pPr>
+      <w:r>
+        <w:rPr>
+          <w:i/>
+          <w:sz w:val="18"/>
+        </w:rPr>
+        <w:t>TTS horizon trend</w:t>
+      </w:r>
+    </w:p>
+    <w:p>
+      <w:r>
+        <w:rPr>
+          <w:i/>
+        </w:rPr>
+        <w:t>Figure 2. TTS mean absolute error vs. horizon, averaged over all sensors.</w:t>
+      </w:r>
+    </w:p>
+    <w:p>
+      <w:r>
+        <w:t>Error grows monotonically with horizon (MSE ×2.3, MAE ×1.5, MAPE ×1.7 from 15 to 60 min) — expected, since uncertainty compounds further ahead.</w:t>
+      </w:r>
+    </w:p>
+    <w:p>
+      <w:r>
+        <w:rPr>
+          <w:i/>
+        </w:rPr>
+        <w:t>Table 2. TTS per-station performance, Sensors 1-3.</w:t>
+      </w:r>
+    </w:p>
+    <w:tbl>
+      <w:tblPr>
+        <w:tblStyle w:val="LightGrid-Accent1"/>
+        <w:tblW w:type="auto" w:w="0"/>
+        <w:tblLook w:firstColumn="1" w:firstRow="1" w:lastColumn="0" w:lastRow="0" w:noHBand="0" w:noVBand="1" w:val="04A0"/>
+      </w:tblPr>
+      <w:tblGrid>
+        <w:gridCol w:w="1728"/>
+        <w:gridCol w:w="1728"/>
+        <w:gridCol w:w="1728"/>
+        <w:gridCol w:w="1728"/>
+        <w:gridCol w:w="1728"/>
+      </w:tblGrid>
+      <w:tr>
+        <w:tc>
+          <w:tcPr>
+            <w:tcW w:type="dxa" w:w="1728"/>
+          </w:tcPr>
+          <w:p>
+            <w:r>
+              <w:rPr>
+                <w:b/>
+              </w:rPr>
+            </w:r>
+            <w:r>
+              <w:rPr>
+                <w:b/>
+              </w:rPr>
+              <w:t>Sensor</w:t>
+            </w:r>
+          </w:p>
+        </w:tc>
+        <w:tc>
+          <w:tcPr>
+            <w:tcW w:type="dxa" w:w="1728"/>
+          </w:tcPr>
+          <w:p>
+            <w:r>
+              <w:rPr>
+                <w:b/>
+              </w:rPr>
+            </w:r>
+            <w:r>
+              <w:rPr>
+                <w:b/>
+              </w:rPr>
+              <w:t>Horizon</w:t>
+            </w:r>
+          </w:p>
+        </w:tc>
+        <w:tc>
+          <w:tcPr>
+            <w:tcW w:type="dxa" w:w="1728"/>
+          </w:tcPr>
+          <w:p>
+            <w:r>
+              <w:rPr>
+                <w:b/>
+              </w:rPr>
+            </w:r>
+            <w:r>
+              <w:rPr>
+                <w:b/>
+              </w:rPr>
+              <w:t>MSE (mph²)</w:t>
+            </w:r>
+          </w:p>
+        </w:tc>
+        <w:tc>
+          <w:tcPr>
+            <w:tcW w:type="dxa" w:w="1728"/>
+          </w:tcPr>
+          <w:p>
+            <w:r>
+              <w:rPr>
+                <w:b/>
+              </w:rPr>
+            </w:r>
+            <w:r>
+              <w:rPr>
+                <w:b/>
+              </w:rPr>
+              <w:t>MAE (mph)</w:t>
+            </w:r>
+          </w:p>
+        </w:tc>
+        <w:tc>
+          <w:tcPr>
+            <w:tcW w:type="dxa" w:w="1728"/>
+          </w:tcPr>
+          <w:p>
+            <w:r>
+              <w:rPr>
+                <w:b/>
+              </w:rPr>
+            </w:r>
+            <w:r>
+              <w:rPr>
+                <w:b/>
+              </w:rPr>
+              <w:t>MAPE (%)</w:t>
+            </w:r>
+          </w:p>
+        </w:tc>
+      </w:tr>
+      <w:tr>
+        <w:tc>
+          <w:tcPr>
+            <w:tcW w:type="dxa" w:w="1728"/>
+          </w:tcPr>
+          <w:p>
+            <w:r/>
+            <w:r>
+              <w:t>1</w:t>
+            </w:r>
+          </w:p>
+        </w:tc>
+        <w:tc>
+          <w:tcPr>
+            <w:tcW w:type="dxa" w:w="1728"/>
+          </w:tcPr>
+          <w:p>
+            <w:r/>
+            <w:r>
+              <w:t>15/30/60 min</w:t>
+            </w:r>
+          </w:p>
+        </w:tc>
+        <w:tc>
+          <w:tcPr>
+            <w:tcW w:type="dxa" w:w="1728"/>
+          </w:tcPr>
+          <w:p>
+            <w:r/>
+            <w:r>
+              <w:t>35.540 / 58.898 / 92.655</w:t>
+            </w:r>
+          </w:p>
+        </w:tc>
+        <w:tc>
+          <w:tcPr>
+            <w:tcW w:type="dxa" w:w="1728"/>
+          </w:tcPr>
+          <w:p>
+            <w:r/>
+            <w:r>
+              <w:t>2.503 / 3.241 / 4.175</w:t>
+            </w:r>
+          </w:p>
+        </w:tc>
+        <w:tc>
+          <w:tcPr>
+            <w:tcW w:type="dxa" w:w="1728"/>
+          </w:tcPr>
+          <w:p>
+            <w:r/>
+            <w:r>
+              <w:t>6.67 / 9.60 / 13.68</w:t>
+            </w:r>
+          </w:p>
+        </w:tc>
+      </w:tr>
+      <w:tr>
+        <w:tc>
+          <w:tcPr>
+            <w:tcW w:type="dxa" w:w="1728"/>
+          </w:tcPr>
+          <w:p>
+            <w:r/>
+            <w:r>
+              <w:t>2</w:t>
+            </w:r>
+          </w:p>
+        </w:tc>
+        <w:tc>
+          <w:tcPr>
+            <w:tcW w:type="dxa" w:w="1728"/>
+          </w:tcPr>
+          <w:p>
+            <w:r/>
+            <w:r>
+              <w:t>15/30/60 min</w:t>
+            </w:r>
+          </w:p>
+        </w:tc>
+        <w:tc>
+          <w:tcPr>
+            <w:tcW w:type="dxa" w:w="1728"/>
+          </w:tcPr>
+          <w:p>
+            <w:r/>
+            <w:r>
+              <w:t>7.803 / 8.398 / 8.960</w:t>
+            </w:r>
+          </w:p>
+        </w:tc>
+        <w:tc>
+          <w:tcPr>
+            <w:tcW w:type="dxa" w:w="1728"/>
+          </w:tcPr>
+          <w:p>
+            <w:r/>
+            <w:r>
+              <w:t>1.589 / 1.641 / 1.737</w:t>
+            </w:r>
+          </w:p>
+        </w:tc>
+        <w:tc>
+          <w:tcPr>
+            <w:tcW w:type="dxa" w:w="1728"/>
+          </w:tcPr>
+          <w:p>
+            <w:r/>
+            <w:r>
+              <w:t>2.72 / 2.83 / 2.98</w:t>
+            </w:r>
+          </w:p>
+        </w:tc>
+      </w:tr>
+      <w:tr>
+        <w:tc>
+          <w:tcPr>
+            <w:tcW w:type="dxa" w:w="1728"/>
+          </w:tcPr>
+          <w:p>
+            <w:r/>
+            <w:r>
+              <w:t>3</w:t>
+            </w:r>
+          </w:p>
+        </w:tc>
+        <w:tc>
+          <w:tcPr>
+            <w:tcW w:type="dxa" w:w="1728"/>
+          </w:tcPr>
+          <w:p>
+            <w:r/>
+            <w:r>
+              <w:t>15/30/60 min</w:t>
+            </w:r>
+          </w:p>
+        </w:tc>
+        <w:tc>
+          <w:tcPr>
+            <w:tcW w:type="dxa" w:w="1728"/>
+          </w:tcPr>
+          <w:p>
+            <w:r/>
+            <w:r>
+              <w:t>18.986 / 34.460 / 73.160</w:t>
+            </w:r>
+          </w:p>
+        </w:tc>
+        <w:tc>
+          <w:tcPr>
+            <w:tcW w:type="dxa" w:w="1728"/>
+          </w:tcPr>
+          <w:p>
+            <w:r/>
+            <w:r>
+              <w:t>1.971 / 2.458 / 3.386</w:t>
+            </w:r>
+          </w:p>
+        </w:tc>
+        <w:tc>
+          <w:tcPr>
+            <w:tcW w:type="dxa" w:w="1728"/>
+          </w:tcPr>
+          <w:p>
+            <w:r/>
+            <w:r>
+              <w:t>4.27 / 5.84 / 8.93</w:t>
+            </w:r>
+          </w:p>
+        </w:tc>
+      </w:tr>
+    </w:tbl>
+    <w:p>
+      <w:r>
+        <w:drawing>
+          <wp:inline xmlns:a="http://schemas.openxmlformats.org/drawingml/2006/main" xmlns:pic="http://schemas.openxmlformats.org/drawingml/2006/picture">
+            <wp:extent cx="5400000" cy="2268000"/>
+            <wp:docPr id="3" name="Picture 3"/>
+            <wp:cNvGraphicFramePr>
+              <a:graphicFrameLocks noChangeAspect="1"/>
+            </wp:cNvGraphicFramePr>
+            <a:graphic>
+              <a:graphicData uri="http://schemas.openxmlformats.org/drawingml/2006/picture">
+                <pic:pic>
+                  <pic:nvPicPr>
+                    <pic:cNvPr id="0" name="fig03_tts_station1_actual_vs_predicted.png"/>
+                    <pic:cNvPicPr/>
+                  </pic:nvPicPr>
+                  <pic:blipFill>
+                    <a:blip r:embed="rId11"/>
+                    <a:stretch>
+                      <a:fillRect/>
+                    </a:stretch>
+                  </pic:blipFill>
+                  <pic:spPr>
+                    <a:xfrm>
+                      <a:off x="0" y="0"/>
+                      <a:ext cx="5400000" cy="2268000"/>
+                    </a:xfrm>
+                    <a:prstGeom prst="rect"/>
+                  </pic:spPr>
+                </pic:pic>
+              </a:graphicData>
+            </a:graphic>
+          </wp:inline>
+        </w:drawing>
+      </w:r>
+    </w:p>
+    <w:p>
+      <w:pPr>
+        <w:jc w:val="center"/>
+      </w:pPr>
+      <w:r>
+        <w:rPr>
+          <w:i/>
+          <w:sz w:val="18"/>
+        </w:rPr>
+        <w:t>TTS actual vs predicted, Sensor 1</w:t>
+      </w:r>
+    </w:p>
+    <w:p>
+      <w:r>
+        <w:rPr>
+          <w:i/>
+        </w:rPr>
+        <w:t>Figure 3a-c. Actual vs. predicted speed, 60-min horizon, Sensors 1 (below), 2, 3 — see also the adjoining figures in `figures/`.</w:t>
+      </w:r>
+    </w:p>
+    <w:p>
+      <w:r>
+        <w:drawing>
+          <wp:inline xmlns:a="http://schemas.openxmlformats.org/drawingml/2006/main" xmlns:pic="http://schemas.openxmlformats.org/drawingml/2006/picture">
+            <wp:extent cx="5400000" cy="2268000"/>
+            <wp:docPr id="4" name="Picture 4"/>
+            <wp:cNvGraphicFramePr>
+              <a:graphicFrameLocks noChangeAspect="1"/>
+            </wp:cNvGraphicFramePr>
+            <a:graphic>
+              <a:graphicData uri="http://schemas.openxmlformats.org/drawingml/2006/picture">
+                <pic:pic>
+                  <pic:nvPicPr>
+                    <pic:cNvPr id="0" name="fig03_tts_station2_actual_vs_predicted.png"/>
+                    <pic:cNvPicPr/>
+                  </pic:nvPicPr>
+                  <pic:blipFill>
+                    <a:blip r:embed="rId12"/>
+                    <a:stretch>
+                      <a:fillRect/>
+                    </a:stretch>
+                  </pic:blipFill>
+                  <pic:spPr>
+                    <a:xfrm>
+                      <a:off x="0" y="0"/>
+                      <a:ext cx="5400000" cy="2268000"/>
+                    </a:xfrm>
+                    <a:prstGeom prst="rect"/>
+                  </pic:spPr>
+                </pic:pic>
+              </a:graphicData>
+            </a:graphic>
+          </wp:inline>
+        </w:drawing>
+      </w:r>
+    </w:p>
+    <w:p>
+      <w:pPr>
+        <w:jc w:val="center"/>
+      </w:pPr>
+      <w:r>
+        <w:rPr>
+          <w:i/>
+          <w:sz w:val="18"/>
+        </w:rPr>
+        <w:t>TTS actual vs predicted, Sensor 2</w:t>
+      </w:r>
+    </w:p>
+    <w:p>
+      <w:r>
+        <w:drawing>
+          <wp:inline xmlns:a="http://schemas.openxmlformats.org/drawingml/2006/main" xmlns:pic="http://schemas.openxmlformats.org/drawingml/2006/picture">
+            <wp:extent cx="5400000" cy="2268000"/>
+            <wp:docPr id="5" name="Picture 5"/>
+            <wp:cNvGraphicFramePr>
+              <a:graphicFrameLocks noChangeAspect="1"/>
+            </wp:cNvGraphicFramePr>
+            <a:graphic>
+              <a:graphicData uri="http://schemas.openxmlformats.org/drawingml/2006/picture">
+                <pic:pic>
+                  <pic:nvPicPr>
+                    <pic:cNvPr id="0" name="fig03_tts_station3_actual_vs_predicted.png"/>
+                    <pic:cNvPicPr/>
+                  </pic:nvPicPr>
+                  <pic:blipFill>
+                    <a:blip r:embed="rId13"/>
+                    <a:stretch>
+                      <a:fillRect/>
+                    </a:stretch>
+                  </pic:blipFill>
+                  <pic:spPr>
+                    <a:xfrm>
+                      <a:off x="0" y="0"/>
+                      <a:ext cx="5400000" cy="2268000"/>
+                    </a:xfrm>
+                    <a:prstGeom prst="rect"/>
+                  </pic:spPr>
+                </pic:pic>
+              </a:graphicData>
+            </a:graphic>
+          </wp:inline>
+        </w:drawing>
+      </w:r>
+    </w:p>
+    <w:p>
+      <w:pPr>
+        <w:jc w:val="center"/>
+      </w:pPr>
+      <w:r>
+        <w:rPr>
+          <w:i/>
+          <w:sz w:val="18"/>
+        </w:rPr>
+        <w:t>TTS actual vs predicted, Sensor 3</w:t>
+      </w:r>
+    </w:p>
+    <w:p>
+      <w:r>
+        <w:t>Sensor difficulty varies sharply: Sensor 2 is easiest and flattest (MAE 1.59→1.74 mph, MAPE &lt;3% even at 60 min — a stable, likely free-flowing segment). Sensor 1 is hardest, with the steepest horizon degradation (MAE nearly doubling, MAPE reaching 13.7%), consistent with a more volatile, congestion-prone segment. TTS tracks the coarse diurnal shape well; validation error was still fluctuating without a clean plateau at 100 epochs, so a modestly better result is plausible with further training.</w:t>
+      </w:r>
+    </w:p>
+    <w:p>
+      <w:pPr>
+        <w:pStyle w:val="Heading2"/>
+      </w:pPr>
+      <w:r>
+        <w:t>4. Question 2: GraphWaveNet</w:t>
+      </w:r>
+    </w:p>
+    <w:p>
+      <w:r>
+        <w:t xml:space="preserve">Both configurations use tsl's </w:t>
+      </w:r>
+      <w:r>
+        <w:rPr>
+          <w:rFonts w:ascii="Courier New" w:hAnsi="Courier New"/>
+        </w:rPr>
+        <w:t>GraphWaveNetModel</w:t>
+      </w:r>
+      <w:r>
+        <w:t xml:space="preserve"> (Wu et al., 2019) with library defaults; the </w:t>
+      </w:r>
+      <w:r>
+        <w:rPr>
+          <w:i/>
+        </w:rPr>
+        <w:t>only</w:t>
+      </w:r>
+      <w:r>
+        <w:t xml:space="preserve"> difference is Config B's additional learned-adjacency branch (</w:t>
+      </w:r>
+      <w:r>
+        <w:rPr>
+          <w:rFonts w:ascii="Courier New" w:hAnsi="Courier New"/>
+        </w:rPr>
+        <w:t>learned_adjacency=True</w:t>
+      </w:r>
+      <w:r>
+        <w:t>), making this a controlled ablation.</w:t>
+      </w:r>
+    </w:p>
+    <w:p>
+      <w:r>
+        <w:rPr>
+          <w:i/>
+        </w:rPr>
+        <w:t>Table 3. Overall performance, all three models so far.</w:t>
       </w:r>
     </w:p>
     <w:tbl>
@@ -1551,7 +1353,7 @@
           <w:p>
             <w:r/>
             <w:r>
-              <w:t>15 min</w:t>
+              <w:t>15/30/60 min</w:t>
             </w:r>
           </w:p>
         </w:tc>
@@ -1562,7 +1364,7 @@
           <w:p>
             <w:r/>
             <w:r>
-              <w:t>35.191</w:t>
+              <w:t>32.792/49.780/76.577</w:t>
             </w:r>
           </w:p>
         </w:tc>
@@ -1573,7 +1375,7 @@
           <w:p>
             <w:r/>
             <w:r>
-              <w:t>3.066</w:t>
+              <w:t>2.946/3.525/4.383</w:t>
             </w:r>
           </w:p>
         </w:tc>
@@ -1584,7 +1386,240 @@
           <w:p>
             <w:r/>
             <w:r>
-              <w:t>8.22</w:t>
+              <w:t>7.78/9.97/13.18</w:t>
+            </w:r>
+          </w:p>
+        </w:tc>
+      </w:tr>
+      <w:tr>
+        <w:tc>
+          <w:tcPr>
+            <w:tcW w:type="dxa" w:w="1728"/>
+          </w:tcPr>
+          <w:p>
+            <w:r/>
+            <w:r>
+              <w:t>GWN, predefined</w:t>
+            </w:r>
+          </w:p>
+        </w:tc>
+        <w:tc>
+          <w:tcPr>
+            <w:tcW w:type="dxa" w:w="1728"/>
+          </w:tcPr>
+          <w:p>
+            <w:r/>
+            <w:r>
+              <w:t>15/30/60 min</w:t>
+            </w:r>
+          </w:p>
+        </w:tc>
+        <w:tc>
+          <w:tcPr>
+            <w:tcW w:type="dxa" w:w="1728"/>
+          </w:tcPr>
+          <w:p>
+            <w:r/>
+            <w:r>
+              <w:t>28.252/41.773/61.930</w:t>
+            </w:r>
+          </w:p>
+        </w:tc>
+        <w:tc>
+          <w:tcPr>
+            <w:tcW w:type="dxa" w:w="1728"/>
+          </w:tcPr>
+          <w:p>
+            <w:r/>
+            <w:r>
+              <w:t>2.792/3.252/3.873</w:t>
+            </w:r>
+          </w:p>
+        </w:tc>
+        <w:tc>
+          <w:tcPr>
+            <w:tcW w:type="dxa" w:w="1728"/>
+          </w:tcPr>
+          <w:p>
+            <w:r/>
+            <w:r>
+              <w:t>7.20/8.95/11.32</w:t>
+            </w:r>
+          </w:p>
+        </w:tc>
+      </w:tr>
+      <w:tr>
+        <w:tc>
+          <w:tcPr>
+            <w:tcW w:type="dxa" w:w="1728"/>
+          </w:tcPr>
+          <w:p>
+            <w:r/>
+            <w:r>
+              <w:t>GWN, adaptive</w:t>
+            </w:r>
+          </w:p>
+        </w:tc>
+        <w:tc>
+          <w:tcPr>
+            <w:tcW w:type="dxa" w:w="1728"/>
+          </w:tcPr>
+          <w:p>
+            <w:r/>
+            <w:r>
+              <w:t>15/30/60 min</w:t>
+            </w:r>
+          </w:p>
+        </w:tc>
+        <w:tc>
+          <w:tcPr>
+            <w:tcW w:type="dxa" w:w="1728"/>
+          </w:tcPr>
+          <w:p>
+            <w:r/>
+            <w:r>
+              <w:t>27.277/38.775/53.810</w:t>
+            </w:r>
+          </w:p>
+        </w:tc>
+        <w:tc>
+          <w:tcPr>
+            <w:tcW w:type="dxa" w:w="1728"/>
+          </w:tcPr>
+          <w:p>
+            <w:r/>
+            <w:r>
+              <w:t>2.774/3.170/3.650</w:t>
+            </w:r>
+          </w:p>
+        </w:tc>
+        <w:tc>
+          <w:tcPr>
+            <w:tcW w:type="dxa" w:w="1728"/>
+          </w:tcPr>
+          <w:p>
+            <w:r/>
+            <w:r>
+              <w:t>7.35/8.86/10.73</w:t>
+            </w:r>
+          </w:p>
+        </w:tc>
+      </w:tr>
+    </w:tbl>
+    <w:p>
+      <w:r>
+        <w:t>TTS &lt; GWN-predefined &lt; GWN-adaptive at every horizon on MAE/MSE (MAPE is a near-tie between the two GWN configs, predefined edging ahead only at 15 min). The adaptive graph's MAE improvement over predefined-only grows with horizon: 0.6% → 2.5% → 5.8%. Full TTS→GWN-adaptive step: 18.6% MAE reduction at 60 min.</w:t>
+      </w:r>
+    </w:p>
+    <w:p>
+      <w:r>
+        <w:rPr>
+          <w:i/>
+        </w:rPr>
+        <w:t>Table 4. Training progress (GPU epoch cost excludes the earlier, much slower CPU epochs).</w:t>
+      </w:r>
+    </w:p>
+    <w:tbl>
+      <w:tblPr>
+        <w:tblStyle w:val="LightGrid-Accent1"/>
+        <w:tblW w:type="auto" w:w="0"/>
+        <w:tblLook w:firstColumn="1" w:firstRow="1" w:lastColumn="0" w:lastRow="0" w:noHBand="0" w:noVBand="1" w:val="04A0"/>
+      </w:tblPr>
+      <w:tblGrid>
+        <w:gridCol w:w="1728"/>
+        <w:gridCol w:w="1728"/>
+        <w:gridCol w:w="1728"/>
+        <w:gridCol w:w="1728"/>
+        <w:gridCol w:w="1728"/>
+      </w:tblGrid>
+      <w:tr>
+        <w:tc>
+          <w:tcPr>
+            <w:tcW w:type="dxa" w:w="1728"/>
+          </w:tcPr>
+          <w:p>
+            <w:r>
+              <w:rPr>
+                <w:b/>
+              </w:rPr>
+            </w:r>
+            <w:r>
+              <w:rPr>
+                <w:b/>
+              </w:rPr>
+              <w:t>Model</w:t>
+            </w:r>
+          </w:p>
+        </w:tc>
+        <w:tc>
+          <w:tcPr>
+            <w:tcW w:type="dxa" w:w="1728"/>
+          </w:tcPr>
+          <w:p>
+            <w:r>
+              <w:rPr>
+                <w:b/>
+              </w:rPr>
+            </w:r>
+            <w:r>
+              <w:rPr>
+                <w:b/>
+              </w:rPr>
+              <w:t>Total epochs</w:t>
+            </w:r>
+          </w:p>
+        </w:tc>
+        <w:tc>
+          <w:tcPr>
+            <w:tcW w:type="dxa" w:w="1728"/>
+          </w:tcPr>
+          <w:p>
+            <w:r>
+              <w:rPr>
+                <w:b/>
+              </w:rPr>
+            </w:r>
+            <w:r>
+              <w:rPr>
+                <w:b/>
+              </w:rPr>
+              <w:t>Best val MAE</w:t>
+            </w:r>
+          </w:p>
+        </w:tc>
+        <w:tc>
+          <w:tcPr>
+            <w:tcW w:type="dxa" w:w="1728"/>
+          </w:tcPr>
+          <w:p>
+            <w:r>
+              <w:rPr>
+                <w:b/>
+              </w:rPr>
+            </w:r>
+            <w:r>
+              <w:rPr>
+                <w:b/>
+              </w:rPr>
+              <w:t>GPU epoch cost</w:t>
+            </w:r>
+          </w:p>
+        </w:tc>
+        <w:tc>
+          <w:tcPr>
+            <w:tcW w:type="dxa" w:w="1728"/>
+          </w:tcPr>
+          <w:p>
+            <w:r>
+              <w:rPr>
+                <w:b/>
+              </w:rPr>
+            </w:r>
+            <w:r>
+              <w:rPr>
+                <w:b/>
+              </w:rPr>
+              <w:t>Plateaued?</w:t>
             </w:r>
           </w:p>
         </w:tc>
@@ -1608,7 +1643,7 @@
           <w:p>
             <w:r/>
             <w:r>
-              <w:t>30 min</w:t>
+              <w:t>100 (3+97)</w:t>
             </w:r>
           </w:p>
         </w:tc>
@@ -1619,7 +1654,7 @@
           <w:p>
             <w:r/>
             <w:r>
-              <w:t>55.003</w:t>
+              <w:t>2.924</w:t>
             </w:r>
           </w:p>
         </w:tc>
@@ -1630,7 +1665,7 @@
           <w:p>
             <w:r/>
             <w:r>
-              <w:t>3.703</w:t>
+              <w:t>~7 s</w:t>
             </w:r>
           </w:p>
         </w:tc>
@@ -1641,7 +1676,7 @@
           <w:p>
             <w:r/>
             <w:r>
-              <w:t>10.42</w:t>
+              <w:t>No — hit ceiling</w:t>
             </w:r>
           </w:p>
         </w:tc>
@@ -1654,7 +1689,7 @@
           <w:p>
             <w:r/>
             <w:r>
-              <w:t>TTS</w:t>
+              <w:t>GWN, predefined</w:t>
             </w:r>
           </w:p>
         </w:tc>
@@ -1665,7 +1700,7 @@
           <w:p>
             <w:r/>
             <w:r>
-              <w:t>60 min</w:t>
+              <w:t>25 (4+21)*</w:t>
             </w:r>
           </w:p>
         </w:tc>
@@ -1676,7 +1711,7 @@
           <w:p>
             <w:r/>
             <w:r>
-              <w:t>88.201</w:t>
+              <w:t>2.685</w:t>
             </w:r>
           </w:p>
         </w:tc>
@@ -1687,7 +1722,7 @@
           <w:p>
             <w:r/>
             <w:r>
-              <w:t>4.738</w:t>
+              <w:t>~58 s</w:t>
             </w:r>
           </w:p>
         </w:tc>
@@ -1698,7 +1733,64 @@
           <w:p>
             <w:r/>
             <w:r>
-              <w:t>14.03</w:t>
+              <w:t>Early-stopped; extension in progress</w:t>
+            </w:r>
+          </w:p>
+        </w:tc>
+      </w:tr>
+      <w:tr>
+        <w:tc>
+          <w:tcPr>
+            <w:tcW w:type="dxa" w:w="1728"/>
+          </w:tcPr>
+          <w:p>
+            <w:r/>
+            <w:r>
+              <w:t>GWN, adaptive</w:t>
+            </w:r>
+          </w:p>
+        </w:tc>
+        <w:tc>
+          <w:tcPr>
+            <w:tcW w:type="dxa" w:w="1728"/>
+          </w:tcPr>
+          <w:p>
+            <w:r/>
+            <w:r>
+              <w:t>15 (4+11)*</w:t>
+            </w:r>
+          </w:p>
+        </w:tc>
+        <w:tc>
+          <w:tcPr>
+            <w:tcW w:type="dxa" w:w="1728"/>
+          </w:tcPr>
+          <w:p>
+            <w:r/>
+            <w:r>
+              <w:t>2.623</w:t>
+            </w:r>
+          </w:p>
+        </w:tc>
+        <w:tc>
+          <w:tcPr>
+            <w:tcW w:type="dxa" w:w="1728"/>
+          </w:tcPr>
+          <w:p>
+            <w:r/>
+            <w:r>
+              <w:t>~64 s</w:t>
+            </w:r>
+          </w:p>
+        </w:tc>
+        <w:tc>
+          <w:tcPr>
+            <w:tcW w:type="dxa" w:w="1728"/>
+          </w:tcPr>
+          <w:p>
+            <w:r/>
+            <w:r>
+              <w:t>Early-stopped; extension in progress</w:t>
             </w:r>
           </w:p>
         </w:tc>
@@ -1706,10 +1798,21 @@
     </w:tbl>
     <w:p>
       <w:r>
+        <w:rPr>
+          <w:i/>
+        </w:rPr>
+        <w:t>\</w:t>
+      </w:r>
+      <w:r>
+        <w:t>Further GPU epochs beyond this snapshot are running as of writing.*</w:t>
+      </w:r>
+    </w:p>
+    <w:p>
+      <w:r>
         <w:drawing>
           <wp:inline xmlns:a="http://schemas.openxmlformats.org/drawingml/2006/main" xmlns:pic="http://schemas.openxmlformats.org/drawingml/2006/picture">
-            <wp:extent cx="5400000" cy="3857143"/>
-            <wp:docPr id="2" name="Picture 2"/>
+            <wp:extent cx="5400000" cy="3303529"/>
+            <wp:docPr id="6" name="Picture 6"/>
             <wp:cNvGraphicFramePr>
               <a:graphicFrameLocks noChangeAspect="1"/>
             </wp:cNvGraphicFramePr>
@@ -1717,11 +1820,11 @@
               <a:graphicData uri="http://schemas.openxmlformats.org/drawingml/2006/picture">
                 <pic:pic>
                   <pic:nvPicPr>
-                    <pic:cNvPr id="0" name="fig04_horizon_trend_mae.png"/>
+                    <pic:cNvPr id="0" name="fig05_convergence_curves.png"/>
                     <pic:cNvPicPr/>
                   </pic:nvPicPr>
                   <pic:blipFill>
-                    <a:blip r:embed="rId10"/>
+                    <a:blip r:embed="rId14"/>
                     <a:stretch>
                       <a:fillRect/>
                     </a:stretch>
@@ -1729,7 +1832,7 @@
                   <pic:spPr>
                     <a:xfrm>
                       <a:off x="0" y="0"/>
-                      <a:ext cx="5400000" cy="3857143"/>
+                      <a:ext cx="5400000" cy="3303529"/>
                     </a:xfrm>
                     <a:prstGeom prst="rect"/>
                   </pic:spPr>
@@ -1749,7 +1852,7 @@
           <w:i/>
           <w:sz w:val="18"/>
         </w:rPr>
-        <w:t>TTS horizon trend</w:t>
+        <w:t>Convergence curves</w:t>
       </w:r>
     </w:p>
     <w:p>
@@ -1757,7 +1860,12 @@
         <w:rPr>
           <w:i/>
         </w:rPr>
-        <w:t>Figure 2. TTS MAE vs. prediction horizon, averaged over 207 sensors.</w:t>
+        <w:t>Figure 5. Training/validation loss per epoch.</w:t>
+      </w:r>
+    </w:p>
+    <w:p>
+      <w:r>
+        <w:t>GWN-predefined showed a real transient spike at epoch 4 (val MAE briefly 3.76) before recovering and continuing to a new best; GWN-adaptive's curve was smoother. Both converge in far fewer, cheaper epochs on GPU than the original CPU-only budget allowed.</w:t>
       </w:r>
     </w:p>
     <w:p>
@@ -1765,54 +1873,10 @@
         <w:rPr>
           <w:b/>
         </w:rPr>
-        <w:t>Trend as horizon increases</w:t>
+        <w:t>Comparison with Wu et al. (2019).</w:t>
       </w:r>
       <w:r>
-        <w:t xml:space="preserve">: all three metrics increase monotonically and substantially from 15 to 60 minutes — MSE roughly </w:t>
-      </w:r>
-      <w:r>
-        <w:rPr>
-          <w:b/>
-        </w:rPr>
-        <w:t>2.5×</w:t>
-      </w:r>
-      <w:r>
-        <w:t xml:space="preserve">, MAE </w:t>
-      </w:r>
-      <w:r>
-        <w:rPr>
-          <w:b/>
-        </w:rPr>
-        <w:t>1.55×</w:t>
-      </w:r>
-      <w:r>
-        <w:t xml:space="preserve">, MAPE </w:t>
-      </w:r>
-      <w:r>
-        <w:rPr>
-          <w:b/>
-        </w:rPr>
-        <w:t>1.7×</w:t>
-      </w:r>
-      <w:r>
-        <w:t xml:space="preserve"> from the shortest to the longest horizon. This is the expected behaviour for any forecasting model: uncertainty compounds the further ahead the prediction reaches, since more unpredictable real-world events (an incident, a signal change, a driver's individual choice) can occur within a longer window, and the model has proportionally less recent information relative to how far ahead it must extrapolate. The </w:t>
-      </w:r>
-      <w:r>
-        <w:rPr>
-          <w:i/>
-        </w:rPr>
-        <w:t>rate</w:t>
-      </w:r>
-      <w:r>
-        <w:t xml:space="preserve"> of growth (MSE growing faster than MAE, consistent with MSE's quadratic penalty on the same underlying error growth) is also as expected.</w:t>
-      </w:r>
-    </w:p>
-    <w:p>
-      <w:pPr>
-        <w:pStyle w:val="Heading3"/>
-      </w:pPr>
-      <w:r>
-        <w:t>3.3 Per-Station Analysis</w:t>
+        <w:t xml:space="preserve"> Published METR-LA numbers (MAE/RMSE/MAPE): 15 min 2.69/5.15/6.90%; 30 min 3.07/6.22/8.37%; 60 min 3.53/7.37/10.01%. Converting this report's GWN-adaptive MSE to RMSE gives 5.223/6.227/7.336 — within ~1% of published RMSE at 60 min. This is a marked improvement over the original CPU-constrained run and consistent with epoch budget, not architecture, having been the main limiting factor. Not-fully-comparable factors: no LR decay here, single seed, and tsl's re-implementation is not guaranteed identical to the original.</w:t>
       </w:r>
     </w:p>
     <w:p>
@@ -1820,7 +1884,7 @@
         <w:rPr>
           <w:i/>
         </w:rPr>
-        <w:t>Table showing sensors 1–3 (`report/tables/per_station.md` has the full table; TTS rows reproduced here):</w:t>
+        <w:t>Table 5. Per-station comparison, Sensors 1-3, both GWN configs.</w:t>
       </w:r>
     </w:p>
     <w:tbl>
@@ -1886,7 +1950,7 @@
               <w:rPr>
                 <w:b/>
               </w:rPr>
-              <w:t>MAE (mph)</w:t>
+              <w:t>MSE / MAE / MAPE, predefined</w:t>
             </w:r>
           </w:p>
         </w:tc>
@@ -1904,7 +1968,7 @@
               <w:rPr>
                 <w:b/>
               </w:rPr>
-              <w:t>MAPE (%)</w:t>
+              <w:t>MSE / MAE / MAPE, adaptive</w:t>
             </w:r>
           </w:p>
         </w:tc>
@@ -1917,7 +1981,7 @@
           <w:p>
             <w:r/>
             <w:r>
-              <w:t>Sensor 1</w:t>
+              <w:t>1</w:t>
             </w:r>
           </w:p>
         </w:tc>
@@ -1939,7 +2003,7 @@
           <w:p>
             <w:r/>
             <w:r>
-              <w:t>2.621</w:t>
+              <w:t>24.104 / 2.186 / 5.81%</w:t>
             </w:r>
           </w:p>
         </w:tc>
@@ -1950,7 +2014,7 @@
           <w:p>
             <w:r/>
             <w:r>
-              <w:t>7.03</w:t>
+              <w:t>23.568 / 2.172 / 5.66%</w:t>
             </w:r>
           </w:p>
         </w:tc>
@@ -1963,7 +2027,7 @@
           <w:p>
             <w:r/>
             <w:r>
-              <w:t>Sensor 1</w:t>
+              <w:t>1</w:t>
             </w:r>
           </w:p>
         </w:tc>
@@ -1985,7 +2049,7 @@
           <w:p>
             <w:r/>
             <w:r>
-              <w:t>3.509</w:t>
+              <w:t>36.279 / 2.528 / 7.05%</w:t>
             </w:r>
           </w:p>
         </w:tc>
@@ -1996,7 +2060,7 @@
           <w:p>
             <w:r/>
             <w:r>
-              <w:t>10.00</w:t>
+              <w:t>35.434 / 2.540 / 6.95%</w:t>
             </w:r>
           </w:p>
         </w:tc>
@@ -2009,7 +2073,7 @@
           <w:p>
             <w:r/>
             <w:r>
-              <w:t>Sensor 1</w:t>
+              <w:t>1</w:t>
             </w:r>
           </w:p>
         </w:tc>
@@ -2031,7 +2095,7 @@
           <w:p>
             <w:r/>
             <w:r>
-              <w:t>5.052</w:t>
+              <w:t>49.763 / 2.909 / 8.58%</w:t>
             </w:r>
           </w:p>
         </w:tc>
@@ -2042,7 +2106,7 @@
           <w:p>
             <w:r/>
             <w:r>
-              <w:t>15.46</w:t>
+              <w:t>49.761 / 2.930 / 8.51%</w:t>
             </w:r>
           </w:p>
         </w:tc>
@@ -2055,7 +2119,7 @@
           <w:p>
             <w:r/>
             <w:r>
-              <w:t>Sensor 2</w:t>
+              <w:t>2</w:t>
             </w:r>
           </w:p>
         </w:tc>
@@ -2077,7 +2141,7 @@
           <w:p>
             <w:r/>
             <w:r>
-              <w:t>1.631</w:t>
+              <w:t>7.670 / 1.566 / 2.69%</w:t>
             </w:r>
           </w:p>
         </w:tc>
@@ -2088,7 +2152,7 @@
           <w:p>
             <w:r/>
             <w:r>
-              <w:t>2.79</w:t>
+              <w:t>7.914 / 1.551 / 2.67%</w:t>
             </w:r>
           </w:p>
         </w:tc>
@@ -2101,7 +2165,7 @@
           <w:p>
             <w:r/>
             <w:r>
-              <w:t>Sensor 2</w:t>
+              <w:t>2</w:t>
             </w:r>
           </w:p>
         </w:tc>
@@ -2123,7 +2187,7 @@
           <w:p>
             <w:r/>
             <w:r>
-              <w:t>1.693</w:t>
+              <w:t>8.552 / 1.623 / 2.81%</w:t>
             </w:r>
           </w:p>
         </w:tc>
@@ -2134,7 +2198,7 @@
           <w:p>
             <w:r/>
             <w:r>
-              <w:t>2.90</w:t>
+              <w:t>8.336 / 1.573 / 2.73%</w:t>
             </w:r>
           </w:p>
         </w:tc>
@@ -2147,7 +2211,7 @@
           <w:p>
             <w:r/>
             <w:r>
-              <w:t>Sensor 2</w:t>
+              <w:t>2</w:t>
             </w:r>
           </w:p>
         </w:tc>
@@ -2169,7 +2233,7 @@
           <w:p>
             <w:r/>
             <w:r>
-              <w:t>1.809</w:t>
+              <w:t>9.061 / 1.700 / 2.93%</w:t>
             </w:r>
           </w:p>
         </w:tc>
@@ -2180,7 +2244,7 @@
           <w:p>
             <w:r/>
             <w:r>
-              <w:t>3.09</w:t>
+              <w:t>8.820 / 1.636 / 2.84%</w:t>
             </w:r>
           </w:p>
         </w:tc>
@@ -2193,7 +2257,7 @@
           <w:p>
             <w:r/>
             <w:r>
-              <w:t>Sensor 3</w:t>
+              <w:t>3</w:t>
             </w:r>
           </w:p>
         </w:tc>
@@ -2215,7 +2279,7 @@
           <w:p>
             <w:r/>
             <w:r>
-              <w:t>2.125</w:t>
+              <w:t>13.563 / 1.787 / 3.75%</w:t>
             </w:r>
           </w:p>
         </w:tc>
@@ -2226,7 +2290,7 @@
           <w:p>
             <w:r/>
             <w:r>
-              <w:t>4.80</w:t>
+              <w:t>13.393 / 1.770 / 3.77%</w:t>
             </w:r>
           </w:p>
         </w:tc>
@@ -2239,7 +2303,7 @@
           <w:p>
             <w:r/>
             <w:r>
-              <w:t>Sensor 3</w:t>
+              <w:t>3</w:t>
             </w:r>
           </w:p>
         </w:tc>
@@ -2261,7 +2325,7 @@
           <w:p>
             <w:r/>
             <w:r>
-              <w:t>2.726</w:t>
+              <w:t>17.493 / 1.935 / 4.26%</w:t>
             </w:r>
           </w:p>
         </w:tc>
@@ -2272,7 +2336,7 @@
           <w:p>
             <w:r/>
             <w:r>
-              <w:t>6.55</w:t>
+              <w:t>16.923 / 1.889 / 4.05%</w:t>
             </w:r>
           </w:p>
         </w:tc>
@@ -2285,7 +2349,7 @@
           <w:p>
             <w:r/>
             <w:r>
-              <w:t>Sensor 3</w:t>
+              <w:t>3</w:t>
             </w:r>
           </w:p>
         </w:tc>
@@ -2307,7 +2371,7 @@
           <w:p>
             <w:r/>
             <w:r>
-              <w:t>3.747</w:t>
+              <w:t>29.452 / 2.333 / 5.55%</w:t>
             </w:r>
           </w:p>
         </w:tc>
@@ -2318,7 +2382,7 @@
           <w:p>
             <w:r/>
             <w:r>
-              <w:t>9.68</w:t>
+              <w:t>25.369 / 2.164 / 4.75%</w:t>
             </w:r>
           </w:p>
         </w:tc>
@@ -2328,8 +2392,8 @@
       <w:r>
         <w:drawing>
           <wp:inline xmlns:a="http://schemas.openxmlformats.org/drawingml/2006/main" xmlns:pic="http://schemas.openxmlformats.org/drawingml/2006/picture">
-            <wp:extent cx="5400000" cy="2268000"/>
-            <wp:docPr id="3" name="Picture 3"/>
+            <wp:extent cx="5400000" cy="3738462"/>
+            <wp:docPr id="7" name="Picture 7"/>
             <wp:cNvGraphicFramePr>
               <a:graphicFrameLocks noChangeAspect="1"/>
             </wp:cNvGraphicFramePr>
@@ -2337,11 +2401,11 @@
               <a:graphicData uri="http://schemas.openxmlformats.org/drawingml/2006/picture">
                 <pic:pic>
                   <pic:nvPicPr>
-                    <pic:cNvPr id="0" name="fig03_tts_station1_actual_vs_predicted.png"/>
+                    <pic:cNvPr id="0" name="fig06_per_station_mae_sensor1.png"/>
                     <pic:cNvPicPr/>
                   </pic:nvPicPr>
                   <pic:blipFill>
-                    <a:blip r:embed="rId11"/>
+                    <a:blip r:embed="rId15"/>
                     <a:stretch>
                       <a:fillRect/>
                     </a:stretch>
@@ -2349,7 +2413,7 @@
                   <pic:spPr>
                     <a:xfrm>
                       <a:off x="0" y="0"/>
-                      <a:ext cx="5400000" cy="2268000"/>
+                      <a:ext cx="5400000" cy="3738462"/>
                     </a:xfrm>
                     <a:prstGeom prst="rect"/>
                   </pic:spPr>
@@ -2369,7 +2433,7 @@
           <w:i/>
           <w:sz w:val="18"/>
         </w:rPr>
-        <w:t>TTS actual vs predicted, sensors 1-3</w:t>
+        <w:t>Per-station MAE, Sensor 1</w:t>
       </w:r>
     </w:p>
     <w:p>
@@ -2377,7 +2441,518 @@
         <w:rPr>
           <w:i/>
         </w:rPr>
-        <w:t>Figure 3. TTS actual vs. predicted speed at the 60-minute horizon for Sensor 1 (Sensors 2 and 3 in `figures/fig03_tts_station2_actual_vs_predicted.png` and `..._station3...png`), over the first day of the test window.</w:t>
+        <w:t>Figure 6a-c. Per-station MAE vs. horizon, all three models, Sensors 1-3.</w:t>
+      </w:r>
+    </w:p>
+    <w:p>
+      <w:r>
+        <w:t xml:space="preserve">The adaptive graph's effect is </w:t>
+      </w:r>
+      <w:r>
+        <w:rPr>
+          <w:b/>
+        </w:rPr>
+        <w:t>sensor-dependent, not uniform</w:t>
+      </w:r>
+      <w:r>
+        <w:t>: consistently positive and growing with horizon at Sensor 3 (up to 7.2% at 60 min) and modest at Sensor 2, but roughly a wash — even marginally negative at 30/60 min — at Sensor 1, once both configs get comparable training. This is a change from earlier, shorter training, where Sensor 1 had appeared to benefit most; that gain was likely partly an artefact of the predefined-only config being comparatively under-trained.</w:t>
+      </w:r>
+    </w:p>
+    <w:p>
+      <w:r>
+        <w:drawing>
+          <wp:inline xmlns:a="http://schemas.openxmlformats.org/drawingml/2006/main" xmlns:pic="http://schemas.openxmlformats.org/drawingml/2006/picture">
+            <wp:extent cx="5400000" cy="4680000"/>
+            <wp:docPr id="8" name="Picture 8"/>
+            <wp:cNvGraphicFramePr>
+              <a:graphicFrameLocks noChangeAspect="1"/>
+            </wp:cNvGraphicFramePr>
+            <a:graphic>
+              <a:graphicData uri="http://schemas.openxmlformats.org/drawingml/2006/picture">
+                <pic:pic>
+                  <pic:nvPicPr>
+                    <pic:cNvPr id="0" name="fig07_learned_adjacency_heatmap.png"/>
+                    <pic:cNvPicPr/>
+                  </pic:nvPicPr>
+                  <pic:blipFill>
+                    <a:blip r:embed="rId16"/>
+                    <a:stretch>
+                      <a:fillRect/>
+                    </a:stretch>
+                  </pic:blipFill>
+                  <pic:spPr>
+                    <a:xfrm>
+                      <a:off x="0" y="0"/>
+                      <a:ext cx="5400000" cy="4680000"/>
+                    </a:xfrm>
+                    <a:prstGeom prst="rect"/>
+                  </pic:spPr>
+                </pic:pic>
+              </a:graphicData>
+            </a:graphic>
+          </wp:inline>
+        </w:drawing>
+      </w:r>
+    </w:p>
+    <w:p>
+      <w:pPr>
+        <w:jc w:val="center"/>
+      </w:pPr>
+      <w:r>
+        <w:rPr>
+          <w:i/>
+          <w:sz w:val="18"/>
+        </w:rPr>
+        <w:t>Learned adjacency heatmap</w:t>
+      </w:r>
+    </w:p>
+    <w:p>
+      <w:r>
+        <w:rPr>
+          <w:i/>
+        </w:rPr>
+        <w:t>Figure 7. Learned adaptive adjacency, first 50 nodes.</w:t>
+      </w:r>
+    </w:p>
+    <w:p>
+      <w:r>
+        <w:t>Node influence is defined as total outgoing weight (row-normalised graph, so only the column/source-side total is informative). Influence is concentrated but not cliquish (top node ≈1.9× the 15th-ranked node).</w:t>
+      </w:r>
+    </w:p>
+    <w:p>
+      <w:r>
+        <w:rPr>
+          <w:i/>
+        </w:rPr>
+        <w:t>Table 6. Top-15 most influential nodes (GWN-adaptive).</w:t>
+      </w:r>
+    </w:p>
+    <w:tbl>
+      <w:tblPr>
+        <w:tblStyle w:val="LightGrid-Accent1"/>
+        <w:tblW w:type="auto" w:w="0"/>
+        <w:tblLook w:firstColumn="1" w:firstRow="1" w:lastColumn="0" w:lastRow="0" w:noHBand="0" w:noVBand="1" w:val="04A0"/>
+      </w:tblPr>
+      <w:tblGrid>
+        <w:gridCol w:w="2160"/>
+        <w:gridCol w:w="2160"/>
+        <w:gridCol w:w="2160"/>
+        <w:gridCol w:w="2160"/>
+      </w:tblGrid>
+      <w:tr>
+        <w:tc>
+          <w:tcPr>
+            <w:tcW w:type="dxa" w:w="2160"/>
+          </w:tcPr>
+          <w:p>
+            <w:r>
+              <w:rPr>
+                <w:b/>
+              </w:rPr>
+            </w:r>
+            <w:r>
+              <w:rPr>
+                <w:b/>
+              </w:rPr>
+              <w:t>Rank</w:t>
+            </w:r>
+          </w:p>
+        </w:tc>
+        <w:tc>
+          <w:tcPr>
+            <w:tcW w:type="dxa" w:w="2160"/>
+          </w:tcPr>
+          <w:p>
+            <w:r>
+              <w:rPr>
+                <w:b/>
+              </w:rPr>
+            </w:r>
+            <w:r>
+              <w:rPr>
+                <w:b/>
+              </w:rPr>
+              <w:t>Node</w:t>
+            </w:r>
+          </w:p>
+        </w:tc>
+        <w:tc>
+          <w:tcPr>
+            <w:tcW w:type="dxa" w:w="2160"/>
+          </w:tcPr>
+          <w:p>
+            <w:r>
+              <w:rPr>
+                <w:b/>
+              </w:rPr>
+            </w:r>
+            <w:r>
+              <w:rPr>
+                <w:b/>
+              </w:rPr>
+              <w:t>Influence</w:t>
+            </w:r>
+          </w:p>
+        </w:tc>
+        <w:tc>
+          <w:tcPr>
+            <w:tcW w:type="dxa" w:w="2160"/>
+          </w:tcPr>
+          <w:p>
+            <w:r>
+              <w:rPr>
+                <w:b/>
+              </w:rPr>
+            </w:r>
+            <w:r>
+              <w:rPr>
+                <w:b/>
+              </w:rPr>
+              <w:t>Most-influenced nodes</w:t>
+            </w:r>
+          </w:p>
+        </w:tc>
+      </w:tr>
+      <w:tr>
+        <w:tc>
+          <w:tcPr>
+            <w:tcW w:type="dxa" w:w="2160"/>
+          </w:tcPr>
+          <w:p>
+            <w:r/>
+            <w:r>
+              <w:t>1</w:t>
+            </w:r>
+          </w:p>
+        </w:tc>
+        <w:tc>
+          <w:tcPr>
+            <w:tcW w:type="dxa" w:w="2160"/>
+          </w:tcPr>
+          <w:p>
+            <w:r/>
+            <w:r>
+              <w:t>9</w:t>
+            </w:r>
+          </w:p>
+        </w:tc>
+        <w:tc>
+          <w:tcPr>
+            <w:tcW w:type="dxa" w:w="2160"/>
+          </w:tcPr>
+          <w:p>
+            <w:r/>
+            <w:r>
+              <w:t>3.651</w:t>
+            </w:r>
+          </w:p>
+        </w:tc>
+        <w:tc>
+          <w:tcPr>
+            <w:tcW w:type="dxa" w:w="2160"/>
+          </w:tcPr>
+          <w:p>
+            <w:r/>
+            <w:r>
+              <w:t>176, 148, 122</w:t>
+            </w:r>
+          </w:p>
+        </w:tc>
+      </w:tr>
+      <w:tr>
+        <w:tc>
+          <w:tcPr>
+            <w:tcW w:type="dxa" w:w="2160"/>
+          </w:tcPr>
+          <w:p>
+            <w:r/>
+            <w:r>
+              <w:t>2</w:t>
+            </w:r>
+          </w:p>
+        </w:tc>
+        <w:tc>
+          <w:tcPr>
+            <w:tcW w:type="dxa" w:w="2160"/>
+          </w:tcPr>
+          <w:p>
+            <w:r/>
+            <w:r>
+              <w:t>35</w:t>
+            </w:r>
+          </w:p>
+        </w:tc>
+        <w:tc>
+          <w:tcPr>
+            <w:tcW w:type="dxa" w:w="2160"/>
+          </w:tcPr>
+          <w:p>
+            <w:r/>
+            <w:r>
+              <w:t>3.138</w:t>
+            </w:r>
+          </w:p>
+        </w:tc>
+        <w:tc>
+          <w:tcPr>
+            <w:tcW w:type="dxa" w:w="2160"/>
+          </w:tcPr>
+          <w:p>
+            <w:r/>
+            <w:r>
+              <w:t>136, 93, 107</w:t>
+            </w:r>
+          </w:p>
+        </w:tc>
+      </w:tr>
+      <w:tr>
+        <w:tc>
+          <w:tcPr>
+            <w:tcW w:type="dxa" w:w="2160"/>
+          </w:tcPr>
+          <w:p>
+            <w:r/>
+            <w:r>
+              <w:t>3</w:t>
+            </w:r>
+          </w:p>
+        </w:tc>
+        <w:tc>
+          <w:tcPr>
+            <w:tcW w:type="dxa" w:w="2160"/>
+          </w:tcPr>
+          <w:p>
+            <w:r/>
+            <w:r>
+              <w:t>183</w:t>
+            </w:r>
+          </w:p>
+        </w:tc>
+        <w:tc>
+          <w:tcPr>
+            <w:tcW w:type="dxa" w:w="2160"/>
+          </w:tcPr>
+          <w:p>
+            <w:r/>
+            <w:r>
+              <w:t>2.745</w:t>
+            </w:r>
+          </w:p>
+        </w:tc>
+        <w:tc>
+          <w:tcPr>
+            <w:tcW w:type="dxa" w:w="2160"/>
+          </w:tcPr>
+          <w:p>
+            <w:r/>
+            <w:r>
+              <w:t>107, 166, 99</w:t>
+            </w:r>
+          </w:p>
+        </w:tc>
+      </w:tr>
+      <w:tr>
+        <w:tc>
+          <w:tcPr>
+            <w:tcW w:type="dxa" w:w="2160"/>
+          </w:tcPr>
+          <w:p>
+            <w:r/>
+            <w:r>
+              <w:t>4</w:t>
+            </w:r>
+          </w:p>
+        </w:tc>
+        <w:tc>
+          <w:tcPr>
+            <w:tcW w:type="dxa" w:w="2160"/>
+          </w:tcPr>
+          <w:p>
+            <w:r/>
+            <w:r>
+              <w:t>6</w:t>
+            </w:r>
+          </w:p>
+        </w:tc>
+        <w:tc>
+          <w:tcPr>
+            <w:tcW w:type="dxa" w:w="2160"/>
+          </w:tcPr>
+          <w:p>
+            <w:r/>
+            <w:r>
+              <w:t>2.578</w:t>
+            </w:r>
+          </w:p>
+        </w:tc>
+        <w:tc>
+          <w:tcPr>
+            <w:tcW w:type="dxa" w:w="2160"/>
+          </w:tcPr>
+          <w:p>
+            <w:r/>
+            <w:r>
+              <w:t>149, 119, 97</w:t>
+            </w:r>
+          </w:p>
+        </w:tc>
+      </w:tr>
+      <w:tr>
+        <w:tc>
+          <w:tcPr>
+            <w:tcW w:type="dxa" w:w="2160"/>
+          </w:tcPr>
+          <w:p>
+            <w:r/>
+            <w:r>
+              <w:t>5</w:t>
+            </w:r>
+          </w:p>
+        </w:tc>
+        <w:tc>
+          <w:tcPr>
+            <w:tcW w:type="dxa" w:w="2160"/>
+          </w:tcPr>
+          <w:p>
+            <w:r/>
+            <w:r>
+              <w:t>28</w:t>
+            </w:r>
+          </w:p>
+        </w:tc>
+        <w:tc>
+          <w:tcPr>
+            <w:tcW w:type="dxa" w:w="2160"/>
+          </w:tcPr>
+          <w:p>
+            <w:r/>
+            <w:r>
+              <w:t>2.437</w:t>
+            </w:r>
+          </w:p>
+        </w:tc>
+        <w:tc>
+          <w:tcPr>
+            <w:tcW w:type="dxa" w:w="2160"/>
+          </w:tcPr>
+          <w:p>
+            <w:r/>
+            <w:r>
+              <w:t>108, 201, 183</w:t>
+            </w:r>
+          </w:p>
+        </w:tc>
+      </w:tr>
+      <w:tr>
+        <w:tc>
+          <w:tcPr>
+            <w:tcW w:type="dxa" w:w="2160"/>
+          </w:tcPr>
+          <w:p>
+            <w:r/>
+            <w:r>
+              <w:t>6-15</w:t>
+            </w:r>
+          </w:p>
+        </w:tc>
+        <w:tc>
+          <w:tcPr>
+            <w:tcW w:type="dxa" w:w="2160"/>
+          </w:tcPr>
+          <w:p>
+            <w:r/>
+            <w:r>
+              <w:t>64, 200, 177, 40, 90, 185, 92, 29, 197, 84</w:t>
+            </w:r>
+          </w:p>
+        </w:tc>
+        <w:tc>
+          <w:tcPr>
+            <w:tcW w:type="dxa" w:w="2160"/>
+          </w:tcPr>
+          <w:p>
+            <w:r/>
+            <w:r>
+              <w:t>2.42→1.96</w:t>
+            </w:r>
+          </w:p>
+        </w:tc>
+        <w:tc>
+          <w:tcPr>
+            <w:tcW w:type="dxa" w:w="2160"/>
+          </w:tcPr>
+          <w:p>
+            <w:r/>
+            <w:r>
+              <w:t xml:space="preserve">(see </w:t>
+            </w:r>
+            <w:r>
+              <w:rPr>
+                <w:rFonts w:ascii="Courier New" w:hAnsi="Courier New"/>
+              </w:rPr>
+              <w:t>results/gwn_adaptive/top15_influential_nodes.csv</w:t>
+            </w:r>
+            <w:r>
+              <w:t>)</w:t>
+            </w:r>
+          </w:p>
+        </w:tc>
+      </w:tr>
+    </w:tbl>
+    <w:p>
+      <w:r>
+        <w:drawing>
+          <wp:inline xmlns:a="http://schemas.openxmlformats.org/drawingml/2006/main" xmlns:pic="http://schemas.openxmlformats.org/drawingml/2006/picture">
+            <wp:extent cx="5400000" cy="1755000"/>
+            <wp:docPr id="9" name="Picture 9"/>
+            <wp:cNvGraphicFramePr>
+              <a:graphicFrameLocks noChangeAspect="1"/>
+            </wp:cNvGraphicFramePr>
+            <a:graphic>
+              <a:graphicData uri="http://schemas.openxmlformats.org/drawingml/2006/picture">
+                <pic:pic>
+                  <pic:nvPicPr>
+                    <pic:cNvPr id="0" name="fig08_predefined_vs_learned.png"/>
+                    <pic:cNvPicPr/>
+                  </pic:nvPicPr>
+                  <pic:blipFill>
+                    <a:blip r:embed="rId17"/>
+                    <a:stretch>
+                      <a:fillRect/>
+                    </a:stretch>
+                  </pic:blipFill>
+                  <pic:spPr>
+                    <a:xfrm>
+                      <a:off x="0" y="0"/>
+                      <a:ext cx="5400000" cy="1755000"/>
+                    </a:xfrm>
+                    <a:prstGeom prst="rect"/>
+                  </pic:spPr>
+                </pic:pic>
+              </a:graphicData>
+            </a:graphic>
+          </wp:inline>
+        </w:drawing>
+      </w:r>
+    </w:p>
+    <w:p>
+      <w:pPr>
+        <w:jc w:val="center"/>
+      </w:pPr>
+      <w:r>
+        <w:rPr>
+          <w:i/>
+          <w:sz w:val="18"/>
+        </w:rPr>
+        <w:t>Predefined vs learned adjacency</w:t>
+      </w:r>
+    </w:p>
+    <w:p>
+      <w:r>
+        <w:rPr>
+          <w:i/>
+        </w:rPr>
+        <w:t>Figure 8. Predefined graph, learned graph, and their difference (first 50 nodes).</w:t>
       </w:r>
     </w:p>
     <w:p>
@@ -2385,19 +2960,18 @@
         <w:rPr>
           <w:b/>
         </w:rPr>
-        <w:t>How closely predictions follow actuals, and where errors occur</w:t>
+        <w:t>Learned vs. predefined (TTS's) graph:</w:t>
       </w:r>
       <w:r>
-        <w:t xml:space="preserve">: the three sensors show </w:t>
+        <w:t xml:space="preserve"> partial, not total, overlap. Node 35 appears in both the predefined graph's top-10 best-connected nodes and the learned graph's top-2 most influential; the single most influential learned node (9) does not appear in the predefined top-10 at all. The model is not simply reproducing physical proximity, but is not ignoring it either — consistent with the sensor-dependent adaptive-graph benefit above.</w:t>
       </w:r>
+    </w:p>
+    <w:p>
+      <w:pPr>
+        <w:pStyle w:val="Heading2"/>
+      </w:pPr>
       <w:r>
-        <w:rPr>
-          <w:b/>
-        </w:rPr>
-        <w:t>materially different difficulty</w:t>
-      </w:r>
-      <w:r>
-        <w:t>, not just noise around a common level. Sensor 2 is easiest across every horizon (MAE 1.63→1.81 mph, MAPE under 3.1% even at 60 min) — its error barely grows with horizon at all, suggesting a road segment with fairly stable, low-variance speed (e.g. free-flowing most of the time, without sharp congestion transitions). Sensor 1 is hardest (MAE 2.62→5.05 mph, MAPE up to 15.5%) and also shows the steepest horizon degradation of the three (nearly doubling from 15 to 60 min) — consistent with a segment that experiences more abrupt speed changes (e.g. congestion onset/clearing) that are inherently harder to extrapolate further into the future. Sensor 3 sits between the two on every metric.</w:t>
+        <w:t>5. Question 3: AGCRN</w:t>
       </w:r>
     </w:p>
     <w:p>
@@ -2405,230 +2979,28 @@
         <w:rPr>
           <w:b/>
         </w:rPr>
-        <w:t>Do errors increase at longer horizons, and does behaviour differ between sensors?</w:t>
+        <w:t>Epoch selection.</w:t>
       </w:r>
       <w:r>
-        <w:t xml:space="preserve"> Yes to both: every sensor's error grows with horizon (Section 3.2's overall trend holds sensor-by-sensor too), but the </w:t>
+        <w:t xml:space="preserve"> AGCRN trained 11 epochs on CPU (manually stopped, still improving), then resumed on GPU with ceiling 25 / patience 8. Validation MAE reached a new best of 2.7075 at epoch 18 of 21 recorded, </w:t>
       </w:r>
       <w:r>
         <w:rPr>
           <w:i/>
         </w:rPr>
-        <w:t>rate</w:t>
+        <w:t>still without a plateau</w:t>
       </w:r>
       <w:r>
-        <w:t xml:space="preserve"> of growth differs sharply — Sensor 2's near-flat degradation vs. Sensor 1's steep one is itself evidence that per-sensor traffic volatility, not just an intrinsic property of the model, is a major driver of forecast difficulty. This motivates the per-station analyses in Sections 4.5/5.3: a model that handles volatile segments like Sensor 1 better than TTS does would be valuable precisely at the sensors where it currently struggles most.</w:t>
-      </w:r>
-    </w:p>
-    <w:p>
-      <w:pPr>
-        <w:pStyle w:val="Heading3"/>
-      </w:pPr>
-      <w:r>
-        <w:t>3.4 Discussion</w:t>
-      </w:r>
-    </w:p>
-    <w:p>
-      <w:r>
-        <w:t>TTS establishes a working, sane baseline: predictions track the coarse level and diurnal shape of actual speeds (Figure 3), errors grow with horizon in the expected direction and at a plausible magnitude, and per-sensor differences are large enough to be clearly attributable to genuine differences in local traffic dynamics rather than noise. Its main limitation for interpretation here is the 3-epoch training budget (Section 2.5) — validation loss was still decreasing when training stopped, so these numbers likely overstate TTS's true error relative to a fully-converged run, and any comparison against GWN/AGCRN in Section 4/5 (whose own epoch budgets are also constrained, but which use tsl's more expressive default architectures) needs to be read with this caveat rather than treated as a clean, equal-training-budget comparison.</w:t>
-      </w:r>
-    </w:p>
-    <w:p>
-      <w:pPr>
-        <w:pStyle w:val="Heading2"/>
-      </w:pPr>
-      <w:r>
-        <w:t>4. Question 2 — GraphWaveNet</w:t>
-      </w:r>
-    </w:p>
-    <w:p>
-      <w:pPr>
-        <w:pStyle w:val="Heading3"/>
-      </w:pPr>
-      <w:r>
-        <w:t>4.1 Configurations</w:t>
-      </w:r>
-    </w:p>
-    <w:p>
-      <w:r>
-        <w:t xml:space="preserve">Both configurations use </w:t>
+        <w:t xml:space="preserve"> — </w:t>
       </w:r>
       <w:r>
         <w:rPr>
           <w:rFonts w:ascii="Courier New" w:hAnsi="Courier New"/>
         </w:rPr>
-        <w:t>tsl.nn.models.GraphWaveNetModel</w:t>
+        <w:t>epoch_selection.json</w:t>
       </w:r>
       <w:r>
-        <w:t xml:space="preserve"> (Wu et al., 2019) with tsl's own default architecture hyperparameters (</w:t>
-      </w:r>
-      <w:r>
-        <w:rPr>
-          <w:rFonts w:ascii="Courier New" w:hAnsi="Courier New"/>
-        </w:rPr>
-        <w:t>hidden_size=32, ff_size=256, n_layers=8</w:t>
-      </w:r>
-      <w:r>
-        <w:t xml:space="preserve"> dilated-convolution blocks, </w:t>
-      </w:r>
-      <w:r>
-        <w:rPr>
-          <w:rFonts w:ascii="Courier New" w:hAnsi="Courier New"/>
-        </w:rPr>
-        <w:t>temporal_kernel_size=2, spatial_kernel_size=2, dilation=2, dilation_mod=2, norm='batch', dropout=0.3</w:t>
-      </w:r>
-      <w:r>
-        <w:t xml:space="preserve">), identical optimiser/lr/batch size to TTS (Section 2.4), and are trained/evaluated with exactly the same protocol (Section 2.5–2.6). The two configurations differ in </w:t>
-      </w:r>
-      <w:r>
-        <w:rPr>
-          <w:b/>
-        </w:rPr>
-        <w:t>exactly one</w:t>
-      </w:r>
-      <w:r>
-        <w:t xml:space="preserve"> constructor argument:</w:t>
-      </w:r>
-    </w:p>
-    <w:p>
-      <w:pPr>
-        <w:pStyle w:val="ListBullet"/>
-      </w:pPr>
-      <w:r>
-        <w:rPr>
-          <w:b/>
-        </w:rPr>
-        <w:t>Configuration A (predefined only)</w:t>
-      </w:r>
-      <w:r>
-        <w:t xml:space="preserve">: </w:t>
-      </w:r>
-      <w:r>
-        <w:rPr>
-          <w:rFonts w:ascii="Courier New" w:hAnsi="Courier New"/>
-        </w:rPr>
-        <w:t>learned_adjacency=False</w:t>
-      </w:r>
-      <w:r>
-        <w:t>. The model still</w:t>
-      </w:r>
-    </w:p>
-    <w:p>
-      <w:r>
-        <w:t>receives and uses the predefined graph (</w:t>
-      </w:r>
-      <w:r>
-        <w:rPr>
-          <w:rFonts w:ascii="Courier New" w:hAnsi="Courier New"/>
-        </w:rPr>
-        <w:t>edge_index</w:t>
-      </w:r>
-      <w:r>
-        <w:t>/</w:t>
-      </w:r>
-      <w:r>
-        <w:rPr>
-          <w:rFonts w:ascii="Courier New" w:hAnsi="Courier New"/>
-        </w:rPr>
-        <w:t>edge_weight</w:t>
-      </w:r>
-      <w:r>
-        <w:t>) at every forward pass through its diffusion-convolution (</w:t>
-      </w:r>
-      <w:r>
-        <w:rPr>
-          <w:rFonts w:ascii="Courier New" w:hAnsi="Courier New"/>
-        </w:rPr>
-        <w:t>DiffConv</w:t>
-      </w:r>
-      <w:r>
-        <w:t xml:space="preserve">) layers — </w:t>
-      </w:r>
-      <w:r>
-        <w:rPr>
-          <w:rFonts w:ascii="Courier New" w:hAnsi="Courier New"/>
-        </w:rPr>
-        <w:t>learned_adjacency</w:t>
-      </w:r>
-      <w:r>
-        <w:t xml:space="preserve"> only controls whether the </w:t>
-      </w:r>
-      <w:r>
-        <w:rPr>
-          <w:i/>
-        </w:rPr>
-        <w:t>additional</w:t>
-      </w:r>
-      <w:r>
-        <w:t xml:space="preserve"> dense adaptive-adjacency branch (built from learned node embeddings) is present at all.</w:t>
-      </w:r>
-    </w:p>
-    <w:p>
-      <w:pPr>
-        <w:pStyle w:val="ListBullet"/>
-      </w:pPr>
-      <w:r>
-        <w:rPr>
-          <w:b/>
-        </w:rPr>
-        <w:t>Configuration B (predefined + adaptive)</w:t>
-      </w:r>
-      <w:r>
-        <w:t>: `learned_adjacency=True, n_nodes=207,</w:t>
-      </w:r>
-    </w:p>
-    <w:p>
-      <w:r>
-        <w:t>emb_size=10</w:t>
-      </w:r>
-      <w:r>
-        <w:rPr>
-          <w:rFonts w:ascii="Courier New" w:hAnsi="Courier New"/>
-        </w:rPr>
-        <w:t xml:space="preserve">. In addition to the predefined-graph diffusion convolutions, each of the 8 GWN blocks also runs a dense graph convolution over a **learned** NxN adjacency matrix, computed once per forward pass as </w:t>
-      </w:r>
-      <w:r>
-        <w:t>softmax(relu(E_src @ E_tgt^T), dim=1)</w:t>
-      </w:r>
-      <w:r>
-        <w:rPr>
-          <w:rFonts w:ascii="Courier New" w:hAnsi="Courier New"/>
-        </w:rPr>
-        <w:t xml:space="preserve"> from two independently learned N×10 node embedding tables (</w:t>
-      </w:r>
-      <w:r>
-        <w:t>E_src</w:t>
-      </w:r>
-      <w:r>
-        <w:rPr>
-          <w:rFonts w:ascii="Courier New" w:hAnsi="Courier New"/>
-        </w:rPr>
-        <w:t xml:space="preserve">, </w:t>
-      </w:r>
-      <w:r>
-        <w:t>E_tgt</w:t>
-      </w:r>
-      <w:r>
-        <w:rPr>
-          <w:rFonts w:ascii="Courier New" w:hAnsi="Courier New"/>
-        </w:rPr>
-        <w:t>) — confirmed directly from the installed tsl source (</w:t>
-      </w:r>
-      <w:r>
-        <w:t>GraphWaveNetModel.get_learned_adj`), not assumed.</w:t>
-      </w:r>
-    </w:p>
-    <w:p>
-      <w:r>
-        <w:t>Because only this one argument differs, Configuration A vs. B is a controlled ablation of the adaptive-adjacency component specifically — any performance gap between them is attributable to that component, not to some other confounding hyperparameter change.</w:t>
-      </w:r>
-    </w:p>
-    <w:p>
-      <w:pPr>
-        <w:pStyle w:val="Heading3"/>
-      </w:pPr>
-      <w:r>
-        <w:t>4.2 Overall Comparison (TTS vs GWN-predefined vs GWN-adaptive)</w:t>
+        <w:t xml:space="preserve"> states training "reached the new epoch ceiling... while still improving." (A separate interrupted-resume session left a small gap in the recorded history, undercounting true epochs slightly — a logging artefact, not a modelling one.) AGCRN shows the least sign of convergence of the four models and is the most likely to improve further.</w:t>
       </w:r>
     </w:p>
     <w:p>
@@ -2636,19 +3008,7 @@
         <w:rPr>
           <w:i/>
         </w:rPr>
-        <w:t xml:space="preserve">Table 2. Overall performance (207-sensor average). GWN (predefined+adaptive) row </w:t>
-      </w:r>
-      <w:r>
-        <w:rPr>
-          <w:i/>
-        </w:rPr>
-        <w:t>[PENDING — training in progress at time of writing]</w:t>
-      </w:r>
-      <w:r>
-        <w:rPr>
-          <w:i/>
-        </w:rPr>
-        <w:t>.</w:t>
+        <w:t>Table 7. Overall performance, all four models.</w:t>
       </w:r>
     </w:p>
     <w:tbl>
@@ -2775,7 +3135,7 @@
           <w:p>
             <w:r/>
             <w:r>
-              <w:t>15 min</w:t>
+              <w:t>15/30/60 min</w:t>
             </w:r>
           </w:p>
         </w:tc>
@@ -2786,7 +3146,7 @@
           <w:p>
             <w:r/>
             <w:r>
-              <w:t>35.191</w:t>
+              <w:t>32.792/49.780/76.577</w:t>
             </w:r>
           </w:p>
         </w:tc>
@@ -2797,7 +3157,7 @@
           <w:p>
             <w:r/>
             <w:r>
-              <w:t>3.066</w:t>
+              <w:t>2.946/3.525/4.383</w:t>
             </w:r>
           </w:p>
         </w:tc>
@@ -2808,7 +3168,7 @@
           <w:p>
             <w:r/>
             <w:r>
-              <w:t>8.22</w:t>
+              <w:t>7.78/9.97/13.18</w:t>
             </w:r>
           </w:p>
         </w:tc>
@@ -2821,7 +3181,7 @@
           <w:p>
             <w:r/>
             <w:r>
-              <w:t>TTS</w:t>
+              <w:t>GWN, predefined</w:t>
             </w:r>
           </w:p>
         </w:tc>
@@ -2832,7 +3192,7 @@
           <w:p>
             <w:r/>
             <w:r>
-              <w:t>30 min</w:t>
+              <w:t>15/30/60 min</w:t>
             </w:r>
           </w:p>
         </w:tc>
@@ -2843,7 +3203,7 @@
           <w:p>
             <w:r/>
             <w:r>
-              <w:t>55.003</w:t>
+              <w:t>28.252/41.773/61.930</w:t>
             </w:r>
           </w:p>
         </w:tc>
@@ -2854,7 +3214,7 @@
           <w:p>
             <w:r/>
             <w:r>
-              <w:t>3.703</w:t>
+              <w:t>2.792/3.252/3.873</w:t>
             </w:r>
           </w:p>
         </w:tc>
@@ -2865,7 +3225,7 @@
           <w:p>
             <w:r/>
             <w:r>
-              <w:t>10.42</w:t>
+              <w:t>7.20/8.95/11.32</w:t>
             </w:r>
           </w:p>
         </w:tc>
@@ -2878,7 +3238,7 @@
           <w:p>
             <w:r/>
             <w:r>
-              <w:t>TTS</w:t>
+              <w:t>GWN, adaptive</w:t>
             </w:r>
           </w:p>
         </w:tc>
@@ -2889,7 +3249,7 @@
           <w:p>
             <w:r/>
             <w:r>
-              <w:t>60 min</w:t>
+              <w:t>15/30/60 min</w:t>
             </w:r>
           </w:p>
         </w:tc>
@@ -2900,7 +3260,7 @@
           <w:p>
             <w:r/>
             <w:r>
-              <w:t>88.201</w:t>
+              <w:t>27.277/38.775/53.810</w:t>
             </w:r>
           </w:p>
         </w:tc>
@@ -2911,7 +3271,7 @@
           <w:p>
             <w:r/>
             <w:r>
-              <w:t>4.738</w:t>
+              <w:t>2.774/3.170/3.650</w:t>
             </w:r>
           </w:p>
         </w:tc>
@@ -2922,7 +3282,7 @@
           <w:p>
             <w:r/>
             <w:r>
-              <w:t>14.03</w:t>
+              <w:t>7.35/8.86/10.73</w:t>
             </w:r>
           </w:p>
         </w:tc>
@@ -2935,7 +3295,7 @@
           <w:p>
             <w:r/>
             <w:r>
-              <w:t>GWN (predefined)</w:t>
+              <w:t>AGCRN</w:t>
             </w:r>
           </w:p>
         </w:tc>
@@ -2946,7 +3306,7 @@
           <w:p>
             <w:r/>
             <w:r>
-              <w:t>15 min</w:t>
+              <w:t>15/30/60 min</w:t>
             </w:r>
           </w:p>
         </w:tc>
@@ -2957,7 +3317,7 @@
           <w:p>
             <w:r/>
             <w:r>
-              <w:t>31.338</w:t>
+              <w:t>30.337/42.475/57.561</w:t>
             </w:r>
           </w:p>
         </w:tc>
@@ -2968,7 +3328,7 @@
           <w:p>
             <w:r/>
             <w:r>
-              <w:t>2.973</w:t>
+              <w:t>2.850/3.238/3.673</w:t>
             </w:r>
           </w:p>
         </w:tc>
@@ -2979,121 +3339,7 @@
           <w:p>
             <w:r/>
             <w:r>
-              <w:t>7.53</w:t>
-            </w:r>
-          </w:p>
-        </w:tc>
-      </w:tr>
-      <w:tr>
-        <w:tc>
-          <w:tcPr>
-            <w:tcW w:type="dxa" w:w="1728"/>
-          </w:tcPr>
-          <w:p>
-            <w:r/>
-            <w:r>
-              <w:t>GWN (predefined)</w:t>
-            </w:r>
-          </w:p>
-        </w:tc>
-        <w:tc>
-          <w:tcPr>
-            <w:tcW w:type="dxa" w:w="1728"/>
-          </w:tcPr>
-          <w:p>
-            <w:r/>
-            <w:r>
-              <w:t>30 min</w:t>
-            </w:r>
-          </w:p>
-        </w:tc>
-        <w:tc>
-          <w:tcPr>
-            <w:tcW w:type="dxa" w:w="1728"/>
-          </w:tcPr>
-          <w:p>
-            <w:r/>
-            <w:r>
-              <w:t>47.050</w:t>
-            </w:r>
-          </w:p>
-        </w:tc>
-        <w:tc>
-          <w:tcPr>
-            <w:tcW w:type="dxa" w:w="1728"/>
-          </w:tcPr>
-          <w:p>
-            <w:r/>
-            <w:r>
-              <w:t>3.529</w:t>
-            </w:r>
-          </w:p>
-        </w:tc>
-        <w:tc>
-          <w:tcPr>
-            <w:tcW w:type="dxa" w:w="1728"/>
-          </w:tcPr>
-          <w:p>
-            <w:r/>
-            <w:r>
-              <w:t>9.57</w:t>
-            </w:r>
-          </w:p>
-        </w:tc>
-      </w:tr>
-      <w:tr>
-        <w:tc>
-          <w:tcPr>
-            <w:tcW w:type="dxa" w:w="1728"/>
-          </w:tcPr>
-          <w:p>
-            <w:r/>
-            <w:r>
-              <w:t>GWN (predefined)</w:t>
-            </w:r>
-          </w:p>
-        </w:tc>
-        <w:tc>
-          <w:tcPr>
-            <w:tcW w:type="dxa" w:w="1728"/>
-          </w:tcPr>
-          <w:p>
-            <w:r/>
-            <w:r>
-              <w:t>60 min</w:t>
-            </w:r>
-          </w:p>
-        </w:tc>
-        <w:tc>
-          <w:tcPr>
-            <w:tcW w:type="dxa" w:w="1728"/>
-          </w:tcPr>
-          <w:p>
-            <w:r/>
-            <w:r>
-              <w:t>73.192</w:t>
-            </w:r>
-          </w:p>
-        </w:tc>
-        <w:tc>
-          <w:tcPr>
-            <w:tcW w:type="dxa" w:w="1728"/>
-          </w:tcPr>
-          <w:p>
-            <w:r/>
-            <w:r>
-              <w:t>4.384</w:t>
-            </w:r>
-          </w:p>
-        </w:tc>
-        <w:tc>
-          <w:tcPr>
-            <w:tcW w:type="dxa" w:w="1728"/>
-          </w:tcPr>
-          <w:p>
-            <w:r/>
-            <w:r>
-              <w:t>12.79</w:t>
+              <w:t>7.63/9.14/10.76</w:t>
             </w:r>
           </w:p>
         </w:tc>
@@ -3101,115 +3347,10 @@
     </w:tbl>
     <w:p>
       <w:r>
-        <w:drawing>
-          <wp:inline xmlns:a="http://schemas.openxmlformats.org/drawingml/2006/main" xmlns:pic="http://schemas.openxmlformats.org/drawingml/2006/picture">
-            <wp:extent cx="5400000" cy="3857143"/>
-            <wp:docPr id="4" name="Picture 4"/>
-            <wp:cNvGraphicFramePr>
-              <a:graphicFrameLocks noChangeAspect="1"/>
-            </wp:cNvGraphicFramePr>
-            <a:graphic>
-              <a:graphicData uri="http://schemas.openxmlformats.org/drawingml/2006/picture">
-                <pic:pic>
-                  <pic:nvPicPr>
-                    <pic:cNvPr id="0" name="fig04_horizon_trend_mae.png"/>
-                    <pic:cNvPicPr/>
-                  </pic:nvPicPr>
-                  <pic:blipFill>
-                    <a:blip r:embed="rId10"/>
-                    <a:stretch>
-                      <a:fillRect/>
-                    </a:stretch>
-                  </pic:blipFill>
-                  <pic:spPr>
-                    <a:xfrm>
-                      <a:off x="0" y="0"/>
-                      <a:ext cx="5400000" cy="3857143"/>
-                    </a:xfrm>
-                    <a:prstGeom prst="rect"/>
-                  </pic:spPr>
-                </pic:pic>
-              </a:graphicData>
-            </a:graphic>
-          </wp:inline>
-        </w:drawing>
-      </w:r>
-    </w:p>
-    <w:p>
-      <w:pPr>
-        <w:jc w:val="center"/>
-      </w:pPr>
-      <w:r>
-        <w:rPr>
-          <w:i/>
-          <w:sz w:val="18"/>
-        </w:rPr>
-        <w:t>TTS vs GWN horizon trend</w:t>
-      </w:r>
-    </w:p>
-    <w:p>
-      <w:r>
         <w:rPr>
           <w:i/>
         </w:rPr>
-        <w:t>Figure 4. MAE vs. horizon, TTS vs. GWN (predefined). GWN-adaptive line to be added once its training completes.</w:t>
-      </w:r>
-    </w:p>
-    <w:p>
-      <w:r>
-        <w:rPr>
-          <w:b/>
-        </w:rPr>
-        <w:t>GWN (predefined) beats TTS at every horizon</w:t>
-      </w:r>
-      <w:r>
-        <w:t xml:space="preserve">, on every metric, by a widening margin as the horizon grows: MAE improves by 3.0% at 15 min, 4.7% at 30 min, and 7.5% at 60 min. This is the expected direction — GWN's dilated-convolution temporal stack (8 blocks, receptive field spanning the full 12-step window) and diffusion convolution give it materially more capacity to model both long-range temporal patterns and multi-hop spatial propagation than TTS's single-layer GRU + one-hop </w:t>
-      </w:r>
-      <w:r>
-        <w:rPr>
-          <w:rFonts w:ascii="Courier New" w:hAnsi="Courier New"/>
-        </w:rPr>
-        <w:t>DiffConv</w:t>
-      </w:r>
-      <w:r>
-        <w:t xml:space="preserve">. The </w:t>
-      </w:r>
-      <w:r>
-        <w:rPr>
-          <w:i/>
-        </w:rPr>
-        <w:t>growing</w:t>
-      </w:r>
-      <w:r>
-        <w:t xml:space="preserve"> gap at longer horizons is notable: TTS's simpler temporal encoder appears to compound error faster over the forecast window than GWN's does, consistent with GWN's larger effective receptive field mattering more the further ahead the model must extrapolate. (Caveat: TTS's 3-epoch vs. GWN's 5-epoch training budget, Section 2.5, means this is not a perfectly equal-training-budget comparison — see Section 3.4.)</w:t>
-      </w:r>
-    </w:p>
-    <w:p>
-      <w:pPr>
-        <w:pStyle w:val="Heading3"/>
-      </w:pPr>
-      <w:r>
-        <w:t>4.3 Training Time and Convergence</w:t>
-      </w:r>
-    </w:p>
-    <w:p>
-      <w:r>
-        <w:rPr>
-          <w:i/>
-        </w:rPr>
-        <w:t xml:space="preserve">Table 3. Training time. TTS's total time is unavailable because that run was deliberately stopped early and evaluated from checkpoint rather than finishing normally (Section 2.5) — its real per-epoch times (232s, 491s, 495s) are still known, just not summed into a "total". GWN (predefined+adaptive) row </w:t>
-      </w:r>
-      <w:r>
-        <w:rPr>
-          <w:i/>
-        </w:rPr>
-        <w:t>[PENDING]</w:t>
-      </w:r>
-      <w:r>
-        <w:rPr>
-          <w:i/>
-        </w:rPr>
-        <w:t>.</w:t>
+        <w:t>Table 8. Training progress, AGCRN vs. best GWN.</w:t>
       </w:r>
     </w:p>
     <w:tbl>
@@ -3219,17 +3360,16 @@
         <w:tblLook w:firstColumn="1" w:firstRow="1" w:lastColumn="0" w:lastRow="0" w:noHBand="0" w:noVBand="1" w:val="04A0"/>
       </w:tblPr>
       <w:tblGrid>
-        <w:gridCol w:w="1440"/>
-        <w:gridCol w:w="1440"/>
-        <w:gridCol w:w="1440"/>
-        <w:gridCol w:w="1440"/>
-        <w:gridCol w:w="1440"/>
-        <w:gridCol w:w="1440"/>
+        <w:gridCol w:w="1728"/>
+        <w:gridCol w:w="1728"/>
+        <w:gridCol w:w="1728"/>
+        <w:gridCol w:w="1728"/>
+        <w:gridCol w:w="1728"/>
       </w:tblGrid>
       <w:tr>
         <w:tc>
           <w:tcPr>
-            <w:tcW w:type="dxa" w:w="1440"/>
+            <w:tcW w:type="dxa" w:w="1728"/>
           </w:tcPr>
           <w:p>
             <w:r>
@@ -3247,7 +3387,7 @@
         </w:tc>
         <w:tc>
           <w:tcPr>
-            <w:tcW w:type="dxa" w:w="1440"/>
+            <w:tcW w:type="dxa" w:w="1728"/>
           </w:tcPr>
           <w:p>
             <w:r>
@@ -3259,67 +3399,13 @@
               <w:rPr>
                 <w:b/>
               </w:rPr>
-              <w:t>Epochs run</w:t>
+              <w:t>Total epochs</w:t>
             </w:r>
           </w:p>
         </w:tc>
         <w:tc>
           <w:tcPr>
-            <w:tcW w:type="dxa" w:w="1440"/>
-          </w:tcPr>
-          <w:p>
-            <w:r>
-              <w:rPr>
-                <w:b/>
-              </w:rPr>
-            </w:r>
-            <w:r>
-              <w:rPr>
-                <w:b/>
-              </w:rPr>
-              <w:t>Early stopped</w:t>
-            </w:r>
-          </w:p>
-        </w:tc>
-        <w:tc>
-          <w:tcPr>
-            <w:tcW w:type="dxa" w:w="1440"/>
-          </w:tcPr>
-          <w:p>
-            <w:r>
-              <w:rPr>
-                <w:b/>
-              </w:rPr>
-            </w:r>
-            <w:r>
-              <w:rPr>
-                <w:b/>
-              </w:rPr>
-              <w:t>Total time (min)</w:t>
-            </w:r>
-          </w:p>
-        </w:tc>
-        <w:tc>
-          <w:tcPr>
-            <w:tcW w:type="dxa" w:w="1440"/>
-          </w:tcPr>
-          <w:p>
-            <w:r>
-              <w:rPr>
-                <w:b/>
-              </w:rPr>
-            </w:r>
-            <w:r>
-              <w:rPr>
-                <w:b/>
-              </w:rPr>
-              <w:t>Avg s/epoch</w:t>
-            </w:r>
-          </w:p>
-        </w:tc>
-        <w:tc>
-          <w:tcPr>
-            <w:tcW w:type="dxa" w:w="1440"/>
+            <w:tcW w:type="dxa" w:w="1728"/>
           </w:tcPr>
           <w:p>
             <w:r>
@@ -3335,71 +3421,39 @@
             </w:r>
           </w:p>
         </w:tc>
-      </w:tr>
-      <w:tr>
         <w:tc>
           <w:tcPr>
-            <w:tcW w:type="dxa" w:w="1440"/>
+            <w:tcW w:type="dxa" w:w="1728"/>
           </w:tcPr>
           <w:p>
-            <w:r/>
             <w:r>
-              <w:t>TTS</w:t>
+              <w:rPr>
+                <w:b/>
+              </w:rPr>
+            </w:r>
+            <w:r>
+              <w:rPr>
+                <w:b/>
+              </w:rPr>
+              <w:t>GPU epoch cost</w:t>
             </w:r>
           </w:p>
         </w:tc>
         <w:tc>
           <w:tcPr>
-            <w:tcW w:type="dxa" w:w="1440"/>
+            <w:tcW w:type="dxa" w:w="1728"/>
           </w:tcPr>
           <w:p>
-            <w:r/>
             <w:r>
-              <w:t>3 (of 60 planned)</w:t>
+              <w:rPr>
+                <w:b/>
+              </w:rPr>
             </w:r>
-          </w:p>
-        </w:tc>
-        <w:tc>
-          <w:tcPr>
-            <w:tcW w:type="dxa" w:w="1440"/>
-          </w:tcPr>
-          <w:p>
-            <w:r/>
             <w:r>
-              <w:t>N/A (stopped manually)</w:t>
-            </w:r>
-          </w:p>
-        </w:tc>
-        <w:tc>
-          <w:tcPr>
-            <w:tcW w:type="dxa" w:w="1440"/>
-          </w:tcPr>
-          <w:p>
-            <w:r/>
-            <w:r>
-              <w:t>N/A</w:t>
-            </w:r>
-          </w:p>
-        </w:tc>
-        <w:tc>
-          <w:tcPr>
-            <w:tcW w:type="dxa" w:w="1440"/>
-          </w:tcPr>
-          <w:p>
-            <w:r/>
-            <w:r>
-              <w:t>~400 (avg of 3 real epochs)</w:t>
-            </w:r>
-          </w:p>
-        </w:tc>
-        <w:tc>
-          <w:tcPr>
-            <w:tcW w:type="dxa" w:w="1440"/>
-          </w:tcPr>
-          <w:p>
-            <w:r/>
-            <w:r>
-              <w:t>3.077</w:t>
+              <w:rPr>
+                <w:b/>
+              </w:rPr>
+              <w:t>Plateaued?</w:t>
             </w:r>
           </w:p>
         </w:tc>
@@ -3407,67 +3461,113 @@
       <w:tr>
         <w:tc>
           <w:tcPr>
-            <w:tcW w:type="dxa" w:w="1440"/>
+            <w:tcW w:type="dxa" w:w="1728"/>
           </w:tcPr>
           <w:p>
             <w:r/>
             <w:r>
-              <w:t>GWN (predefined)</w:t>
+              <w:t>GWN, adaptive</w:t>
             </w:r>
           </w:p>
         </w:tc>
         <w:tc>
           <w:tcPr>
-            <w:tcW w:type="dxa" w:w="1440"/>
+            <w:tcW w:type="dxa" w:w="1728"/>
           </w:tcPr>
           <w:p>
             <w:r/>
             <w:r>
-              <w:t>5 (4 configured + 1, see note)</w:t>
+              <w:t>15 (4+11)*</w:t>
             </w:r>
           </w:p>
         </w:tc>
         <w:tc>
           <w:tcPr>
-            <w:tcW w:type="dxa" w:w="1440"/>
+            <w:tcW w:type="dxa" w:w="1728"/>
           </w:tcPr>
           <w:p>
             <w:r/>
             <w:r>
-              <w:t>No (hit max_epochs ceiling)</w:t>
+              <w:t>2.623</w:t>
             </w:r>
           </w:p>
         </w:tc>
         <w:tc>
           <w:tcPr>
-            <w:tcW w:type="dxa" w:w="1440"/>
+            <w:tcW w:type="dxa" w:w="1728"/>
           </w:tcPr>
           <w:p>
             <w:r/>
             <w:r>
-              <w:t>308.4</w:t>
+              <w:t>~64 s</w:t>
             </w:r>
           </w:p>
         </w:tc>
         <w:tc>
           <w:tcPr>
-            <w:tcW w:type="dxa" w:w="1440"/>
+            <w:tcW w:type="dxa" w:w="1728"/>
           </w:tcPr>
           <w:p>
             <w:r/>
             <w:r>
-              <w:t>3700.9</w:t>
+              <w:t>Early-stopped; extension in progress</w:t>
+            </w:r>
+          </w:p>
+        </w:tc>
+      </w:tr>
+      <w:tr>
+        <w:tc>
+          <w:tcPr>
+            <w:tcW w:type="dxa" w:w="1728"/>
+          </w:tcPr>
+          <w:p>
+            <w:r/>
+            <w:r>
+              <w:t>AGCRN</w:t>
             </w:r>
           </w:p>
         </w:tc>
         <w:tc>
           <w:tcPr>
-            <w:tcW w:type="dxa" w:w="1440"/>
+            <w:tcW w:type="dxa" w:w="1728"/>
           </w:tcPr>
           <w:p>
             <w:r/>
             <w:r>
-              <w:t>2.936</w:t>
+              <w:t>21 recorded (11+~10)*</w:t>
+            </w:r>
+          </w:p>
+        </w:tc>
+        <w:tc>
+          <w:tcPr>
+            <w:tcW w:type="dxa" w:w="1728"/>
+          </w:tcPr>
+          <w:p>
+            <w:r/>
+            <w:r>
+              <w:t>2.707</w:t>
+            </w:r>
+          </w:p>
+        </w:tc>
+        <w:tc>
+          <w:tcPr>
+            <w:tcW w:type="dxa" w:w="1728"/>
+          </w:tcPr>
+          <w:p>
+            <w:r/>
+            <w:r>
+              <w:t>~30 s</w:t>
+            </w:r>
+          </w:p>
+        </w:tc>
+        <w:tc>
+          <w:tcPr>
+            <w:tcW w:type="dxa" w:w="1728"/>
+          </w:tcPr>
+          <w:p>
+            <w:r/>
+            <w:r>
+              <w:t>No — least converged of the four</w:t>
             </w:r>
           </w:p>
         </w:tc>
@@ -3478,58 +3578,33 @@
         <w:rPr>
           <w:i/>
         </w:rPr>
-        <w:t>Note on GWN's epoch count: `max_epochs=4` was configured; the trainer's own epoch-completion log reports 5 due to an off-by-one in how the final "epochs run" milestone is computed (`current_epoch + 1` evaluated one increment late) — 4 real training epochs (indices 0-3) were actually run, matching the 4 rows of per-epoch data in `logs/gwn_predefined/version_</w:t>
+        <w:t>\</w:t>
       </w:r>
       <w:r>
-        <w:t>/metrics.csv`. Reported here as observed rather than silently corrected, since the underlying per-epoch data is what matters and is unambiguous.*</w:t>
+        <w:t>Both still being extended as of writing.*</w:t>
       </w:r>
     </w:p>
     <w:p>
       <w:r>
-        <w:drawing>
-          <wp:inline xmlns:a="http://schemas.openxmlformats.org/drawingml/2006/main" xmlns:pic="http://schemas.openxmlformats.org/drawingml/2006/picture">
-            <wp:extent cx="5400000" cy="3303529"/>
-            <wp:docPr id="5" name="Picture 5"/>
-            <wp:cNvGraphicFramePr>
-              <a:graphicFrameLocks noChangeAspect="1"/>
-            </wp:cNvGraphicFramePr>
-            <a:graphic>
-              <a:graphicData uri="http://schemas.openxmlformats.org/drawingml/2006/picture">
-                <pic:pic>
-                  <pic:nvPicPr>
-                    <pic:cNvPr id="0" name="fig05_convergence_curves.png"/>
-                    <pic:cNvPicPr/>
-                  </pic:nvPicPr>
-                  <pic:blipFill>
-                    <a:blip r:embed="rId12"/>
-                    <a:stretch>
-                      <a:fillRect/>
-                    </a:stretch>
-                  </pic:blipFill>
-                  <pic:spPr>
-                    <a:xfrm>
-                      <a:off x="0" y="0"/>
-                      <a:ext cx="5400000" cy="3303529"/>
-                    </a:xfrm>
-                    <a:prstGeom prst="rect"/>
-                  </pic:spPr>
-                </pic:pic>
-              </a:graphicData>
-            </a:graphic>
-          </wp:inline>
-        </w:drawing>
+        <w:t xml:space="preserve">On current evidence, </w:t>
       </w:r>
-    </w:p>
-    <w:p>
-      <w:pPr>
-        <w:jc w:val="center"/>
-      </w:pPr>
+      <w:r>
+        <w:rPr>
+          <w:b/>
+        </w:rPr>
+        <w:t>GWN-adaptive leads AGCRN at every horizon</w:t>
+      </w:r>
+      <w:r>
+        <w:t xml:space="preserve"> (0.6-2.7% MAE), narrowing rather than growing with horizon — the one clear exception to this report's usual "gap grows with horizon" pattern, plausibly because AGCRN has not plateaued while GWN-adaptive has (provisionally) early-stopped. AGCRN clearly beats GWN-predefined-only, and that gap </w:t>
+      </w:r>
       <w:r>
         <w:rPr>
           <w:i/>
-          <w:sz w:val="18"/>
         </w:rPr>
-        <w:t>Convergence curves</w:t>
+        <w:t>does</w:t>
+      </w:r>
+      <w:r>
+        <w:t xml:space="preserve"> grow with horizon (trails by 2.0% at 15 min, leads by 5.2% at 60 min). On MAPE, AGCRN trails GWN-adaptive at every horizon, though narrowly at 60 min (10.76% vs. 10.73%). AGCRN remains cheapest per epoch (~30s vs. ~58-64s for GWN), a favourable cost profile even before accounting for its unfinished convergence.</w:t>
       </w:r>
     </w:p>
     <w:p>
@@ -3537,103 +3612,7 @@
         <w:rPr>
           <w:i/>
         </w:rPr>
-        <w:t>Figure 5. Training (dashed) and validation (solid) loss per epoch, TTS vs. GWN (predefined). GWN-adaptive curve to be added once available.</w:t>
-      </w:r>
-    </w:p>
-    <w:p>
-      <w:r>
-        <w:rPr>
-          <w:b/>
-        </w:rPr>
-        <w:t>GWN's convergence behaviour</w:t>
-      </w:r>
-      <w:r>
-        <w:t xml:space="preserve">: validation MAE decreased for 3 straight epochs (3.162 → 3.019 → 2.936) then </w:t>
-      </w:r>
-      <w:r>
-        <w:rPr>
-          <w:b/>
-        </w:rPr>
-        <w:t>increased</w:t>
-      </w:r>
-      <w:r>
-        <w:t xml:space="preserve"> slightly on epoch 4 (2.951) — the best checkpoint (epoch 2, val_mae=2.936) is what all reported GWN-predefined numbers use. This uptick, right as the deadline-driven </w:t>
-      </w:r>
-      <w:r>
-        <w:rPr>
-          <w:rFonts w:ascii="Courier New" w:hAnsi="Courier New"/>
-        </w:rPr>
-        <w:t>max_epochs=4</w:t>
-      </w:r>
-      <w:r>
-        <w:t xml:space="preserve"> ceiling was reached, is the first concrete sign of </w:t>
-      </w:r>
-      <w:r>
-        <w:rPr>
-          <w:b/>
-        </w:rPr>
-        <w:t>overfitting</w:t>
-      </w:r>
-      <w:r>
-        <w:t xml:space="preserve"> starting (training loss kept falling every epoch while validation loss turned back up) rather than the run being cut off mid- improvement — some evidence </w:t>
-      </w:r>
-      <w:r>
-        <w:rPr>
-          <w:i/>
-        </w:rPr>
-        <w:t>against</w:t>
-      </w:r>
-      <w:r>
-        <w:t xml:space="preserve"> the Section 4.4 hypothesis that GWN's whole gap to the original paper is purely a "needed more epochs" story, though 4 epochs is still very short by GPU-scale-training standards and the picture may look different with GWN-adaptive's curve for comparison. </w:t>
-      </w:r>
-      <w:r>
-        <w:rPr>
-          <w:b/>
-        </w:rPr>
-        <w:t>TTS</w:t>
-      </w:r>
-      <w:r>
-        <w:t xml:space="preserve">, by contrast, was still improving at every one of its 3 epochs when stopped (3.147 → 3.108 → 3.077) with no sign of plateauing — its numbers likely </w:t>
-      </w:r>
-      <w:r>
-        <w:rPr>
-          <w:i/>
-        </w:rPr>
-        <w:t>do</w:t>
-      </w:r>
-      <w:r>
-        <w:t xml:space="preserve"> understate its true converged performance, unlike GWN's. GWN's per-epoch cost (~62 min average) is roughly </w:t>
-      </w:r>
-      <w:r>
-        <w:rPr>
-          <w:b/>
-        </w:rPr>
-        <w:t>9x</w:t>
-      </w:r>
-      <w:r>
-        <w:t xml:space="preserve"> TTS's (~7 min average, from its 3 real epoch times) on this hardware, consistent with the Section 2.5 timing pilot.</w:t>
-      </w:r>
-    </w:p>
-    <w:p>
-      <w:pPr>
-        <w:pStyle w:val="Heading3"/>
-      </w:pPr>
-      <w:r>
-        <w:t>4.4 Comparison With Wu et al. (2019)</w:t>
-      </w:r>
-    </w:p>
-    <w:p>
-      <w:r>
-        <w:t xml:space="preserve">The original Graph WaveNet paper (Wu et al., 2019) reports the following on METR-LA (widely reproduced/cross-cited figure, e.g. Zhang, 2019, </w:t>
-      </w:r>
-      <w:r>
-        <w:rPr>
-          <w:i/>
-        </w:rPr>
-        <w:t>"Incrementally Improving Graph WaveNet Performance on Traffic Prediction"</w:t>
-      </w:r>
-      <w:r>
-        <w:t>, arXiv:1912.07390, which explicitly tabulates the original paper's numbers alongside its own reproduction):</w:t>
+        <w:t>Table 9. Per-station comparison, Sensors 1-3, GWN-adaptive vs. AGCRN.</w:t>
       </w:r>
     </w:p>
     <w:tbl>
@@ -3649,6 +3628,24 @@
         <w:gridCol w:w="2160"/>
       </w:tblGrid>
       <w:tr>
+        <w:tc>
+          <w:tcPr>
+            <w:tcW w:type="dxa" w:w="2160"/>
+          </w:tcPr>
+          <w:p>
+            <w:r>
+              <w:rPr>
+                <w:b/>
+              </w:rPr>
+            </w:r>
+            <w:r>
+              <w:rPr>
+                <w:b/>
+              </w:rPr>
+              <w:t>Sensor</w:t>
+            </w:r>
+          </w:p>
+        </w:tc>
         <w:tc>
           <w:tcPr>
             <w:tcW w:type="dxa" w:w="2160"/>
@@ -3681,7 +3678,7 @@
               <w:rPr>
                 <w:b/>
               </w:rPr>
-              <w:t>MAE</w:t>
+              <w:t>MSE / MAE / MAPE, GWN-adaptive</w:t>
             </w:r>
           </w:p>
         </w:tc>
@@ -3699,30 +3696,23 @@
               <w:rPr>
                 <w:b/>
               </w:rPr>
-              <w:t>RMSE</w:t>
+              <w:t>MSE / MAE / MAPE, AGCRN</w:t>
             </w:r>
           </w:p>
         </w:tc>
+      </w:tr>
+      <w:tr>
         <w:tc>
           <w:tcPr>
             <w:tcW w:type="dxa" w:w="2160"/>
           </w:tcPr>
           <w:p>
+            <w:r/>
             <w:r>
-              <w:rPr>
-                <w:b/>
-              </w:rPr>
-            </w:r>
-            <w:r>
-              <w:rPr>
-                <w:b/>
-              </w:rPr>
-              <w:t>MAPE</w:t>
+              <w:t>1</w:t>
             </w:r>
           </w:p>
         </w:tc>
-      </w:tr>
-      <w:tr>
         <w:tc>
           <w:tcPr>
             <w:tcW w:type="dxa" w:w="2160"/>
@@ -3741,7 +3731,7 @@
           <w:p>
             <w:r/>
             <w:r>
-              <w:t>2.69</w:t>
+              <w:t>23.568 / 2.172 / 5.66%</w:t>
             </w:r>
           </w:p>
         </w:tc>
@@ -3752,10 +3742,12 @@
           <w:p>
             <w:r/>
             <w:r>
-              <w:t>5.15</w:t>
+              <w:t>31.252 / 2.382 / 6.36%</w:t>
             </w:r>
           </w:p>
         </w:tc>
+      </w:tr>
+      <w:tr>
         <w:tc>
           <w:tcPr>
             <w:tcW w:type="dxa" w:w="2160"/>
@@ -3763,12 +3755,10 @@
           <w:p>
             <w:r/>
             <w:r>
-              <w:t>6.90%</w:t>
+              <w:t>1</w:t>
             </w:r>
           </w:p>
         </w:tc>
-      </w:tr>
-      <w:tr>
         <w:tc>
           <w:tcPr>
             <w:tcW w:type="dxa" w:w="2160"/>
@@ -3787,7 +3777,7 @@
           <w:p>
             <w:r/>
             <w:r>
-              <w:t>3.07</w:t>
+              <w:t>35.434 / 2.540 / 6.95%</w:t>
             </w:r>
           </w:p>
         </w:tc>
@@ -3798,10 +3788,12 @@
           <w:p>
             <w:r/>
             <w:r>
-              <w:t>6.22</w:t>
+              <w:t>48.419 / 2.829 / 8.01%</w:t>
             </w:r>
           </w:p>
         </w:tc>
+      </w:tr>
+      <w:tr>
         <w:tc>
           <w:tcPr>
             <w:tcW w:type="dxa" w:w="2160"/>
@@ -3809,12 +3801,10 @@
           <w:p>
             <w:r/>
             <w:r>
-              <w:t>8.37%</w:t>
+              <w:t>1</w:t>
             </w:r>
           </w:p>
         </w:tc>
-      </w:tr>
-      <w:tr>
         <w:tc>
           <w:tcPr>
             <w:tcW w:type="dxa" w:w="2160"/>
@@ -3833,7 +3823,7 @@
           <w:p>
             <w:r/>
             <w:r>
-              <w:t>3.53</w:t>
+              <w:t>49.761 / 2.930 / 8.51%</w:t>
             </w:r>
           </w:p>
         </w:tc>
@@ -3844,7 +3834,20 @@
           <w:p>
             <w:r/>
             <w:r>
-              <w:t>7.37</w:t>
+              <w:t>62.888 / 3.173 / 9.56%</w:t>
+            </w:r>
+          </w:p>
+        </w:tc>
+      </w:tr>
+      <w:tr>
+        <w:tc>
+          <w:tcPr>
+            <w:tcW w:type="dxa" w:w="2160"/>
+          </w:tcPr>
+          <w:p>
+            <w:r/>
+            <w:r>
+              <w:t>2</w:t>
             </w:r>
           </w:p>
         </w:tc>
@@ -3855,299 +3858,29 @@
           <w:p>
             <w:r/>
             <w:r>
-              <w:t>10.01%</w:t>
-            </w:r>
-          </w:p>
-        </w:tc>
-      </w:tr>
-    </w:tbl>
-    <w:p>
-      <w:r>
-        <w:rPr>
-          <w:b/>
-        </w:rPr>
-        <w:t>What is comparable:</w:t>
-      </w:r>
-      <w:r>
-        <w:t xml:space="preserve"> the dataset (full METR-LA, 207 sensors), the split ratio (Wu et al. also use a chronological 70/10/20 train/val/test split, following the DCRNN convention this assignment also specifies), the input/output window (12 steps in, 12 steps out at 5-minute resolution), and the evaluation horizons (15/30/60 min) are all the same as this report's setup.</w:t>
-      </w:r>
-    </w:p>
-    <w:p>
-      <w:r>
-        <w:rPr>
-          <w:b/>
-        </w:rPr>
-        <w:t>What is NOT directly comparable, and why:</w:t>
-      </w:r>
-    </w:p>
-    <w:p>
-      <w:pPr>
-        <w:pStyle w:val="ListBullet"/>
-      </w:pPr>
-      <w:r>
-        <w:rPr>
-          <w:b/>
-        </w:rPr>
-        <w:t>Metric scale</w:t>
-      </w:r>
-      <w:r>
-        <w:t xml:space="preserve">: the original paper reports </w:t>
-      </w:r>
-      <w:r>
-        <w:rPr>
-          <w:b/>
-        </w:rPr>
-        <w:t>RMSE</w:t>
-      </w:r>
-      <w:r>
-        <w:t>; this report's tables use</w:t>
-      </w:r>
-    </w:p>
-    <w:p>
-      <w:r>
-        <w:rPr>
-          <w:b/>
-        </w:rPr>
-        <w:t>MSE</w:t>
-      </w:r>
-      <w:r>
-        <w:t>. RMSE = √MSE, so a direct comparison requires converting one to the other (done explicitly in Section 4.2's table once results are available) rather than comparing the raw numbers as printed.</w:t>
-      </w:r>
-    </w:p>
-    <w:p>
-      <w:pPr>
-        <w:pStyle w:val="ListBullet"/>
-      </w:pPr>
-      <w:r>
-        <w:rPr>
-          <w:b/>
-        </w:rPr>
-        <w:t>Training compute and epoch budget</w:t>
-      </w:r>
-      <w:r>
-        <w:t>: the original paper trains on GPU hardware for</w:t>
-      </w:r>
-    </w:p>
-    <w:p>
-      <w:r>
-        <w:t xml:space="preserve">as many epochs as needed to converge; this report's GWN runs are capped at 4 epochs each (Section 2.5) specifically because of a CPU-only, deadline-constrained environment. Any accuracy gap where this report's GWN underperforms the published numbers is a strong candidate to be explained primarily by this training-budget gap rather than by an implementation difference — this is stated as the working hypothesis, to be checked against the actual convergence curves (Section 4.3) once training completes: a model whose validation loss is still visibly decreasing when training stops is evidence </w:t>
-      </w:r>
-      <w:r>
-        <w:rPr>
-          <w:i/>
-        </w:rPr>
-        <w:t>for</w:t>
-      </w:r>
-      <w:r>
-        <w:t xml:space="preserve"> this explanation; a model whose validation loss had already plateaued is evidence against it.</w:t>
-      </w:r>
-    </w:p>
-    <w:p>
-      <w:pPr>
-        <w:pStyle w:val="ListBullet"/>
-      </w:pPr>
-      <w:r>
-        <w:rPr>
-          <w:b/>
-        </w:rPr>
-        <w:t>Optimiser schedule</w:t>
-      </w:r>
-      <w:r>
-        <w:t>: the original paper uses a learning-rate schedule (decay);</w:t>
-      </w:r>
-    </w:p>
-    <w:p>
-      <w:r>
-        <w:t>this report uses a fixed learning rate (Section 2.4) for simplicity and consistency across all four models, which the original paper's ablations do not directly isolate.</w:t>
-      </w:r>
-    </w:p>
-    <w:p>
-      <w:pPr>
-        <w:pStyle w:val="ListBullet"/>
-      </w:pPr>
-      <w:r>
-        <w:rPr>
-          <w:b/>
-        </w:rPr>
-        <w:t>Software stack</w:t>
-      </w:r>
-      <w:r>
-        <w:t>: the original paper's official implementation predates</w:t>
-      </w:r>
-    </w:p>
-    <w:p>
-      <w:r>
-        <w:rPr>
-          <w:rFonts w:ascii="Courier New" w:hAnsi="Courier New"/>
-        </w:rPr>
-        <w:t>torch-spatiotemporal</w:t>
-      </w:r>
-      <w:r>
-        <w:t>; this report uses tsl's re-implementation of the architecture, which the tsl authors state follows the original paper but is not guaranteed to be bit-identical (different weight initialisation, minor architectural interpretation choices, etc.).</w:t>
-      </w:r>
-    </w:p>
-    <w:p>
-      <w:pPr>
-        <w:pStyle w:val="ListBullet"/>
-      </w:pPr>
-      <w:r>
-        <w:rPr>
-          <w:b/>
-        </w:rPr>
-        <w:t>Random seed / single run</w:t>
-      </w:r>
-      <w:r>
-        <w:t>: this report (like most course-scale reproductions)</w:t>
-      </w:r>
-    </w:p>
-    <w:p>
-      <w:r>
-        <w:t>reports a single training run per configuration; the original paper does not specify whether its numbers are averaged over multiple seeds.</w:t>
-      </w:r>
-    </w:p>
-    <w:p>
-      <w:r>
-        <w:t xml:space="preserve">Given these differences, this report treats the original paper's numbers as a </w:t>
-      </w:r>
-      <w:r>
-        <w:rPr>
-          <w:b/>
-        </w:rPr>
-        <w:t>directional reference point</w:t>
-      </w:r>
-      <w:r>
-        <w:t xml:space="preserve"> (is our GWN in the right ballpark, and does it show the expected ordering relative to TTS/AGCRN) rather than as a number that our results should be expected to match exactly.</w:t>
-      </w:r>
-    </w:p>
-    <w:p>
-      <w:pPr>
-        <w:pStyle w:val="Heading3"/>
-      </w:pPr>
-      <w:r>
-        <w:t>4.5 Per-Station Analysis</w:t>
-      </w:r>
-    </w:p>
-    <w:p>
-      <w:r>
-        <w:rPr>
-          <w:i/>
-        </w:rPr>
-        <w:t xml:space="preserve">Table 4. Sensors 1-3, TTS vs. GWN (predefined). GWN-adaptive columns </w:t>
-      </w:r>
-      <w:r>
-        <w:rPr>
-          <w:i/>
-        </w:rPr>
-        <w:t>[PENDING]</w:t>
-      </w:r>
-      <w:r>
-        <w:rPr>
-          <w:i/>
-        </w:rPr>
-        <w:t>.</w:t>
-      </w:r>
-    </w:p>
-    <w:tbl>
-      <w:tblPr>
-        <w:tblStyle w:val="LightGrid-Accent1"/>
-        <w:tblW w:type="auto" w:w="0"/>
-        <w:tblLook w:firstColumn="1" w:firstRow="1" w:lastColumn="0" w:lastRow="0" w:noHBand="0" w:noVBand="1" w:val="04A0"/>
-      </w:tblPr>
-      <w:tblGrid>
-        <w:gridCol w:w="1728"/>
-        <w:gridCol w:w="1728"/>
-        <w:gridCol w:w="1728"/>
-        <w:gridCol w:w="1728"/>
-        <w:gridCol w:w="1728"/>
-      </w:tblGrid>
-      <w:tr>
-        <w:tc>
-          <w:tcPr>
-            <w:tcW w:type="dxa" w:w="1728"/>
-          </w:tcPr>
-          <w:p>
-            <w:r>
-              <w:rPr>
-                <w:b/>
-              </w:rPr>
-            </w:r>
-            <w:r>
-              <w:rPr>
-                <w:b/>
-              </w:rPr>
-              <w:t>Sensor</w:t>
+              <w:t>15 min</w:t>
             </w:r>
           </w:p>
         </w:tc>
         <w:tc>
           <w:tcPr>
-            <w:tcW w:type="dxa" w:w="1728"/>
+            <w:tcW w:type="dxa" w:w="2160"/>
           </w:tcPr>
           <w:p>
+            <w:r/>
             <w:r>
-              <w:rPr>
-                <w:b/>
-              </w:rPr>
-            </w:r>
-            <w:r>
-              <w:rPr>
-                <w:b/>
-              </w:rPr>
-              <w:t>Horizon</w:t>
+              <w:t>7.914 / 1.551 / 2.67%</w:t>
             </w:r>
           </w:p>
         </w:tc>
         <w:tc>
           <w:tcPr>
-            <w:tcW w:type="dxa" w:w="1728"/>
+            <w:tcW w:type="dxa" w:w="2160"/>
           </w:tcPr>
           <w:p>
+            <w:r/>
             <w:r>
-              <w:rPr>
-                <w:b/>
-              </w:rPr>
-            </w:r>
-            <w:r>
-              <w:rPr>
-                <w:b/>
-              </w:rPr>
-              <w:t>TTS MAE</w:t>
-            </w:r>
-          </w:p>
-        </w:tc>
-        <w:tc>
-          <w:tcPr>
-            <w:tcW w:type="dxa" w:w="1728"/>
-          </w:tcPr>
-          <w:p>
-            <w:r>
-              <w:rPr>
-                <w:b/>
-              </w:rPr>
-            </w:r>
-            <w:r>
-              <w:rPr>
-                <w:b/>
-              </w:rPr>
-              <w:t>GWN (pre) MAE</w:t>
-            </w:r>
-          </w:p>
-        </w:tc>
-        <w:tc>
-          <w:tcPr>
-            <w:tcW w:type="dxa" w:w="1728"/>
-          </w:tcPr>
-          <w:p>
-            <w:r>
-              <w:rPr>
-                <w:b/>
-              </w:rPr>
-            </w:r>
-            <w:r>
-              <w:rPr>
-                <w:b/>
-              </w:rPr>
-              <w:t>Δ (TTS − GWN)</w:t>
+              <w:t>7.671 / 1.559 / 2.68%</w:t>
             </w:r>
           </w:p>
         </w:tc>
@@ -4155,18 +3888,110 @@
       <w:tr>
         <w:tc>
           <w:tcPr>
-            <w:tcW w:type="dxa" w:w="1728"/>
+            <w:tcW w:type="dxa" w:w="2160"/>
           </w:tcPr>
           <w:p>
             <w:r/>
             <w:r>
-              <w:t>Sensor 1</w:t>
+              <w:t>2</w:t>
             </w:r>
           </w:p>
         </w:tc>
         <w:tc>
           <w:tcPr>
-            <w:tcW w:type="dxa" w:w="1728"/>
+            <w:tcW w:type="dxa" w:w="2160"/>
+          </w:tcPr>
+          <w:p>
+            <w:r/>
+            <w:r>
+              <w:t>30 min</w:t>
+            </w:r>
+          </w:p>
+        </w:tc>
+        <w:tc>
+          <w:tcPr>
+            <w:tcW w:type="dxa" w:w="2160"/>
+          </w:tcPr>
+          <w:p>
+            <w:r/>
+            <w:r>
+              <w:t>8.336 / 1.573 / 2.73%</w:t>
+            </w:r>
+          </w:p>
+        </w:tc>
+        <w:tc>
+          <w:tcPr>
+            <w:tcW w:type="dxa" w:w="2160"/>
+          </w:tcPr>
+          <w:p>
+            <w:r/>
+            <w:r>
+              <w:t>8.090 / 1.579 / 2.73%</w:t>
+            </w:r>
+          </w:p>
+        </w:tc>
+      </w:tr>
+      <w:tr>
+        <w:tc>
+          <w:tcPr>
+            <w:tcW w:type="dxa" w:w="2160"/>
+          </w:tcPr>
+          <w:p>
+            <w:r/>
+            <w:r>
+              <w:t>2</w:t>
+            </w:r>
+          </w:p>
+        </w:tc>
+        <w:tc>
+          <w:tcPr>
+            <w:tcW w:type="dxa" w:w="2160"/>
+          </w:tcPr>
+          <w:p>
+            <w:r/>
+            <w:r>
+              <w:t>60 min</w:t>
+            </w:r>
+          </w:p>
+        </w:tc>
+        <w:tc>
+          <w:tcPr>
+            <w:tcW w:type="dxa" w:w="2160"/>
+          </w:tcPr>
+          <w:p>
+            <w:r/>
+            <w:r>
+              <w:t>8.820 / 1.636 / 2.84%</w:t>
+            </w:r>
+          </w:p>
+        </w:tc>
+        <w:tc>
+          <w:tcPr>
+            <w:tcW w:type="dxa" w:w="2160"/>
+          </w:tcPr>
+          <w:p>
+            <w:r/>
+            <w:r>
+              <w:t>8.323 / 1.629 / 2.81%</w:t>
+            </w:r>
+          </w:p>
+        </w:tc>
+      </w:tr>
+      <w:tr>
+        <w:tc>
+          <w:tcPr>
+            <w:tcW w:type="dxa" w:w="2160"/>
+          </w:tcPr>
+          <w:p>
+            <w:r/>
+            <w:r>
+              <w:t>3</w:t>
+            </w:r>
+          </w:p>
+        </w:tc>
+        <w:tc>
+          <w:tcPr>
+            <w:tcW w:type="dxa" w:w="2160"/>
           </w:tcPr>
           <w:p>
             <w:r/>
@@ -4177,34 +4002,23 @@
         </w:tc>
         <w:tc>
           <w:tcPr>
-            <w:tcW w:type="dxa" w:w="1728"/>
+            <w:tcW w:type="dxa" w:w="2160"/>
           </w:tcPr>
           <w:p>
             <w:r/>
             <w:r>
-              <w:t>2.621</w:t>
+              <w:t>13.393 / 1.770 / 3.77%</w:t>
             </w:r>
           </w:p>
         </w:tc>
         <w:tc>
           <w:tcPr>
-            <w:tcW w:type="dxa" w:w="1728"/>
+            <w:tcW w:type="dxa" w:w="2160"/>
           </w:tcPr>
           <w:p>
             <w:r/>
             <w:r>
-              <w:t>2.360</w:t>
-            </w:r>
-          </w:p>
-        </w:tc>
-        <w:tc>
-          <w:tcPr>
-            <w:tcW w:type="dxa" w:w="1728"/>
-          </w:tcPr>
-          <w:p>
-            <w:r/>
-            <w:r>
-              <w:t>+0.261</w:t>
+              <w:t>13.663 / 1.870 / 3.95%</w:t>
             </w:r>
           </w:p>
         </w:tc>
@@ -4212,18 +4026,18 @@
       <w:tr>
         <w:tc>
           <w:tcPr>
-            <w:tcW w:type="dxa" w:w="1728"/>
+            <w:tcW w:type="dxa" w:w="2160"/>
           </w:tcPr>
           <w:p>
             <w:r/>
             <w:r>
-              <w:t>Sensor 1</w:t>
+              <w:t>3</w:t>
             </w:r>
           </w:p>
         </w:tc>
         <w:tc>
           <w:tcPr>
-            <w:tcW w:type="dxa" w:w="1728"/>
+            <w:tcW w:type="dxa" w:w="2160"/>
           </w:tcPr>
           <w:p>
             <w:r/>
@@ -4234,34 +4048,23 @@
         </w:tc>
         <w:tc>
           <w:tcPr>
-            <w:tcW w:type="dxa" w:w="1728"/>
+            <w:tcW w:type="dxa" w:w="2160"/>
           </w:tcPr>
           <w:p>
             <w:r/>
             <w:r>
-              <w:t>3.509</w:t>
+              <w:t>16.923 / 1.889 / 4.05%</w:t>
             </w:r>
           </w:p>
         </w:tc>
         <w:tc>
           <w:tcPr>
-            <w:tcW w:type="dxa" w:w="1728"/>
+            <w:tcW w:type="dxa" w:w="2160"/>
           </w:tcPr>
           <w:p>
             <w:r/>
             <w:r>
-              <w:t>2.901</w:t>
-            </w:r>
-          </w:p>
-        </w:tc>
-        <w:tc>
-          <w:tcPr>
-            <w:tcW w:type="dxa" w:w="1728"/>
-          </w:tcPr>
-          <w:p>
-            <w:r/>
-            <w:r>
-              <w:t>+0.608</w:t>
+              <w:t>17.550 / 2.006 / 4.30%</w:t>
             </w:r>
           </w:p>
         </w:tc>
@@ -4269,18 +4072,18 @@
       <w:tr>
         <w:tc>
           <w:tcPr>
-            <w:tcW w:type="dxa" w:w="1728"/>
+            <w:tcW w:type="dxa" w:w="2160"/>
           </w:tcPr>
           <w:p>
             <w:r/>
             <w:r>
-              <w:t>Sensor 1</w:t>
+              <w:t>3</w:t>
             </w:r>
           </w:p>
         </w:tc>
         <w:tc>
           <w:tcPr>
-            <w:tcW w:type="dxa" w:w="1728"/>
+            <w:tcW w:type="dxa" w:w="2160"/>
           </w:tcPr>
           <w:p>
             <w:r/>
@@ -4291,385 +4094,23 @@
         </w:tc>
         <w:tc>
           <w:tcPr>
-            <w:tcW w:type="dxa" w:w="1728"/>
+            <w:tcW w:type="dxa" w:w="2160"/>
           </w:tcPr>
           <w:p>
             <w:r/>
             <w:r>
-              <w:t>5.052</w:t>
+              <w:t>25.369 / 2.164 / 4.75%</w:t>
             </w:r>
           </w:p>
         </w:tc>
         <w:tc>
           <w:tcPr>
-            <w:tcW w:type="dxa" w:w="1728"/>
+            <w:tcW w:type="dxa" w:w="2160"/>
           </w:tcPr>
           <w:p>
             <w:r/>
             <w:r>
-              <w:t>3.686</w:t>
-            </w:r>
-          </w:p>
-        </w:tc>
-        <w:tc>
-          <w:tcPr>
-            <w:tcW w:type="dxa" w:w="1728"/>
-          </w:tcPr>
-          <w:p>
-            <w:r/>
-            <w:r>
-              <w:t>+1.366</w:t>
-            </w:r>
-          </w:p>
-        </w:tc>
-      </w:tr>
-      <w:tr>
-        <w:tc>
-          <w:tcPr>
-            <w:tcW w:type="dxa" w:w="1728"/>
-          </w:tcPr>
-          <w:p>
-            <w:r/>
-            <w:r>
-              <w:t>Sensor 2</w:t>
-            </w:r>
-          </w:p>
-        </w:tc>
-        <w:tc>
-          <w:tcPr>
-            <w:tcW w:type="dxa" w:w="1728"/>
-          </w:tcPr>
-          <w:p>
-            <w:r/>
-            <w:r>
-              <w:t>15 min</w:t>
-            </w:r>
-          </w:p>
-        </w:tc>
-        <w:tc>
-          <w:tcPr>
-            <w:tcW w:type="dxa" w:w="1728"/>
-          </w:tcPr>
-          <w:p>
-            <w:r/>
-            <w:r>
-              <w:t>1.631</w:t>
-            </w:r>
-          </w:p>
-        </w:tc>
-        <w:tc>
-          <w:tcPr>
-            <w:tcW w:type="dxa" w:w="1728"/>
-          </w:tcPr>
-          <w:p>
-            <w:r/>
-            <w:r>
-              <w:t>1.656</w:t>
-            </w:r>
-          </w:p>
-        </w:tc>
-        <w:tc>
-          <w:tcPr>
-            <w:tcW w:type="dxa" w:w="1728"/>
-          </w:tcPr>
-          <w:p>
-            <w:r/>
-            <w:r>
-              <w:rPr>
-                <w:b/>
-              </w:rPr>
-              <w:t>−0.025</w:t>
-            </w:r>
-          </w:p>
-        </w:tc>
-      </w:tr>
-      <w:tr>
-        <w:tc>
-          <w:tcPr>
-            <w:tcW w:type="dxa" w:w="1728"/>
-          </w:tcPr>
-          <w:p>
-            <w:r/>
-            <w:r>
-              <w:t>Sensor 2</w:t>
-            </w:r>
-          </w:p>
-        </w:tc>
-        <w:tc>
-          <w:tcPr>
-            <w:tcW w:type="dxa" w:w="1728"/>
-          </w:tcPr>
-          <w:p>
-            <w:r/>
-            <w:r>
-              <w:t>30 min</w:t>
-            </w:r>
-          </w:p>
-        </w:tc>
-        <w:tc>
-          <w:tcPr>
-            <w:tcW w:type="dxa" w:w="1728"/>
-          </w:tcPr>
-          <w:p>
-            <w:r/>
-            <w:r>
-              <w:t>1.693</w:t>
-            </w:r>
-          </w:p>
-        </w:tc>
-        <w:tc>
-          <w:tcPr>
-            <w:tcW w:type="dxa" w:w="1728"/>
-          </w:tcPr>
-          <w:p>
-            <w:r/>
-            <w:r>
-              <w:t>1.723</w:t>
-            </w:r>
-          </w:p>
-        </w:tc>
-        <w:tc>
-          <w:tcPr>
-            <w:tcW w:type="dxa" w:w="1728"/>
-          </w:tcPr>
-          <w:p>
-            <w:r/>
-            <w:r>
-              <w:rPr>
-                <w:b/>
-              </w:rPr>
-              <w:t>−0.030</w:t>
-            </w:r>
-          </w:p>
-        </w:tc>
-      </w:tr>
-      <w:tr>
-        <w:tc>
-          <w:tcPr>
-            <w:tcW w:type="dxa" w:w="1728"/>
-          </w:tcPr>
-          <w:p>
-            <w:r/>
-            <w:r>
-              <w:t>Sensor 2</w:t>
-            </w:r>
-          </w:p>
-        </w:tc>
-        <w:tc>
-          <w:tcPr>
-            <w:tcW w:type="dxa" w:w="1728"/>
-          </w:tcPr>
-          <w:p>
-            <w:r/>
-            <w:r>
-              <w:t>60 min</w:t>
-            </w:r>
-          </w:p>
-        </w:tc>
-        <w:tc>
-          <w:tcPr>
-            <w:tcW w:type="dxa" w:w="1728"/>
-          </w:tcPr>
-          <w:p>
-            <w:r/>
-            <w:r>
-              <w:t>1.809</w:t>
-            </w:r>
-          </w:p>
-        </w:tc>
-        <w:tc>
-          <w:tcPr>
-            <w:tcW w:type="dxa" w:w="1728"/>
-          </w:tcPr>
-          <w:p>
-            <w:r/>
-            <w:r>
-              <w:t>1.846</w:t>
-            </w:r>
-          </w:p>
-        </w:tc>
-        <w:tc>
-          <w:tcPr>
-            <w:tcW w:type="dxa" w:w="1728"/>
-          </w:tcPr>
-          <w:p>
-            <w:r/>
-            <w:r>
-              <w:rPr>
-                <w:b/>
-              </w:rPr>
-              <w:t>−0.037</w:t>
-            </w:r>
-          </w:p>
-        </w:tc>
-      </w:tr>
-      <w:tr>
-        <w:tc>
-          <w:tcPr>
-            <w:tcW w:type="dxa" w:w="1728"/>
-          </w:tcPr>
-          <w:p>
-            <w:r/>
-            <w:r>
-              <w:t>Sensor 3</w:t>
-            </w:r>
-          </w:p>
-        </w:tc>
-        <w:tc>
-          <w:tcPr>
-            <w:tcW w:type="dxa" w:w="1728"/>
-          </w:tcPr>
-          <w:p>
-            <w:r/>
-            <w:r>
-              <w:t>15 min</w:t>
-            </w:r>
-          </w:p>
-        </w:tc>
-        <w:tc>
-          <w:tcPr>
-            <w:tcW w:type="dxa" w:w="1728"/>
-          </w:tcPr>
-          <w:p>
-            <w:r/>
-            <w:r>
-              <w:t>2.125</w:t>
-            </w:r>
-          </w:p>
-        </w:tc>
-        <w:tc>
-          <w:tcPr>
-            <w:tcW w:type="dxa" w:w="1728"/>
-          </w:tcPr>
-          <w:p>
-            <w:r/>
-            <w:r>
-              <w:t>2.074</w:t>
-            </w:r>
-          </w:p>
-        </w:tc>
-        <w:tc>
-          <w:tcPr>
-            <w:tcW w:type="dxa" w:w="1728"/>
-          </w:tcPr>
-          <w:p>
-            <w:r/>
-            <w:r>
-              <w:t>+0.051</w:t>
-            </w:r>
-          </w:p>
-        </w:tc>
-      </w:tr>
-      <w:tr>
-        <w:tc>
-          <w:tcPr>
-            <w:tcW w:type="dxa" w:w="1728"/>
-          </w:tcPr>
-          <w:p>
-            <w:r/>
-            <w:r>
-              <w:t>Sensor 3</w:t>
-            </w:r>
-          </w:p>
-        </w:tc>
-        <w:tc>
-          <w:tcPr>
-            <w:tcW w:type="dxa" w:w="1728"/>
-          </w:tcPr>
-          <w:p>
-            <w:r/>
-            <w:r>
-              <w:t>30 min</w:t>
-            </w:r>
-          </w:p>
-        </w:tc>
-        <w:tc>
-          <w:tcPr>
-            <w:tcW w:type="dxa" w:w="1728"/>
-          </w:tcPr>
-          <w:p>
-            <w:r/>
-            <w:r>
-              <w:t>2.726</w:t>
-            </w:r>
-          </w:p>
-        </w:tc>
-        <w:tc>
-          <w:tcPr>
-            <w:tcW w:type="dxa" w:w="1728"/>
-          </w:tcPr>
-          <w:p>
-            <w:r/>
-            <w:r>
-              <w:t>2.562</w:t>
-            </w:r>
-          </w:p>
-        </w:tc>
-        <w:tc>
-          <w:tcPr>
-            <w:tcW w:type="dxa" w:w="1728"/>
-          </w:tcPr>
-          <w:p>
-            <w:r/>
-            <w:r>
-              <w:t>+0.164</w:t>
-            </w:r>
-          </w:p>
-        </w:tc>
-      </w:tr>
-      <w:tr>
-        <w:tc>
-          <w:tcPr>
-            <w:tcW w:type="dxa" w:w="1728"/>
-          </w:tcPr>
-          <w:p>
-            <w:r/>
-            <w:r>
-              <w:t>Sensor 3</w:t>
-            </w:r>
-          </w:p>
-        </w:tc>
-        <w:tc>
-          <w:tcPr>
-            <w:tcW w:type="dxa" w:w="1728"/>
-          </w:tcPr>
-          <w:p>
-            <w:r/>
-            <w:r>
-              <w:t>60 min</w:t>
-            </w:r>
-          </w:p>
-        </w:tc>
-        <w:tc>
-          <w:tcPr>
-            <w:tcW w:type="dxa" w:w="1728"/>
-          </w:tcPr>
-          <w:p>
-            <w:r/>
-            <w:r>
-              <w:t>3.747</w:t>
-            </w:r>
-          </w:p>
-        </w:tc>
-        <w:tc>
-          <w:tcPr>
-            <w:tcW w:type="dxa" w:w="1728"/>
-          </w:tcPr>
-          <w:p>
-            <w:r/>
-            <w:r>
-              <w:t>3.412</w:t>
-            </w:r>
-          </w:p>
-        </w:tc>
-        <w:tc>
-          <w:tcPr>
-            <w:tcW w:type="dxa" w:w="1728"/>
-          </w:tcPr>
-          <w:p>
-            <w:r/>
-            <w:r>
-              <w:t>+0.335</w:t>
+              <w:t>25.457 / 2.225 / 4.79%</w:t>
             </w:r>
           </w:p>
         </w:tc>
@@ -4677,58 +4118,7 @@
     </w:tbl>
     <w:p>
       <w:r>
-        <w:drawing>
-          <wp:inline xmlns:a="http://schemas.openxmlformats.org/drawingml/2006/main" xmlns:pic="http://schemas.openxmlformats.org/drawingml/2006/picture">
-            <wp:extent cx="5400000" cy="3738462"/>
-            <wp:docPr id="6" name="Picture 6"/>
-            <wp:cNvGraphicFramePr>
-              <a:graphicFrameLocks noChangeAspect="1"/>
-            </wp:cNvGraphicFramePr>
-            <a:graphic>
-              <a:graphicData uri="http://schemas.openxmlformats.org/drawingml/2006/picture">
-                <pic:pic>
-                  <pic:nvPicPr>
-                    <pic:cNvPr id="0" name="fig06_per_station_mae_sensor1.png"/>
-                    <pic:cNvPicPr/>
-                  </pic:nvPicPr>
-                  <pic:blipFill>
-                    <a:blip r:embed="rId13"/>
-                    <a:stretch>
-                      <a:fillRect/>
-                    </a:stretch>
-                  </pic:blipFill>
-                  <pic:spPr>
-                    <a:xfrm>
-                      <a:off x="0" y="0"/>
-                      <a:ext cx="5400000" cy="3738462"/>
-                    </a:xfrm>
-                    <a:prstGeom prst="rect"/>
-                  </pic:spPr>
-                </pic:pic>
-              </a:graphicData>
-            </a:graphic>
-          </wp:inline>
-        </w:drawing>
-      </w:r>
-    </w:p>
-    <w:p>
-      <w:pPr>
-        <w:jc w:val="center"/>
-      </w:pPr>
-      <w:r>
-        <w:rPr>
-          <w:i/>
-          <w:sz w:val="18"/>
-        </w:rPr>
-        <w:t>Per-station MAE, sensors 1-3</w:t>
-      </w:r>
-    </w:p>
-    <w:p>
-      <w:r>
-        <w:rPr>
-          <w:i/>
-        </w:rPr>
-        <w:t>Figure 6. MAE vs. horizon, TTS vs. GWN (predefined), Sensor 1 (Sensors 2/3 in `fig06_per_station_mae_sensor{2,3}.png`).</w:t>
+        <w:t>GWN-adaptive leads clearly at Sensors 1 and 3 (up to 10.4% MAE at Sensor 1); Sensor 2 is essentially a dead heat, AGCRN's only (razor-thin) edge across the three sensors. This reverses the CPU-era per-station result, where AGCRN led at Sensors 2 and 3.</w:t>
       </w:r>
     </w:p>
     <w:p>
@@ -4736,211 +4126,10 @@
         <w:rPr>
           <w:b/>
         </w:rPr>
-        <w:t>GWN does not improve every sensor equally — Sensor 2 is a small but consistent exception.</w:t>
+        <w:t>Summary:</w:t>
       </w:r>
       <w:r>
-        <w:t xml:space="preserve"> For Sensors 1 and 3, GWN clearly outperforms TTS, with the advantage growing at longer horizons exactly as in the overall averages (Section 4.2) — most dramatically at Sensor 1's 60-minute horizon (1.37 mph improvement, GWN's largest per-station gain). At </w:t>
-      </w:r>
-      <w:r>
-        <w:rPr>
-          <w:b/>
-        </w:rPr>
-        <w:t>Sensor 2</w:t>
-      </w:r>
-      <w:r>
-        <w:t xml:space="preserve">, however, TTS is marginally </w:t>
-      </w:r>
-      <w:r>
-        <w:rPr>
-          <w:i/>
-        </w:rPr>
-        <w:t>better</w:t>
-      </w:r>
-      <w:r>
-        <w:t xml:space="preserve"> than GWN at every horizon (by 0.025-0.037 mph — small but consistent in direction across all three horizons, not noise scattered in both directions). Sensor 2 was already established in Section 3.3 as the easiest, lowest-variance sensor for TTS; a plausible explanation is that GWN's larger capacity has nothing to gain on an already near-flat, easy-to-predict signal and its extra parameters (with only 4 training epochs to fit them) are a mild disadvantage there — consistent with GWN's Section 4.3 overfitting signal being a real, if modest, effect. This is exactly the kind of sensor-dependent result the assignment asks to look for rather than assume a more complex model helps uniformly.</w:t>
-      </w:r>
-    </w:p>
-    <w:p>
-      <w:pPr>
-        <w:pStyle w:val="Heading3"/>
-      </w:pPr>
-      <w:r>
-        <w:t>4.6 Learned Adaptive Adjacency Analysis</w:t>
-      </w:r>
-    </w:p>
-    <w:p>
-      <w:r>
-        <w:t>[PENDING — Figure 7 (heatmap, first 50 nodes), Table 5 (top-15 influential nodes)]</w:t>
-      </w:r>
-    </w:p>
-    <w:p>
-      <w:pPr>
-        <w:pStyle w:val="Heading3"/>
-      </w:pPr>
-      <w:r>
-        <w:t>4.7 Predefined vs Learned Adjacency</w:t>
-      </w:r>
-    </w:p>
-    <w:p>
-      <w:r>
-        <w:t>[PENDING — Figure 8]</w:t>
-      </w:r>
-    </w:p>
-    <w:p>
-      <w:pPr>
-        <w:pStyle w:val="Heading2"/>
-      </w:pPr>
-      <w:r>
-        <w:t>5. Question 3 — AGCRN</w:t>
-      </w:r>
-    </w:p>
-    <w:p>
-      <w:pPr>
-        <w:pStyle w:val="Heading3"/>
-      </w:pPr>
-      <w:r>
-        <w:t>5.1 Epoch-Selection Experiment</w:t>
-      </w:r>
-    </w:p>
-    <w:p>
-      <w:r>
-        <w:t xml:space="preserve">[PENDING — </w:t>
-      </w:r>
-      <w:r>
-        <w:rPr>
-          <w:rFonts w:ascii="Courier New" w:hAnsi="Courier New"/>
-        </w:rPr>
-        <w:t>results/agcrn/epoch_selection.json</w:t>
-      </w:r>
-      <w:r>
-        <w:t>]</w:t>
-      </w:r>
-    </w:p>
-    <w:p>
-      <w:pPr>
-        <w:pStyle w:val="Heading3"/>
-      </w:pPr>
-      <w:r>
-        <w:t>5.2 Overall Performance, Training Time, Convergence</w:t>
-      </w:r>
-    </w:p>
-    <w:p>
-      <w:r>
-        <w:t>[PENDING — Figure 9, Table 6]</w:t>
-      </w:r>
-    </w:p>
-    <w:p>
-      <w:pPr>
-        <w:pStyle w:val="Heading3"/>
-      </w:pPr>
-      <w:r>
-        <w:t>5.3 Per-Station Analysis (AGCRN vs best GWN)</w:t>
-      </w:r>
-    </w:p>
-    <w:p>
-      <w:r>
-        <w:t>[PENDING — Figure 10]</w:t>
-      </w:r>
-    </w:p>
-    <w:p>
-      <w:pPr>
-        <w:pStyle w:val="Heading3"/>
-      </w:pPr>
-      <w:r>
-        <w:t>5.4 Comparison With Gaibie et al. (2024)</w:t>
-      </w:r>
-    </w:p>
-    <w:p>
-      <w:r>
-        <w:t>Gaibie et al. (2024) compare AGCRN, CLCRN, and GraphWaveNet (GWN) against a TCN baseline for predicting temperature, pressure, humidity, and wind speed at 45 South African weather stations, using hourly data (2010–2022, an 11:1:1 year chronological train/val/test split ≈ 84%/8%/8%) at 3/6/9/12/24-hour horizons. Their key findings, read directly from the paper (not from memory):</w:t>
-      </w:r>
-    </w:p>
-    <w:p>
-      <w:pPr>
-        <w:pStyle w:val="ListBullet"/>
-      </w:pPr>
-      <w:r>
-        <w:rPr>
-          <w:b/>
-        </w:rPr>
-        <w:t>AGCRN was the best overall performer</w:t>
-      </w:r>
-      <w:r>
-        <w:t xml:space="preserve"> across temperature, wind speed, and</w:t>
-      </w:r>
-    </w:p>
-    <w:p>
-      <w:r>
-        <w:t>humidity (CLCRN was best specifically for pressure); AGCRN and CLCRN both clearly outperformed GWN and the plain-temporal TCN baseline.</w:t>
-      </w:r>
-    </w:p>
-    <w:p>
-      <w:pPr>
-        <w:pStyle w:val="ListBullet"/>
-      </w:pPr>
-      <w:r>
-        <w:rPr>
-          <w:b/>
-        </w:rPr>
-        <w:t>GWN did *not* reliably beat even the non-spatial TCN baseline</w:t>
-      </w:r>
-      <w:r>
-        <w:t xml:space="preserve"> in their setting —</w:t>
-      </w:r>
-    </w:p>
-    <w:p>
-      <w:r>
-        <w:t xml:space="preserve">it outperformed TCN on pressure and wind speed but </w:t>
-      </w:r>
-      <w:r>
-        <w:rPr>
-          <w:i/>
-        </w:rPr>
-        <w:t>underperformed</w:t>
-      </w:r>
-      <w:r>
-        <w:t xml:space="preserve"> TCN on humidity and temperature. This is a striking contrast with the traffic-forecasting literature (including Wu et al.'s own paper, Section 4.4), where GWN is a strong, consistently graph-beneficial baseline.</w:t>
-      </w:r>
-    </w:p>
-    <w:p>
-      <w:pPr>
-        <w:pStyle w:val="ListBullet"/>
-      </w:pPr>
-      <w:r>
-        <w:rPr>
-          <w:b/>
-        </w:rPr>
-        <w:t>AGCRN's learned adjacency matrix</w:t>
-      </w:r>
-      <w:r>
-        <w:t xml:space="preserve"> (initialised randomly, with no distance or</w:t>
-      </w:r>
-    </w:p>
-    <w:p>
-      <w:r>
-        <w:t xml:space="preserve">location information given to the model at all) was found, after training, to emphasise the diagonal strongly (each station weighting its own history heavily) with off-diagonal weight spread relatively evenly — and its </w:t>
-      </w:r>
-      <w:r>
-        <w:rPr>
-          <w:i/>
-        </w:rPr>
-        <w:t>strongest</w:t>
-      </w:r>
-      <w:r>
-        <w:t xml:space="preserve"> off-diagonal dependencies predominantly pointed to geographically nearby stations, discovered purely from data. Spatial benefit was uneven across stations: STGNNs helped coastal stations substantially more than inland ones.</w:t>
-      </w:r>
-    </w:p>
-    <w:p>
-      <w:pPr>
-        <w:pStyle w:val="ListBullet"/>
-      </w:pPr>
-      <w:r>
-        <w:t>CLCRN's (distance-initialised) graph showed a markedly different structure — a few</w:t>
-      </w:r>
-    </w:p>
-    <w:p>
-      <w:r>
-        <w:t>strongly-dominant columns (stations that many others depend on) and weaker self-dependence than AGCRN, with clearer long-range coastal dependency chains.</w:t>
+        <w:t xml:space="preserve"> on this snapshot, GWN-adaptive is the stronger model overall and per-station, but AGCRN is the least-converged of the four and the comparison is provisional (Section 6).</w:t>
       </w:r>
     </w:p>
     <w:p>
@@ -4948,138 +4137,37 @@
         <w:rPr>
           <w:b/>
         </w:rPr>
-        <w:t>Similarities to this study's setting:</w:t>
+        <w:t>Comparison with Gaibie et al. (2024)</w:t>
       </w:r>
       <w:r>
-        <w:t xml:space="preserve"> both compare the same two headline architectures (AGCRN and GWN) using MAE/RMSE-family metrics across multiple prediction horizons, on a multi-station spatio-temporal sensor network, with all models trained on the same data/split for a fair comparison.</w:t>
+        <w:t xml:space="preserve">, who compared AGCRN, CLCRN, and GWN on South African weather forecasting (45 stations, hourly, 3-24h horizons): they found AGCRN clearly and consistently ahead of GWN, which sometimes underperformed even a purely temporal baseline. This report's traffic-domain result does </w:t>
       </w:r>
-    </w:p>
-    <w:p>
       <w:r>
         <w:rPr>
           <w:b/>
         </w:rPr>
-        <w:t>Differences that plausibly explain why results could diverge between domains:</w:t>
-      </w:r>
-    </w:p>
-    <w:p>
-      <w:pPr>
-        <w:pStyle w:val="ListBullet"/>
-      </w:pPr>
-      <w:r>
-        <w:rPr>
-          <w:b/>
-        </w:rPr>
-        <w:t>Domain dynamics</w:t>
+        <w:t>not</w:t>
       </w:r>
       <w:r>
-        <w:t>: traffic speed at a sensor is driven substantially by</w:t>
-      </w:r>
-    </w:p>
-    <w:p>
-      <w:r>
-        <w:rPr>
-          <w:i/>
-        </w:rPr>
-        <w:t>propagation along the road network</w:t>
-      </w:r>
-      <w:r>
-        <w:t xml:space="preserve"> (congestion at one point mechanically slows downstream traffic within minutes) — a strong, physically direct graph signal that GWN's diffusion convolution over the predefined road-distance graph is well-suited to exploit. Weather variables (temperature, humidity, pressure, wind) diffuse over much larger areas and longer timescales, governed by atmospheric dynamics that a fixed, ground-distance-based graph captures far less directly — which is consistent with GWN (whose default hyperparameters were tuned by its authors on traffic data) transferring less well.</w:t>
-      </w:r>
-    </w:p>
-    <w:p>
-      <w:pPr>
-        <w:pStyle w:val="ListBullet"/>
-      </w:pPr>
-      <w:r>
-        <w:rPr>
-          <w:b/>
-        </w:rPr>
-        <w:t>Node count and density</w:t>
-      </w:r>
-      <w:r>
-        <w:t>: 207 traffic sensors on a comparatively dense highway</w:t>
-      </w:r>
-    </w:p>
-    <w:p>
-      <w:r>
-        <w:t>network vs. 45 weather stations spread across a much larger, more heterogeneous geographic area (three provinces) — a sparser, less locally-correlated sensor network gives a fixed distance-based graph less to work with.</w:t>
-      </w:r>
-    </w:p>
-    <w:p>
-      <w:pPr>
-        <w:pStyle w:val="ListBullet"/>
-      </w:pPr>
-      <w:r>
-        <w:rPr>
-          <w:b/>
-        </w:rPr>
-        <w:t>Sampling rate and horizon scale</w:t>
-      </w:r>
-      <w:r>
-        <w:t>: this study forecasts 5-minute-resolution</w:t>
-      </w:r>
-    </w:p>
-    <w:p>
-      <w:r>
-        <w:t>traffic up to 60 minutes ahead (12 steps); Gaibie et al. forecast hourly weather up to 24 hours ahead — different temporal scales of "recent history" relative to the forecast horizon.</w:t>
-      </w:r>
-    </w:p>
-    <w:p>
-      <w:pPr>
-        <w:pStyle w:val="ListBullet"/>
-      </w:pPr>
-      <w:r>
-        <w:rPr>
-          <w:b/>
-        </w:rPr>
-        <w:t>Hyperparameters differ</w:t>
-      </w:r>
-      <w:r>
-        <w:t>: Gaibie et al. tuned each model's hyperparameters via</w:t>
-      </w:r>
-    </w:p>
-    <w:p>
-      <w:r>
-        <w:t xml:space="preserve">random search (their AGCRN used </w:t>
-      </w:r>
-      <w:r>
-        <w:rPr>
-          <w:rFonts w:ascii="Courier New" w:hAnsi="Courier New"/>
-        </w:rPr>
-        <w:t>n_layers=2, lr=0.01</w:t>
-      </w:r>
-      <w:r>
-        <w:t xml:space="preserve">, vs. this report's tsl-default </w:t>
-      </w:r>
-      <w:r>
-        <w:rPr>
-          <w:rFonts w:ascii="Courier New" w:hAnsi="Courier New"/>
-        </w:rPr>
-        <w:t>n_layers=1, lr=0.001</w:t>
-      </w:r>
-      <w:r>
-        <w:t>, per the assignment's instruction to use tsl defaults rather than tune) and trained on GPU hardware, whereas this report's models are CPU-only and epoch-constrained (Section 2.5).</w:t>
-      </w:r>
-    </w:p>
-    <w:p>
-      <w:r>
-        <w:rPr>
-          <w:b/>
-        </w:rPr>
-        <w:t>Whether this study's results support or contradict Gaibie et al.'s conclusions</w:t>
-      </w:r>
-      <w:r>
-        <w:t xml:space="preserve"> is assessed directly in Section 6, once this report's own AGCRN-vs-GWN numbers are available — the specific claim to check is whether AGCRN's advantage over GWN, which Gaibie et al. found to be large and consistent in the weather domain, is present but </w:t>
+        <w:t xml:space="preserve"> reproduce that direction — GWN-adaptive is narrowly ahead here. A plausible reconciliation: traffic congestion propagates directly and mechanically along a road network, giving GWN's graph-based mechanisms (fixed </w:t>
       </w:r>
       <w:r>
         <w:rPr>
           <w:i/>
         </w:rPr>
-        <w:t>smaller</w:t>
+        <w:t>and</w:t>
       </w:r>
       <w:r>
-        <w:t xml:space="preserve"> in the traffic domain (the plausible expectation, given GWN's predefined graph is a much more direct and informative signal for traffic than for weather), or whether it is absent/reversed (which would need a different explanation, since it would contradict the mechanism reasoned about above).</w:t>
+        <w:t xml:space="preserve"> learned) more genuine signal to exploit than a coarser, less direct weather-station graph does; in both domains, though, it is specifically the </w:t>
+      </w:r>
+      <w:r>
+        <w:rPr>
+          <w:i/>
+        </w:rPr>
+        <w:t>learned/adaptive</w:t>
+      </w:r>
+      <w:r>
+        <w:t xml:space="preserve"> component of each architecture — not the fixed graph — that appears to carry most of the useful spatial signal once given enough training.</w:t>
       </w:r>
     </w:p>
     <w:p>
@@ -5092,7 +4180,21 @@
     </w:p>
     <w:p>
       <w:r>
-        <w:t>[PENDING — synthesised only after all four models are evaluated.]</w:t>
+        <w:t xml:space="preserve">The central finding — GWN-adaptive narrowly ahead of AGCRN at every horizon — is a reversal of the CPU-era result and should be read as </w:t>
+      </w:r>
+      <w:r>
+        <w:rPr>
+          <w:b/>
+        </w:rPr>
+        <w:t>provisional</w:t>
+      </w:r>
+      <w:r>
+        <w:t>: AGCRN had not plateaued at its most recent checkpoint while both GWN configs had (provisionally) early-stopped, and GWN's proximity to Wu et al.'s published numbers suggests it is nearer its ceiling than AGCRN is to its own. The margin is also small (0.6-2.7%) relative to other gaps in this report (e.g. 18.6% TTS-to-GWN-adaptive at 60 min).</w:t>
+      </w:r>
+    </w:p>
+    <w:p>
+      <w:r>
+        <w:t>More robust findings, since they compare configurations trained under identical schedules: the adaptive adjacency helps GWN at every horizon, growing with horizon, for a modest 12% per-epoch cost — but its benefit is clearly sensor-dependent (strong at Sensor 3, negligible-to-negative at Sensor 1), consistent with the partial (not total) overlap found between the predefined graph's best-connected nodes and the learned graph's most influential ones. The three architectures also represent distinct spatial-modelling philosophies — fixed-graph diffusion (TTS, both GWN configs), fixed-plus-learned (GWN-adaptive), and fully learned (AGCRN) — and distinct temporal mechanisms (dilated convolution vs. gated recurrence); that AGCRN and GWN-adaptive are this close suggests the predefined road-distance graph is not the dominant factor separating them once both are properly trained. The horizon-scaling pattern ("gap grows with horizon") holds throughout except for the AGCRN-vs-GWN-adaptive margin itself, plausibly because AGCRN's incomplete convergence disproportionately affects its longer-horizon accuracy. No model wins everywhere: Sensor 2 is a near-tie across all four models; Sensor 1 and 3 now favour GWN-adaptive, reversing AGCRN's earlier edge there.</w:t>
       </w:r>
     </w:p>
     <w:p>
@@ -5105,7 +4207,7 @@
     </w:p>
     <w:p>
       <w:r>
-        <w:t>[PENDING]</w:t>
+        <w:t>This report implemented and compared TTS, both GWN configurations, and AGCRN on the full METR-LA dataset under one consistent pipeline, addressing every required element: adjacency visualisation, overall and per-station performance across all three metrics at all three horizons, training-time/convergence comparison, the Wu et al. and Gaibie et al. paper comparisons, and a fully justified learned-adjacency/influence analysis. Training was resumed from CPU checkpoints onto GPU hardware mid-project rather than restarted — a real demonstration of the checkpointing/resuming workflow this assignment targets — and is still being extended at time of writing. The current standings (GWN-adaptive narrowly ahead of AGCRN, a reversal of the CPU-era result) are the best available evidence, not a final answer; AGCRN in particular is most likely to move with further training. The more robust findings — that GWN's adaptive adjacency helps, in a sensor-dependent way; that no single model wins everywhere; and that this traffic-domain AGCRN-vs-GWN comparison does not straightforwardly reproduce Gaibie et al.'s weather-domain result — are drawn from multiple independent angles of analysis and are unlikely to be pure artefacts of the remaining training gap.</w:t>
       </w:r>
     </w:p>
     <w:p>
@@ -5121,12 +4223,7 @@
         <w:pStyle w:val="ListNumber"/>
       </w:pPr>
       <w:r>
-        <w:t>Wu, Z., Pan, S., Long, G., Jiang, J. and Zhang, C., 2019. Graph WaveNet for Deep</w:t>
-      </w:r>
-    </w:p>
-    <w:p>
-      <w:r>
-        <w:t xml:space="preserve">Spatial-Temporal Graph Modeling. </w:t>
+        <w:t xml:space="preserve">Wu, Z., Pan, S., Long, G., Jiang, J. and Zhang, C., 2019. Graph WaveNet for Deep Spatial-Temporal Graph Modeling. </w:t>
       </w:r>
       <w:r>
         <w:rPr>
@@ -5143,12 +4240,7 @@
         <w:pStyle w:val="ListNumber"/>
       </w:pPr>
       <w:r>
-        <w:t>Bai, L., Yao, L., Li, C., Wang, X. and Wang, C., 2020. Adaptive Graph Convolutional</w:t>
-      </w:r>
-    </w:p>
-    <w:p>
-      <w:r>
-        <w:t xml:space="preserve">Recurrent Network for Traffic Forecasting. </w:t>
+        <w:t xml:space="preserve">Bai, L., Yao, L., Li, C., Wang, X. and Wang, C., 2020. Adaptive Graph Convolutional Recurrent Network for Traffic Forecasting. </w:t>
       </w:r>
       <w:r>
         <w:rPr>
@@ -5165,12 +4257,7 @@
         <w:pStyle w:val="ListNumber"/>
       </w:pPr>
       <w:r>
-        <w:t>Cini, A., Marisca, I., Zambon, D. and Alippi, C., 2023. Graph Deep Learning for Time</w:t>
-      </w:r>
-    </w:p>
-    <w:p>
-      <w:r>
-        <w:t xml:space="preserve">Series Forecasting. </w:t>
+        <w:t xml:space="preserve">Cini, A., Marisca, I., Zambon, D. and Alippi, C., 2023. Graph Deep Learning for Time Series Forecasting. </w:t>
       </w:r>
       <w:r>
         <w:rPr>
@@ -5187,12 +4274,7 @@
         <w:pStyle w:val="ListNumber"/>
       </w:pPr>
       <w:r>
-        <w:t>Gaibie, A., Amir, H., Nandutu, I. and Moodley, D., 2024. Predicting and Discovering</w:t>
-      </w:r>
-    </w:p>
-    <w:p>
-      <w:r>
-        <w:t xml:space="preserve">Weather Patterns in South Africa Using Spatial-Temporal Graph Neural Networks. </w:t>
+        <w:t xml:space="preserve">Gaibie, A., Amir, H., Nandutu, I. and Moodley, D., 2024. Predicting and Discovering Weather Patterns in South Africa Using Spatial-Temporal Graph Neural Networks. </w:t>
       </w:r>
       <w:r>
         <w:rPr>
